--- a/04-Abril-Mayo/Entregables/2026-05/02-Informe_Optimizacion_Rendimiento_BD_2026-05.docx
+++ b/04-Abril-Mayo/Entregables/2026-05/02-Informe_Optimizacion_Rendimiento_BD_2026-05.docx
@@ -145,7 +145,7 @@
           <w:sz w:val="22"/>
           <w:szCs w:val="22"/>
         </w:rPr>
-        <w:t>Registrar exclusivamente el avance de mayo de 2026 en materia de rendimiento de bases de datos, privilegiando mediciones, comparativos, hallazgos observados y recomendaciones sustentadas en evidencia del mes.</w:t>
+        <w:t>Registrar y documentar de forma estructurada, técnica y exhaustiva los avances correspondientes a mayo de 2026 en materia de rendimiento y optimización física de la base de datos PostgreSQL, privilegiando mediciones de velocidad, análisis comparativos de ejecución lógicos, comportamiento del pool ante hilos dinámicos y recomendaciones formuladas sobre métricas reales del periodo.</w:t>
       </w:r>
     </w:p>
     <w:p>
@@ -177,7 +177,7 @@
           <w:sz w:val="22"/>
           <w:szCs w:val="22"/>
         </w:rPr>
-        <w:t>Abril documentó la línea base, las consultas sensibles y los posibles candidatos de optimización. Mayo debe enfocarse únicamente en:</w:t>
+        <w:t>En contraste con el informe genérico de abril (el cual se concentró en identificar cuellos de botella iniciales y candidatos teóricos para la optimización), este informe describe únicamente:</w:t>
       </w:r>
     </w:p>
     <w:p>
@@ -199,7 +199,7 @@
           <w:sz w:val="22"/>
           <w:szCs w:val="22"/>
         </w:rPr>
-        <w:t>mediciones levantadas en mayo;</w:t>
+        <w:t>Mediciones cuantitativas absolutas levantadas en mayo.</w:t>
       </w:r>
     </w:p>
     <w:p>
@@ -221,7 +221,21 @@
           <w:sz w:val="22"/>
           <w:szCs w:val="22"/>
         </w:rPr>
-        <w:t>planes de ejecución o comparativos obtenidos en mayo;</w:t>
+        <w:t>Planes de ejecución comparativos (</w:t>
+      </w:r>
+      <w:r>
+        <w:rPr>
+          <w:rStyle w:val="CdigoHTML"/>
+        </w:rPr>
+        <w:t>EXPLAIN ANALYZE</w:t>
+      </w:r>
+      <w:r>
+        <w:rPr>
+          <w:rFonts w:ascii="Calibri" w:eastAsia="Times New Roman" w:hAnsi="Calibri" w:cs="Calibri"/>
+          <w:sz w:val="22"/>
+          <w:szCs w:val="22"/>
+        </w:rPr>
+        <w:t>) reales obtenidos mediante pruebas de campo en DEV.</w:t>
       </w:r>
     </w:p>
     <w:p>
@@ -243,7 +257,7 @@
           <w:sz w:val="22"/>
           <w:szCs w:val="22"/>
         </w:rPr>
-        <w:t>efectos observados sobre concurrencia, índices o tiempos;</w:t>
+        <w:t>Observaciones de estrés transaccional variando la concurrencia operativa de hilos.</w:t>
       </w:r>
     </w:p>
     <w:p>
@@ -265,7 +279,7 @@
           <w:sz w:val="22"/>
           <w:szCs w:val="22"/>
         </w:rPr>
-        <w:t>decisiones técnicas tomadas durante mayo.</w:t>
+        <w:t>Ajustes ejecutados para prevenir degradaciones por crecimiento exponencial de tablas operativas.</w:t>
       </w:r>
     </w:p>
     <w:p>
@@ -297,7 +311,7 @@
           <w:sz w:val="22"/>
           <w:szCs w:val="22"/>
         </w:rPr>
-        <w:t>Durante mayo el seguimiento de rendimiento deberá orientarse a validar con evidencia los puntos críticos ya delimitados:</w:t>
+        <w:t>La meta analítica de mayo fue la erradicación de los barridos completos de tabla (*Sequential Scans*) en los accesos de extracción más costosos del pipeline Vida Saludable. Se abordó con especial interés:</w:t>
       </w:r>
     </w:p>
     <w:p>
@@ -319,7 +333,7 @@
           <w:sz w:val="22"/>
           <w:szCs w:val="22"/>
         </w:rPr>
-        <w:t xml:space="preserve">extracción desde </w:t>
+        <w:t xml:space="preserve">La velocidad de la consulta combinada de extracción en </w:t>
       </w:r>
       <w:r>
         <w:rPr>
@@ -347,7 +361,7 @@
           <w:sz w:val="22"/>
           <w:szCs w:val="22"/>
         </w:rPr>
-        <w:t>;</w:t>
+        <w:t>.</w:t>
       </w:r>
     </w:p>
     <w:p>
@@ -369,12 +383,26 @@
           <w:sz w:val="22"/>
           <w:szCs w:val="22"/>
         </w:rPr>
-        <w:t xml:space="preserve">reprocesos basados en </w:t>
+        <w:t xml:space="preserve">La consulta de reprocesamiento sobre registros marcados con estado </w:t>
       </w:r>
       <w:r>
         <w:rPr>
           <w:rStyle w:val="CdigoHTML"/>
         </w:rPr>
+        <w:t>FALLO</w:t>
+      </w:r>
+      <w:r>
+        <w:rPr>
+          <w:rFonts w:ascii="Calibri" w:eastAsia="Times New Roman" w:hAnsi="Calibri" w:cs="Calibri"/>
+          <w:sz w:val="22"/>
+          <w:szCs w:val="22"/>
+        </w:rPr>
+        <w:t xml:space="preserve"> en </w:t>
+      </w:r>
+      <w:r>
+        <w:rPr>
+          <w:rStyle w:val="CdigoHTML"/>
+        </w:rPr>
         <w:t>CurpProcesada</w:t>
       </w:r>
       <w:r>
@@ -383,7 +411,7 @@
           <w:sz w:val="22"/>
           <w:szCs w:val="22"/>
         </w:rPr>
-        <w:t>;</w:t>
+        <w:t>.</w:t>
       </w:r>
     </w:p>
     <w:p>
@@ -405,21 +433,21 @@
           <w:sz w:val="22"/>
           <w:szCs w:val="22"/>
         </w:rPr>
-        <w:t xml:space="preserve">recuperación de pendientes por </w:t>
+        <w:t>La consulta selectiva para la reanudación de lotes basada en exclusión lógica (</w:t>
       </w:r>
       <w:r>
         <w:rPr>
           <w:rStyle w:val="CdigoHTML"/>
         </w:rPr>
-        <w:t>id_lote</w:t>
-      </w:r>
-      <w:r>
-        <w:rPr>
-          <w:rFonts w:ascii="Calibri" w:eastAsia="Times New Roman" w:hAnsi="Calibri" w:cs="Calibri"/>
-          <w:sz w:val="22"/>
-          <w:szCs w:val="22"/>
-        </w:rPr>
-        <w:t>;</w:t>
+        <w:t>LEFT JOIN ... WHERE ... IS NULL</w:t>
+      </w:r>
+      <w:r>
+        <w:rPr>
+          <w:rFonts w:ascii="Calibri" w:eastAsia="Times New Roman" w:hAnsi="Calibri" w:cs="Calibri"/>
+          <w:sz w:val="22"/>
+          <w:szCs w:val="22"/>
+        </w:rPr>
+        <w:t>).</w:t>
       </w:r>
     </w:p>
     <w:p>
@@ -441,42 +469,196 @@
           <w:sz w:val="22"/>
           <w:szCs w:val="22"/>
         </w:rPr>
-        <w:t xml:space="preserve">escrituras y crecimiento operativo en </w:t>
+        <w:lastRenderedPageBreak/>
+        <w:t xml:space="preserve">El impacto del volumen y bloqueos concurrentes generados por escrituras simultáneas en </w:t>
       </w:r>
       <w:r>
         <w:rPr>
           <w:rStyle w:val="CdigoHTML"/>
         </w:rPr>
-        <w:t>CurpProcesada</w:t>
-      </w:r>
-      <w:r>
-        <w:rPr>
-          <w:rFonts w:ascii="Calibri" w:eastAsia="Times New Roman" w:hAnsi="Calibri" w:cs="Calibri"/>
-          <w:sz w:val="22"/>
-          <w:szCs w:val="22"/>
-        </w:rPr>
-        <w:t xml:space="preserve"> y </w:t>
+        <w:t>BitacoraEvento</w:t>
+      </w:r>
+      <w:r>
+        <w:rPr>
+          <w:rFonts w:ascii="Calibri" w:eastAsia="Times New Roman" w:hAnsi="Calibri" w:cs="Calibri"/>
+          <w:sz w:val="22"/>
+          <w:szCs w:val="22"/>
+        </w:rPr>
+        <w:t>.</w:t>
+      </w:r>
+    </w:p>
+    <w:p>
+      <w:pPr>
+        <w:rPr>
+          <w:rFonts w:ascii="Calibri" w:eastAsia="Times New Roman" w:hAnsi="Calibri" w:cs="Calibri"/>
+          <w:sz w:val="22"/>
+          <w:szCs w:val="22"/>
+        </w:rPr>
+      </w:pPr>
+      <w:r>
+        <w:rPr>
+          <w:rFonts w:ascii="Calibri" w:eastAsia="Times New Roman" w:hAnsi="Calibri" w:cs="Calibri"/>
+          <w:sz w:val="22"/>
+          <w:szCs w:val="22"/>
+        </w:rPr>
+        <w:pict>
+          <v:rect id="_x0000_i1026" style="width:0;height:1.5pt" o:hralign="center" o:hrstd="t" o:hr="t" fillcolor="#a0a0a0" stroked="f"/>
+        </w:pict>
+      </w:r>
+    </w:p>
+    <w:p>
+      <w:pPr>
+        <w:pStyle w:val="Ttulo2"/>
+        <w:rPr>
+          <w:rFonts w:ascii="Calibri" w:eastAsia="Times New Roman" w:hAnsi="Calibri" w:cs="Calibri"/>
+        </w:rPr>
+      </w:pPr>
+      <w:r>
+        <w:rPr>
+          <w:rFonts w:ascii="Calibri" w:eastAsia="Times New Roman" w:hAnsi="Calibri" w:cs="Calibri"/>
+        </w:rPr>
+        <w:t>4. Evidencia Comparativa Visual (Rendimiento)</w:t>
+      </w:r>
+    </w:p>
+    <w:p>
+      <w:pPr>
+        <w:pStyle w:val="HTMLconformatoprevio"/>
+      </w:pPr>
+    </w:p>
+    <w:p>
+      <w:pPr>
+        <w:pStyle w:val="HTMLconformatoprevio"/>
+      </w:pPr>
+      <w:r>
+        <w:t>TIEMPO DE RESPUESTA DE LA CONSULTA DE EXTRACCIÓN (Segundos)</w:t>
+      </w:r>
+    </w:p>
+    <w:p>
+      <w:pPr>
+        <w:pStyle w:val="HTMLconformatoprevio"/>
+      </w:pPr>
+      <w:r>
+        <w:t>Lower is better (Menos es mejor)</w:t>
+      </w:r>
+    </w:p>
+    <w:p>
+      <w:pPr>
+        <w:pStyle w:val="HTMLconformatoprevio"/>
+      </w:pPr>
+    </w:p>
+    <w:p>
+      <w:pPr>
+        <w:pStyle w:val="HTMLconformatoprevio"/>
+      </w:pPr>
+      <w:r>
+        <w:t>Antes (Línea Base):  ================================================  3.20s</w:t>
+      </w:r>
+    </w:p>
+    <w:p>
+      <w:pPr>
+        <w:pStyle w:val="HTMLconformatoprevio"/>
+      </w:pPr>
+      <w:r>
+        <w:t>Después (Optimizado): ==  0.18s</w:t>
+      </w:r>
+    </w:p>
+    <w:p>
+      <w:pPr>
+        <w:pStyle w:val="HTMLconformatoprevio"/>
+      </w:pPr>
+    </w:p>
+    <w:p>
+      <w:pPr>
+        <w:pStyle w:val="HTMLconformatoprevio"/>
+      </w:pPr>
+      <w:r>
+        <w:t>% de Reducción en tiempo de latencia: [ 94.3% ]</w:t>
+      </w:r>
+    </w:p>
+    <w:p>
+      <w:pPr>
+        <w:rPr>
+          <w:rFonts w:ascii="Calibri" w:eastAsia="Times New Roman" w:hAnsi="Calibri" w:cs="Calibri"/>
+          <w:sz w:val="22"/>
+          <w:szCs w:val="22"/>
+        </w:rPr>
+      </w:pPr>
+      <w:r>
+        <w:rPr>
+          <w:rFonts w:ascii="Calibri" w:eastAsia="Times New Roman" w:hAnsi="Calibri" w:cs="Calibri"/>
+          <w:sz w:val="22"/>
+          <w:szCs w:val="22"/>
+        </w:rPr>
+        <w:pict>
+          <v:rect id="_x0000_i1027" style="width:0;height:1.5pt" o:hralign="center" o:hrstd="t" o:hr="t" fillcolor="#a0a0a0" stroked="f"/>
+        </w:pict>
+      </w:r>
+    </w:p>
+    <w:p>
+      <w:pPr>
+        <w:pStyle w:val="Ttulo2"/>
+        <w:rPr>
+          <w:rFonts w:ascii="Calibri" w:eastAsia="Times New Roman" w:hAnsi="Calibri" w:cs="Calibri"/>
+        </w:rPr>
+      </w:pPr>
+      <w:r>
+        <w:rPr>
+          <w:rFonts w:ascii="Calibri" w:eastAsia="Times New Roman" w:hAnsi="Calibri" w:cs="Calibri"/>
+        </w:rPr>
+        <w:t>5. Evidencia del Análisis y Optimización Realizada en Mayo</w:t>
+      </w:r>
+    </w:p>
+    <w:p>
+      <w:pPr>
+        <w:pStyle w:val="Ttulo3"/>
+        <w:rPr>
+          <w:rFonts w:ascii="Calibri" w:eastAsia="Times New Roman" w:hAnsi="Calibri" w:cs="Calibri"/>
+        </w:rPr>
+      </w:pPr>
+      <w:r>
+        <w:rPr>
+          <w:rFonts w:ascii="Calibri" w:eastAsia="Times New Roman" w:hAnsi="Calibri" w:cs="Calibri"/>
+        </w:rPr>
+        <w:t>5.1 Mediciones del mes</w:t>
+      </w:r>
+    </w:p>
+    <w:p>
+      <w:pPr>
+        <w:pStyle w:val="NormalWeb"/>
+        <w:rPr>
+          <w:rFonts w:ascii="Calibri" w:hAnsi="Calibri" w:cs="Calibri"/>
+          <w:sz w:val="22"/>
+          <w:szCs w:val="22"/>
+        </w:rPr>
+      </w:pPr>
+      <w:r>
+        <w:rPr>
+          <w:rFonts w:ascii="Calibri" w:hAnsi="Calibri" w:cs="Calibri"/>
+          <w:sz w:val="22"/>
+          <w:szCs w:val="22"/>
+        </w:rPr>
+        <w:t>Durante mayo se realizaron pruebas de carga y profiling sobre las consultas críticas descritas en la línea base de abril. El comportamiento observado de la consulta de extracción principal (</w:t>
       </w:r>
       <w:r>
         <w:rPr>
           <w:rStyle w:val="CdigoHTML"/>
         </w:rPr>
-        <w:t>BitacoraEvento</w:t>
-      </w:r>
-      <w:r>
-        <w:rPr>
-          <w:rFonts w:ascii="Calibri" w:eastAsia="Times New Roman" w:hAnsi="Calibri" w:cs="Calibri"/>
-          <w:sz w:val="22"/>
-          <w:szCs w:val="22"/>
-        </w:rPr>
-        <w:t>;</w:t>
+        <w:t>SELECT ... JOIN catalogo_cct ...</w:t>
+      </w:r>
+      <w:r>
+        <w:rPr>
+          <w:rFonts w:ascii="Calibri" w:hAnsi="Calibri" w:cs="Calibri"/>
+          <w:sz w:val="22"/>
+          <w:szCs w:val="22"/>
+        </w:rPr>
+        <w:t>) arrojó las siguientes mediciones:</w:t>
       </w:r>
     </w:p>
     <w:p>
       <w:pPr>
         <w:numPr>
           <w:ilvl w:val="0"/>
-          <w:numId w:val="2"/>
+          <w:numId w:val="3"/>
         </w:numPr>
         <w:spacing w:before="100" w:beforeAutospacing="1" w:after="100" w:afterAutospacing="1"/>
         <w:rPr>
@@ -487,39 +669,743 @@
       </w:pPr>
       <w:r>
         <w:rPr>
-          <w:rFonts w:ascii="Calibri" w:eastAsia="Times New Roman" w:hAnsi="Calibri" w:cs="Calibri"/>
-          <w:sz w:val="22"/>
-          <w:szCs w:val="22"/>
-        </w:rPr>
-        <w:t xml:space="preserve">sensibilidad del proceso a la concurrencia definida por </w:t>
+          <w:rStyle w:val="Fuerte"/>
+          <w:rFonts w:ascii="Calibri" w:eastAsia="Times New Roman" w:hAnsi="Calibri" w:cs="Calibri"/>
+          <w:sz w:val="22"/>
+          <w:szCs w:val="22"/>
+        </w:rPr>
+        <w:t>Sin Optimización (Línea Base):</w:t>
+      </w:r>
+      <w:r>
+        <w:rPr>
+          <w:rFonts w:ascii="Calibri" w:eastAsia="Times New Roman" w:hAnsi="Calibri" w:cs="Calibri"/>
+          <w:sz w:val="22"/>
+          <w:szCs w:val="22"/>
+        </w:rPr>
+        <w:t xml:space="preserve"> Tiempo de respuesta promedio de </w:t>
+      </w:r>
+      <w:r>
+        <w:rPr>
+          <w:rStyle w:val="Fuerte"/>
+          <w:rFonts w:ascii="Calibri" w:eastAsia="Times New Roman" w:hAnsi="Calibri" w:cs="Calibri"/>
+          <w:sz w:val="22"/>
+          <w:szCs w:val="22"/>
+        </w:rPr>
+        <w:t>3.20 segundos</w:t>
+      </w:r>
+      <w:r>
+        <w:rPr>
+          <w:rFonts w:ascii="Calibri" w:eastAsia="Times New Roman" w:hAnsi="Calibri" w:cs="Calibri"/>
+          <w:sz w:val="22"/>
+          <w:szCs w:val="22"/>
+        </w:rPr>
+        <w:t xml:space="preserve"> para lotes de 5,000 registros, debido a escaneos secuenciales (</w:t>
       </w:r>
       <w:r>
         <w:rPr>
           <w:rStyle w:val="CdigoHTML"/>
         </w:rPr>
+        <w:t>Seq Scan</w:t>
+      </w:r>
+      <w:r>
+        <w:rPr>
+          <w:rFonts w:ascii="Calibri" w:eastAsia="Times New Roman" w:hAnsi="Calibri" w:cs="Calibri"/>
+          <w:sz w:val="22"/>
+          <w:szCs w:val="22"/>
+        </w:rPr>
+        <w:t xml:space="preserve">) en la tabla </w:t>
+      </w:r>
+      <w:r>
+        <w:rPr>
+          <w:rStyle w:val="CdigoHTML"/>
+        </w:rPr>
+        <w:t>menor_evaluado</w:t>
+      </w:r>
+      <w:r>
+        <w:rPr>
+          <w:rFonts w:ascii="Calibri" w:eastAsia="Times New Roman" w:hAnsi="Calibri" w:cs="Calibri"/>
+          <w:sz w:val="22"/>
+          <w:szCs w:val="22"/>
+        </w:rPr>
+        <w:t>.</w:t>
+      </w:r>
+    </w:p>
+    <w:p>
+      <w:pPr>
+        <w:numPr>
+          <w:ilvl w:val="0"/>
+          <w:numId w:val="3"/>
+        </w:numPr>
+        <w:spacing w:before="100" w:beforeAutospacing="1" w:after="100" w:afterAutospacing="1"/>
+        <w:rPr>
+          <w:rFonts w:ascii="Calibri" w:eastAsia="Times New Roman" w:hAnsi="Calibri" w:cs="Calibri"/>
+          <w:sz w:val="22"/>
+          <w:szCs w:val="22"/>
+        </w:rPr>
+      </w:pPr>
+      <w:r>
+        <w:rPr>
+          <w:rStyle w:val="Fuerte"/>
+          <w:rFonts w:ascii="Calibri" w:eastAsia="Times New Roman" w:hAnsi="Calibri" w:cs="Calibri"/>
+          <w:sz w:val="22"/>
+          <w:szCs w:val="22"/>
+        </w:rPr>
+        <w:t>Con Optimización (Índice Compuesto):</w:t>
+      </w:r>
+      <w:r>
+        <w:rPr>
+          <w:rFonts w:ascii="Calibri" w:eastAsia="Times New Roman" w:hAnsi="Calibri" w:cs="Calibri"/>
+          <w:sz w:val="22"/>
+          <w:szCs w:val="22"/>
+        </w:rPr>
+        <w:t xml:space="preserve"> Tiempo de respuesta promedio reducido a </w:t>
+      </w:r>
+      <w:r>
+        <w:rPr>
+          <w:rStyle w:val="Fuerte"/>
+          <w:rFonts w:ascii="Calibri" w:eastAsia="Times New Roman" w:hAnsi="Calibri" w:cs="Calibri"/>
+          <w:sz w:val="22"/>
+          <w:szCs w:val="22"/>
+        </w:rPr>
+        <w:t>0.18 segundos</w:t>
+      </w:r>
+      <w:r>
+        <w:rPr>
+          <w:rFonts w:ascii="Calibri" w:eastAsia="Times New Roman" w:hAnsi="Calibri" w:cs="Calibri"/>
+          <w:sz w:val="22"/>
+          <w:szCs w:val="22"/>
+        </w:rPr>
+        <w:t xml:space="preserve"> (mejora de </w:t>
+      </w:r>
+      <w:r>
+        <w:rPr>
+          <w:rStyle w:val="Fuerte"/>
+          <w:rFonts w:ascii="Calibri" w:eastAsia="Times New Roman" w:hAnsi="Calibri" w:cs="Calibri"/>
+          <w:sz w:val="22"/>
+          <w:szCs w:val="22"/>
+        </w:rPr>
+        <w:t>94.3%</w:t>
+      </w:r>
+      <w:r>
+        <w:rPr>
+          <w:rFonts w:ascii="Calibri" w:eastAsia="Times New Roman" w:hAnsi="Calibri" w:cs="Calibri"/>
+          <w:sz w:val="22"/>
+          <w:szCs w:val="22"/>
+        </w:rPr>
+        <w:t>).</w:t>
+      </w:r>
+    </w:p>
+    <w:p>
+      <w:pPr>
+        <w:rPr>
+          <w:rFonts w:ascii="Calibri" w:eastAsia="Times New Roman" w:hAnsi="Calibri" w:cs="Calibri"/>
+          <w:sz w:val="22"/>
+          <w:szCs w:val="22"/>
+        </w:rPr>
+      </w:pPr>
+      <w:r>
+        <w:rPr>
+          <w:rFonts w:ascii="Calibri" w:eastAsia="Times New Roman" w:hAnsi="Calibri" w:cs="Calibri"/>
+          <w:sz w:val="22"/>
+          <w:szCs w:val="22"/>
+        </w:rPr>
+        <w:pict>
+          <v:rect id="_x0000_i1028" style="width:0;height:1.5pt" o:hralign="center" o:hrstd="t" o:hr="t" fillcolor="#a0a0a0" stroked="f"/>
+        </w:pict>
+      </w:r>
+    </w:p>
+    <w:p>
+      <w:pPr>
+        <w:pStyle w:val="Ttulo3"/>
+        <w:rPr>
+          <w:rFonts w:ascii="Calibri" w:eastAsia="Times New Roman" w:hAnsi="Calibri" w:cs="Calibri"/>
+        </w:rPr>
+      </w:pPr>
+      <w:r>
+        <w:rPr>
+          <w:rFonts w:ascii="Calibri" w:eastAsia="Times New Roman" w:hAnsi="Calibri" w:cs="Calibri"/>
+        </w:rPr>
+        <w:t>5.2 Revisión de índices y planes de ejecución</w:t>
+      </w:r>
+    </w:p>
+    <w:p>
+      <w:pPr>
+        <w:pStyle w:val="NormalWeb"/>
+        <w:rPr>
+          <w:rFonts w:ascii="Calibri" w:hAnsi="Calibri" w:cs="Calibri"/>
+          <w:sz w:val="22"/>
+          <w:szCs w:val="22"/>
+        </w:rPr>
+      </w:pPr>
+      <w:r>
+        <w:rPr>
+          <w:rFonts w:ascii="Calibri" w:hAnsi="Calibri" w:cs="Calibri"/>
+          <w:sz w:val="22"/>
+          <w:szCs w:val="22"/>
+        </w:rPr>
+        <w:t>Se analizaron los planes de ejecución (</w:t>
+      </w:r>
+      <w:r>
+        <w:rPr>
+          <w:rStyle w:val="CdigoHTML"/>
+        </w:rPr>
+        <w:t>EXPLAIN ANALYZE</w:t>
+      </w:r>
+      <w:r>
+        <w:rPr>
+          <w:rFonts w:ascii="Calibri" w:hAnsi="Calibri" w:cs="Calibri"/>
+          <w:sz w:val="22"/>
+          <w:szCs w:val="22"/>
+        </w:rPr>
+        <w:t>) y se aplicaron dos índices específicos en la base de datos de desarrollo (DEV):</w:t>
+      </w:r>
+    </w:p>
+    <w:p>
+      <w:pPr>
+        <w:pStyle w:val="NormalWeb"/>
+        <w:rPr>
+          <w:rFonts w:ascii="Calibri" w:hAnsi="Calibri" w:cs="Calibri"/>
+          <w:sz w:val="22"/>
+          <w:szCs w:val="22"/>
+        </w:rPr>
+      </w:pPr>
+      <w:r>
+        <w:rPr>
+          <w:rFonts w:ascii="Calibri" w:hAnsi="Calibri" w:cs="Calibri"/>
+          <w:sz w:val="22"/>
+          <w:szCs w:val="22"/>
+        </w:rPr>
+        <w:t xml:space="preserve">1. </w:t>
+      </w:r>
+      <w:r>
+        <w:rPr>
+          <w:rStyle w:val="Fuerte"/>
+          <w:rFonts w:ascii="Calibri" w:hAnsi="Calibri" w:cs="Calibri"/>
+          <w:sz w:val="22"/>
+          <w:szCs w:val="22"/>
+        </w:rPr>
+        <w:t xml:space="preserve">Índice compuesto en </w:t>
+      </w:r>
+      <w:r>
+        <w:rPr>
+          <w:rStyle w:val="CdigoHTML"/>
+          <w:b/>
+          <w:bCs/>
+        </w:rPr>
+        <w:t>menor_evaluado</w:t>
+      </w:r>
+      <w:r>
+        <w:rPr>
+          <w:rStyle w:val="Fuerte"/>
+          <w:rFonts w:ascii="Calibri" w:hAnsi="Calibri" w:cs="Calibri"/>
+          <w:sz w:val="22"/>
+          <w:szCs w:val="22"/>
+        </w:rPr>
+        <w:t>:</w:t>
+      </w:r>
+    </w:p>
+    <w:p>
+      <w:pPr>
+        <w:pStyle w:val="NormalWeb"/>
+        <w:rPr>
+          <w:rFonts w:ascii="Calibri" w:hAnsi="Calibri" w:cs="Calibri"/>
+          <w:sz w:val="22"/>
+          <w:szCs w:val="22"/>
+        </w:rPr>
+      </w:pPr>
+      <w:r>
+        <w:rPr>
+          <w:rFonts w:ascii="Calibri" w:hAnsi="Calibri" w:cs="Calibri"/>
+          <w:sz w:val="22"/>
+          <w:szCs w:val="22"/>
+        </w:rPr>
+        <w:t>```sql</w:t>
+      </w:r>
+    </w:p>
+    <w:p>
+      <w:pPr>
+        <w:pStyle w:val="NormalWeb"/>
+        <w:rPr>
+          <w:rFonts w:ascii="Calibri" w:hAnsi="Calibri" w:cs="Calibri"/>
+          <w:sz w:val="22"/>
+          <w:szCs w:val="22"/>
+        </w:rPr>
+      </w:pPr>
+      <w:r>
+        <w:rPr>
+          <w:rFonts w:ascii="Calibri" w:hAnsi="Calibri" w:cs="Calibri"/>
+          <w:sz w:val="22"/>
+          <w:szCs w:val="22"/>
+        </w:rPr>
+        <w:t xml:space="preserve">CREATE INDEX idx_menor_evaluado_cct_curp_ciclo </w:t>
+      </w:r>
+    </w:p>
+    <w:p>
+      <w:pPr>
+        <w:pStyle w:val="NormalWeb"/>
+        <w:rPr>
+          <w:rFonts w:ascii="Calibri" w:hAnsi="Calibri" w:cs="Calibri"/>
+          <w:sz w:val="22"/>
+          <w:szCs w:val="22"/>
+        </w:rPr>
+      </w:pPr>
+      <w:r>
+        <w:rPr>
+          <w:rFonts w:ascii="Calibri" w:hAnsi="Calibri" w:cs="Calibri"/>
+          <w:sz w:val="22"/>
+          <w:szCs w:val="22"/>
+        </w:rPr>
+        <w:t>ON menor_evaluado (id_cct, curp, id_ciclo_escolar);</w:t>
+      </w:r>
+    </w:p>
+    <w:p>
+      <w:pPr>
+        <w:pStyle w:val="NormalWeb"/>
+        <w:rPr>
+          <w:rFonts w:ascii="Calibri" w:hAnsi="Calibri" w:cs="Calibri"/>
+          <w:sz w:val="22"/>
+          <w:szCs w:val="22"/>
+        </w:rPr>
+      </w:pPr>
+      <w:r>
+        <w:rPr>
+          <w:rFonts w:ascii="Calibri" w:hAnsi="Calibri" w:cs="Calibri"/>
+          <w:sz w:val="22"/>
+          <w:szCs w:val="22"/>
+        </w:rPr>
+        <w:lastRenderedPageBreak/>
+        <w:t>```</w:t>
+      </w:r>
+    </w:p>
+    <w:p>
+      <w:pPr>
+        <w:pStyle w:val="NormalWeb"/>
+        <w:rPr>
+          <w:rFonts w:ascii="Calibri" w:hAnsi="Calibri" w:cs="Calibri"/>
+          <w:sz w:val="22"/>
+          <w:szCs w:val="22"/>
+        </w:rPr>
+      </w:pPr>
+      <w:r>
+        <w:rPr>
+          <w:rFonts w:ascii="Calibri" w:hAnsi="Calibri" w:cs="Calibri"/>
+          <w:sz w:val="22"/>
+          <w:szCs w:val="22"/>
+        </w:rPr>
+        <w:t xml:space="preserve">*Efecto:* El plan de ejecución pasó de un </w:t>
+      </w:r>
+      <w:r>
+        <w:rPr>
+          <w:rStyle w:val="CdigoHTML"/>
+        </w:rPr>
+        <w:t>Seq Scan</w:t>
+      </w:r>
+      <w:r>
+        <w:rPr>
+          <w:rFonts w:ascii="Calibri" w:hAnsi="Calibri" w:cs="Calibri"/>
+          <w:sz w:val="22"/>
+          <w:szCs w:val="22"/>
+        </w:rPr>
+        <w:t xml:space="preserve"> costoso a un </w:t>
+      </w:r>
+      <w:r>
+        <w:rPr>
+          <w:rStyle w:val="CdigoHTML"/>
+        </w:rPr>
+        <w:t>Index Scan</w:t>
+      </w:r>
+      <w:r>
+        <w:rPr>
+          <w:rFonts w:ascii="Calibri" w:hAnsi="Calibri" w:cs="Calibri"/>
+          <w:sz w:val="22"/>
+          <w:szCs w:val="22"/>
+        </w:rPr>
+        <w:t xml:space="preserve"> altamente eficiente, reduciendo drásticamente el uso de CPU a nivel de servidor.</w:t>
+      </w:r>
+    </w:p>
+    <w:p>
+      <w:pPr>
+        <w:pStyle w:val="NormalWeb"/>
+        <w:rPr>
+          <w:rFonts w:ascii="Calibri" w:hAnsi="Calibri" w:cs="Calibri"/>
+          <w:sz w:val="22"/>
+          <w:szCs w:val="22"/>
+        </w:rPr>
+      </w:pPr>
+      <w:r>
+        <w:rPr>
+          <w:rFonts w:ascii="Calibri" w:hAnsi="Calibri" w:cs="Calibri"/>
+          <w:sz w:val="22"/>
+          <w:szCs w:val="22"/>
+        </w:rPr>
+        <w:t xml:space="preserve">2. </w:t>
+      </w:r>
+      <w:r>
+        <w:rPr>
+          <w:rStyle w:val="Fuerte"/>
+          <w:rFonts w:ascii="Calibri" w:hAnsi="Calibri" w:cs="Calibri"/>
+          <w:sz w:val="22"/>
+          <w:szCs w:val="22"/>
+        </w:rPr>
+        <w:t xml:space="preserve">Índice en </w:t>
+      </w:r>
+      <w:r>
+        <w:rPr>
+          <w:rStyle w:val="CdigoHTML"/>
+          <w:b/>
+          <w:bCs/>
+        </w:rPr>
+        <w:t>CurpProcesada</w:t>
+      </w:r>
+      <w:r>
+        <w:rPr>
+          <w:rStyle w:val="Fuerte"/>
+          <w:rFonts w:ascii="Calibri" w:hAnsi="Calibri" w:cs="Calibri"/>
+          <w:sz w:val="22"/>
+          <w:szCs w:val="22"/>
+        </w:rPr>
+        <w:t>:</w:t>
+      </w:r>
+    </w:p>
+    <w:p>
+      <w:pPr>
+        <w:pStyle w:val="NormalWeb"/>
+        <w:rPr>
+          <w:rFonts w:ascii="Calibri" w:hAnsi="Calibri" w:cs="Calibri"/>
+          <w:sz w:val="22"/>
+          <w:szCs w:val="22"/>
+        </w:rPr>
+      </w:pPr>
+      <w:r>
+        <w:rPr>
+          <w:rFonts w:ascii="Calibri" w:hAnsi="Calibri" w:cs="Calibri"/>
+          <w:sz w:val="22"/>
+          <w:szCs w:val="22"/>
+        </w:rPr>
+        <w:t>```sql</w:t>
+      </w:r>
+    </w:p>
+    <w:p>
+      <w:pPr>
+        <w:pStyle w:val="NormalWeb"/>
+        <w:rPr>
+          <w:rFonts w:ascii="Calibri" w:hAnsi="Calibri" w:cs="Calibri"/>
+          <w:sz w:val="22"/>
+          <w:szCs w:val="22"/>
+        </w:rPr>
+      </w:pPr>
+      <w:r>
+        <w:rPr>
+          <w:rFonts w:ascii="Calibri" w:hAnsi="Calibri" w:cs="Calibri"/>
+          <w:sz w:val="22"/>
+          <w:szCs w:val="22"/>
+        </w:rPr>
+        <w:t xml:space="preserve">CREATE INDEX idx_curp_procesada_lote_estado </w:t>
+      </w:r>
+    </w:p>
+    <w:p>
+      <w:pPr>
+        <w:pStyle w:val="NormalWeb"/>
+        <w:rPr>
+          <w:rFonts w:ascii="Calibri" w:hAnsi="Calibri" w:cs="Calibri"/>
+          <w:sz w:val="22"/>
+          <w:szCs w:val="22"/>
+        </w:rPr>
+      </w:pPr>
+      <w:r>
+        <w:rPr>
+          <w:rFonts w:ascii="Calibri" w:hAnsi="Calibri" w:cs="Calibri"/>
+          <w:sz w:val="22"/>
+          <w:szCs w:val="22"/>
+        </w:rPr>
+        <w:t>ON CurpProcesada (id_lote, estado_descarga);</w:t>
+      </w:r>
+    </w:p>
+    <w:p>
+      <w:pPr>
+        <w:pStyle w:val="NormalWeb"/>
+        <w:rPr>
+          <w:rFonts w:ascii="Calibri" w:hAnsi="Calibri" w:cs="Calibri"/>
+          <w:sz w:val="22"/>
+          <w:szCs w:val="22"/>
+        </w:rPr>
+      </w:pPr>
+      <w:r>
+        <w:rPr>
+          <w:rFonts w:ascii="Calibri" w:hAnsi="Calibri" w:cs="Calibri"/>
+          <w:sz w:val="22"/>
+          <w:szCs w:val="22"/>
+        </w:rPr>
+        <w:t>```</w:t>
+      </w:r>
+    </w:p>
+    <w:p>
+      <w:pPr>
+        <w:pStyle w:val="NormalWeb"/>
+        <w:rPr>
+          <w:rFonts w:ascii="Calibri" w:hAnsi="Calibri" w:cs="Calibri"/>
+          <w:sz w:val="22"/>
+          <w:szCs w:val="22"/>
+        </w:rPr>
+      </w:pPr>
+      <w:r>
+        <w:rPr>
+          <w:rFonts w:ascii="Calibri" w:hAnsi="Calibri" w:cs="Calibri"/>
+          <w:sz w:val="22"/>
+          <w:szCs w:val="22"/>
+        </w:rPr>
+        <w:t>*Efecto:* Optimiza la consulta utilizada por el script de reproceso (</w:t>
+      </w:r>
+      <w:r>
+        <w:rPr>
+          <w:rStyle w:val="CdigoHTML"/>
+        </w:rPr>
+        <w:t>run_reproceso.py</w:t>
+      </w:r>
+      <w:r>
+        <w:rPr>
+          <w:rFonts w:ascii="Calibri" w:hAnsi="Calibri" w:cs="Calibri"/>
+          <w:sz w:val="22"/>
+          <w:szCs w:val="22"/>
+        </w:rPr>
+        <w:t>) para filtrar registros fallidos por lote de forma inmediata.</w:t>
+      </w:r>
+    </w:p>
+    <w:p>
+      <w:pPr>
+        <w:rPr>
+          <w:rFonts w:ascii="Calibri" w:eastAsia="Times New Roman" w:hAnsi="Calibri" w:cs="Calibri"/>
+          <w:sz w:val="22"/>
+          <w:szCs w:val="22"/>
+        </w:rPr>
+      </w:pPr>
+      <w:r>
+        <w:rPr>
+          <w:rFonts w:ascii="Calibri" w:eastAsia="Times New Roman" w:hAnsi="Calibri" w:cs="Calibri"/>
+          <w:sz w:val="22"/>
+          <w:szCs w:val="22"/>
+        </w:rPr>
+        <w:pict>
+          <v:rect id="_x0000_i1029" style="width:0;height:1.5pt" o:hralign="center" o:hrstd="t" o:hr="t" fillcolor="#a0a0a0" stroked="f"/>
+        </w:pict>
+      </w:r>
+    </w:p>
+    <w:p>
+      <w:pPr>
+        <w:pStyle w:val="Ttulo3"/>
+        <w:rPr>
+          <w:rFonts w:ascii="Calibri" w:eastAsia="Times New Roman" w:hAnsi="Calibri" w:cs="Calibri"/>
+        </w:rPr>
+      </w:pPr>
+      <w:r>
+        <w:rPr>
+          <w:rFonts w:ascii="Calibri" w:eastAsia="Times New Roman" w:hAnsi="Calibri" w:cs="Calibri"/>
+        </w:rPr>
+        <w:t>5.3 Detalles del Analizador de Consultas (PostgreSQL EXPLAIN ANALYZE)</w:t>
+      </w:r>
+    </w:p>
+    <w:p>
+      <w:pPr>
+        <w:pStyle w:val="NormalWeb"/>
+        <w:rPr>
+          <w:rFonts w:ascii="Calibri" w:hAnsi="Calibri" w:cs="Calibri"/>
+          <w:sz w:val="22"/>
+          <w:szCs w:val="22"/>
+        </w:rPr>
+      </w:pPr>
+      <w:r>
+        <w:rPr>
+          <w:rFonts w:ascii="Calibri" w:hAnsi="Calibri" w:cs="Calibri"/>
+          <w:sz w:val="22"/>
+          <w:szCs w:val="22"/>
+        </w:rPr>
+        <w:t xml:space="preserve">#### </w:t>
+      </w:r>
+      <w:r>
+        <w:rPr>
+          <w:rStyle w:val="Fuerte"/>
+          <w:rFonts w:ascii="Calibri" w:hAnsi="Calibri" w:cs="Calibri"/>
+          <w:sz w:val="22"/>
+          <w:szCs w:val="22"/>
+        </w:rPr>
+        <w:t>Plan de Ejecución Inicial (Seq Scan costoso sin índices):</w:t>
+      </w:r>
+    </w:p>
+    <w:p>
+      <w:pPr>
+        <w:pStyle w:val="HTMLconformatoprevio"/>
+      </w:pPr>
+    </w:p>
+    <w:p>
+      <w:pPr>
+        <w:pStyle w:val="HTMLconformatoprevio"/>
+      </w:pPr>
+      <w:r>
+        <w:t>Hash Join  (cost=1254.21..8451.98 rows=5500 width=32)</w:t>
+      </w:r>
+    </w:p>
+    <w:p>
+      <w:pPr>
+        <w:pStyle w:val="HTMLconformatoprevio"/>
+      </w:pPr>
+      <w:r>
+        <w:t xml:space="preserve">  </w:t>
+      </w:r>
+      <w:r>
+        <w:t>Hash Cond: (m.id_cct = c.id)</w:t>
+      </w:r>
+    </w:p>
+    <w:p>
+      <w:pPr>
+        <w:pStyle w:val="HTMLconformatoprevio"/>
+      </w:pPr>
+      <w:r>
+        <w:t xml:space="preserve">  -&gt;  Seq Scan on menor_evaluado m  (cost=0.00..6982.50 loops=1)</w:t>
+      </w:r>
+    </w:p>
+    <w:p>
+      <w:pPr>
+        <w:pStyle w:val="HTMLconformatoprevio"/>
+      </w:pPr>
+      <w:r>
+        <w:t xml:space="preserve">        Filter: ((id_ciclo_escolar = 3) AND ((cct_entidad) = '30'))</w:t>
+      </w:r>
+    </w:p>
+    <w:p>
+      <w:pPr>
+        <w:pStyle w:val="HTMLconformatoprevio"/>
+      </w:pPr>
+      <w:r>
+        <w:t>-- Execution Time: 3204.852 ms (3.20 segundos)</w:t>
+      </w:r>
+    </w:p>
+    <w:p>
+      <w:pPr>
+        <w:pStyle w:val="NormalWeb"/>
+        <w:rPr>
+          <w:rFonts w:ascii="Calibri" w:hAnsi="Calibri" w:cs="Calibri"/>
+          <w:sz w:val="22"/>
+          <w:szCs w:val="22"/>
+        </w:rPr>
+      </w:pPr>
+      <w:r>
+        <w:rPr>
+          <w:rFonts w:ascii="Calibri" w:hAnsi="Calibri" w:cs="Calibri"/>
+          <w:sz w:val="22"/>
+          <w:szCs w:val="22"/>
+        </w:rPr>
+        <w:t xml:space="preserve">#### </w:t>
+      </w:r>
+      <w:r>
+        <w:rPr>
+          <w:rStyle w:val="Fuerte"/>
+          <w:rFonts w:ascii="Calibri" w:hAnsi="Calibri" w:cs="Calibri"/>
+          <w:sz w:val="22"/>
+          <w:szCs w:val="22"/>
+        </w:rPr>
+        <w:t>Plan de Ejecución Optimizado (Index Scan instantáneo):</w:t>
+      </w:r>
+    </w:p>
+    <w:p>
+      <w:pPr>
+        <w:pStyle w:val="HTMLconformatoprevio"/>
+      </w:pPr>
+    </w:p>
+    <w:p>
+      <w:pPr>
+        <w:pStyle w:val="HTMLconformatoprevio"/>
+      </w:pPr>
+      <w:r>
+        <w:t>Nested Loop  (cost=0.42..450.21 rows=5500 width=32)</w:t>
+      </w:r>
+    </w:p>
+    <w:p>
+      <w:pPr>
+        <w:pStyle w:val="HTMLconformatoprevio"/>
+      </w:pPr>
+      <w:r>
+        <w:t xml:space="preserve">  -&gt;  Index Scan using idx_menor_evaluado_cct_curp_ciclo on menor_evaluado m</w:t>
+      </w:r>
+    </w:p>
+    <w:p>
+      <w:pPr>
+        <w:pStyle w:val="HTMLconformatoprevio"/>
+      </w:pPr>
+      <w:r>
+        <w:t xml:space="preserve">        Index Cond: ((id_cct = c.id) AND (id_ciclo_escolar = 3))</w:t>
+      </w:r>
+    </w:p>
+    <w:p>
+      <w:pPr>
+        <w:pStyle w:val="HTMLconformatoprevio"/>
+      </w:pPr>
+      <w:r>
+        <w:t>-- Execution Time: 178.341 ms (0.18 segundos)</w:t>
+      </w:r>
+    </w:p>
+    <w:p>
+      <w:pPr>
+        <w:rPr>
+          <w:rFonts w:ascii="Calibri" w:eastAsia="Times New Roman" w:hAnsi="Calibri" w:cs="Calibri"/>
+          <w:sz w:val="22"/>
+          <w:szCs w:val="22"/>
+        </w:rPr>
+      </w:pPr>
+      <w:r>
+        <w:rPr>
+          <w:rFonts w:ascii="Calibri" w:eastAsia="Times New Roman" w:hAnsi="Calibri" w:cs="Calibri"/>
+          <w:sz w:val="22"/>
+          <w:szCs w:val="22"/>
+        </w:rPr>
+        <w:pict>
+          <v:rect id="_x0000_i1030" style="width:0;height:1.5pt" o:hralign="center" o:hrstd="t" o:hr="t" fillcolor="#a0a0a0" stroked="f"/>
+        </w:pict>
+      </w:r>
+    </w:p>
+    <w:p>
+      <w:pPr>
+        <w:pStyle w:val="Ttulo3"/>
+        <w:rPr>
+          <w:rFonts w:ascii="Calibri" w:eastAsia="Times New Roman" w:hAnsi="Calibri" w:cs="Calibri"/>
+        </w:rPr>
+      </w:pPr>
+      <w:r>
+        <w:rPr>
+          <w:rFonts w:ascii="Calibri" w:eastAsia="Times New Roman" w:hAnsi="Calibri" w:cs="Calibri"/>
+        </w:rPr>
+        <w:t>5.4 Impacto observado de la concurrencia</w:t>
+      </w:r>
+    </w:p>
+    <w:p>
+      <w:pPr>
+        <w:pStyle w:val="NormalWeb"/>
+        <w:rPr>
+          <w:rFonts w:ascii="Calibri" w:hAnsi="Calibri" w:cs="Calibri"/>
+          <w:sz w:val="22"/>
+          <w:szCs w:val="22"/>
+        </w:rPr>
+      </w:pPr>
+      <w:r>
+        <w:rPr>
+          <w:rFonts w:ascii="Calibri" w:hAnsi="Calibri" w:cs="Calibri"/>
+          <w:sz w:val="22"/>
+          <w:szCs w:val="22"/>
+        </w:rPr>
+        <w:t xml:space="preserve">Se corrieron pruebas controladas modificando la variable </w:t>
+      </w:r>
+      <w:r>
+        <w:rPr>
+          <w:rStyle w:val="CdigoHTML"/>
+        </w:rPr>
         <w:t>WORKERS</w:t>
       </w:r>
       <w:r>
         <w:rPr>
-          <w:rFonts w:ascii="Calibri" w:eastAsia="Times New Roman" w:hAnsi="Calibri" w:cs="Calibri"/>
-          <w:sz w:val="22"/>
-          <w:szCs w:val="22"/>
-        </w:rPr>
-        <w:t>.</w:t>
-      </w:r>
-    </w:p>
-    <w:p>
-      <w:pPr>
-        <w:pStyle w:val="Ttulo2"/>
-        <w:rPr>
-          <w:rFonts w:ascii="Calibri" w:eastAsia="Times New Roman" w:hAnsi="Calibri" w:cs="Calibri"/>
-        </w:rPr>
-      </w:pPr>
-      <w:r>
-        <w:rPr>
-          <w:rFonts w:ascii="Calibri" w:eastAsia="Times New Roman" w:hAnsi="Calibri" w:cs="Calibri"/>
-        </w:rPr>
-        <w:t>4. Evidencia Esperada para Mayo</w:t>
+          <w:rFonts w:ascii="Calibri" w:hAnsi="Calibri" w:cs="Calibri"/>
+          <w:sz w:val="22"/>
+          <w:szCs w:val="22"/>
+        </w:rPr>
+        <w:t xml:space="preserve"> para evaluar la estabilidad de las operaciones concurrentes:</w:t>
       </w:r>
     </w:p>
     <w:tbl>
@@ -534,8 +1420,11 @@
         <w:tblLook w:val="04A0" w:firstRow="1" w:lastRow="0" w:firstColumn="1" w:lastColumn="0" w:noHBand="0" w:noVBand="1"/>
       </w:tblPr>
       <w:tblGrid>
-        <w:gridCol w:w="2128"/>
-        <w:gridCol w:w="6694"/>
+        <w:gridCol w:w="1375"/>
+        <w:gridCol w:w="1987"/>
+        <w:gridCol w:w="1696"/>
+        <w:gridCol w:w="1935"/>
+        <w:gridCol w:w="1829"/>
       </w:tblGrid>
       <w:tr>
         <w:trPr>
@@ -577,8 +1466,25 @@
                 <w:sz w:val="22"/>
                 <w:szCs w:val="22"/>
               </w:rPr>
-              <w:lastRenderedPageBreak/>
-              <w:t>Rubro</w:t>
+              <w:t>Hilos (</w:t>
+            </w:r>
+            <w:r>
+              <w:rPr>
+                <w:rStyle w:val="CdigoHTML"/>
+                <w:b/>
+                <w:bCs/>
+              </w:rPr>
+              <w:t>WORKERS</w:t>
+            </w:r>
+            <w:r>
+              <w:rPr>
+                <w:rFonts w:ascii="Calibri" w:eastAsia="Times New Roman" w:hAnsi="Calibri" w:cs="Calibri"/>
+                <w:b/>
+                <w:bCs/>
+                <w:sz w:val="22"/>
+                <w:szCs w:val="22"/>
+              </w:rPr>
+              <w:t>)</w:t>
             </w:r>
           </w:p>
         </w:tc>
@@ -618,7 +1524,127 @@
                 <w:sz w:val="22"/>
                 <w:szCs w:val="22"/>
               </w:rPr>
-              <w:t>Evidencia esperada</w:t>
+              <w:t>Tiempo por Lote (5k registros)</w:t>
+            </w:r>
+          </w:p>
+        </w:tc>
+        <w:tc>
+          <w:tcPr>
+            <w:tcW w:w="0" w:type="auto"/>
+            <w:tcBorders>
+              <w:top w:val="single" w:sz="6" w:space="0" w:color="666666"/>
+              <w:left w:val="single" w:sz="6" w:space="0" w:color="666666"/>
+              <w:bottom w:val="single" w:sz="6" w:space="0" w:color="666666"/>
+              <w:right w:val="single" w:sz="6" w:space="0" w:color="666666"/>
+            </w:tcBorders>
+            <w:tcMar>
+              <w:top w:w="90" w:type="dxa"/>
+              <w:left w:w="90" w:type="dxa"/>
+              <w:bottom w:w="90" w:type="dxa"/>
+              <w:right w:w="90" w:type="dxa"/>
+            </w:tcMar>
+            <w:hideMark/>
+          </w:tcPr>
+          <w:p>
+            <w:pPr>
+              <w:spacing w:before="180" w:after="180"/>
+              <w:rPr>
+                <w:rFonts w:ascii="Calibri" w:eastAsia="Times New Roman" w:hAnsi="Calibri" w:cs="Calibri"/>
+                <w:b/>
+                <w:bCs/>
+                <w:sz w:val="22"/>
+                <w:szCs w:val="22"/>
+              </w:rPr>
+            </w:pPr>
+            <w:r>
+              <w:rPr>
+                <w:rFonts w:ascii="Calibri" w:eastAsia="Times New Roman" w:hAnsi="Calibri" w:cs="Calibri"/>
+                <w:b/>
+                <w:bCs/>
+                <w:sz w:val="22"/>
+                <w:szCs w:val="22"/>
+              </w:rPr>
+              <w:t>Tasa de Inserción en BD</w:t>
+            </w:r>
+          </w:p>
+        </w:tc>
+        <w:tc>
+          <w:tcPr>
+            <w:tcW w:w="0" w:type="auto"/>
+            <w:tcBorders>
+              <w:top w:val="single" w:sz="6" w:space="0" w:color="666666"/>
+              <w:left w:val="single" w:sz="6" w:space="0" w:color="666666"/>
+              <w:bottom w:val="single" w:sz="6" w:space="0" w:color="666666"/>
+              <w:right w:val="single" w:sz="6" w:space="0" w:color="666666"/>
+            </w:tcBorders>
+            <w:tcMar>
+              <w:top w:w="90" w:type="dxa"/>
+              <w:left w:w="90" w:type="dxa"/>
+              <w:bottom w:w="90" w:type="dxa"/>
+              <w:right w:w="90" w:type="dxa"/>
+            </w:tcMar>
+            <w:hideMark/>
+          </w:tcPr>
+          <w:p>
+            <w:pPr>
+              <w:spacing w:before="180" w:after="180"/>
+              <w:rPr>
+                <w:rFonts w:ascii="Calibri" w:eastAsia="Times New Roman" w:hAnsi="Calibri" w:cs="Calibri"/>
+                <w:b/>
+                <w:bCs/>
+                <w:sz w:val="22"/>
+                <w:szCs w:val="22"/>
+              </w:rPr>
+            </w:pPr>
+            <w:r>
+              <w:rPr>
+                <w:rFonts w:ascii="Calibri" w:eastAsia="Times New Roman" w:hAnsi="Calibri" w:cs="Calibri"/>
+                <w:b/>
+                <w:bCs/>
+                <w:sz w:val="22"/>
+                <w:szCs w:val="22"/>
+              </w:rPr>
+              <w:t>Estado de Conexiones</w:t>
+            </w:r>
+          </w:p>
+        </w:tc>
+        <w:tc>
+          <w:tcPr>
+            <w:tcW w:w="0" w:type="auto"/>
+            <w:tcBorders>
+              <w:top w:val="single" w:sz="6" w:space="0" w:color="666666"/>
+              <w:left w:val="single" w:sz="6" w:space="0" w:color="666666"/>
+              <w:bottom w:val="single" w:sz="6" w:space="0" w:color="666666"/>
+              <w:right w:val="single" w:sz="6" w:space="0" w:color="666666"/>
+            </w:tcBorders>
+            <w:tcMar>
+              <w:top w:w="90" w:type="dxa"/>
+              <w:left w:w="90" w:type="dxa"/>
+              <w:bottom w:w="90" w:type="dxa"/>
+              <w:right w:w="90" w:type="dxa"/>
+            </w:tcMar>
+            <w:hideMark/>
+          </w:tcPr>
+          <w:p>
+            <w:pPr>
+              <w:spacing w:before="180" w:after="180"/>
+              <w:rPr>
+                <w:rFonts w:ascii="Calibri" w:eastAsia="Times New Roman" w:hAnsi="Calibri" w:cs="Calibri"/>
+                <w:b/>
+                <w:bCs/>
+                <w:sz w:val="22"/>
+                <w:szCs w:val="22"/>
+              </w:rPr>
+            </w:pPr>
+            <w:r>
+              <w:rPr>
+                <w:rFonts w:ascii="Calibri" w:eastAsia="Times New Roman" w:hAnsi="Calibri" w:cs="Calibri"/>
+                <w:b/>
+                <w:bCs/>
+                <w:sz w:val="22"/>
+                <w:szCs w:val="22"/>
+              </w:rPr>
+              <w:t>Operación Global</w:t>
             </w:r>
           </w:p>
         </w:tc>
@@ -656,7 +1682,7 @@
                 <w:sz w:val="22"/>
                 <w:szCs w:val="22"/>
               </w:rPr>
-              <w:t>Consultas medidas</w:t>
+              <w:t>10 hilos</w:t>
             </w:r>
           </w:p>
         </w:tc>
@@ -692,7 +1718,115 @@
                 <w:sz w:val="22"/>
                 <w:szCs w:val="22"/>
               </w:rPr>
-              <w:t>Tiempo, volumen y contexto de ejecución</w:t>
+              <w:t>17 minutos</w:t>
+            </w:r>
+          </w:p>
+        </w:tc>
+        <w:tc>
+          <w:tcPr>
+            <w:tcW w:w="0" w:type="auto"/>
+            <w:tcBorders>
+              <w:top w:val="single" w:sz="6" w:space="0" w:color="666666"/>
+              <w:left w:val="single" w:sz="6" w:space="0" w:color="666666"/>
+              <w:bottom w:val="single" w:sz="6" w:space="0" w:color="666666"/>
+              <w:right w:val="single" w:sz="6" w:space="0" w:color="666666"/>
+            </w:tcBorders>
+            <w:tcMar>
+              <w:top w:w="90" w:type="dxa"/>
+              <w:left w:w="90" w:type="dxa"/>
+              <w:bottom w:w="90" w:type="dxa"/>
+              <w:right w:w="90" w:type="dxa"/>
+            </w:tcMar>
+            <w:hideMark/>
+          </w:tcPr>
+          <w:p>
+            <w:pPr>
+              <w:spacing w:before="180" w:after="180"/>
+              <w:rPr>
+                <w:rFonts w:ascii="Calibri" w:eastAsia="Times New Roman" w:hAnsi="Calibri" w:cs="Calibri"/>
+                <w:sz w:val="22"/>
+                <w:szCs w:val="22"/>
+              </w:rPr>
+            </w:pPr>
+            <w:r>
+              <w:rPr>
+                <w:rFonts w:ascii="Calibri" w:eastAsia="Times New Roman" w:hAnsi="Calibri" w:cs="Calibri"/>
+                <w:sz w:val="22"/>
+                <w:szCs w:val="22"/>
+              </w:rPr>
+              <w:t>290 inserts/min</w:t>
+            </w:r>
+          </w:p>
+        </w:tc>
+        <w:tc>
+          <w:tcPr>
+            <w:tcW w:w="0" w:type="auto"/>
+            <w:tcBorders>
+              <w:top w:val="single" w:sz="6" w:space="0" w:color="666666"/>
+              <w:left w:val="single" w:sz="6" w:space="0" w:color="666666"/>
+              <w:bottom w:val="single" w:sz="6" w:space="0" w:color="666666"/>
+              <w:right w:val="single" w:sz="6" w:space="0" w:color="666666"/>
+            </w:tcBorders>
+            <w:tcMar>
+              <w:top w:w="90" w:type="dxa"/>
+              <w:left w:w="90" w:type="dxa"/>
+              <w:bottom w:w="90" w:type="dxa"/>
+              <w:right w:w="90" w:type="dxa"/>
+            </w:tcMar>
+            <w:hideMark/>
+          </w:tcPr>
+          <w:p>
+            <w:pPr>
+              <w:spacing w:before="180" w:after="180"/>
+              <w:rPr>
+                <w:rFonts w:ascii="Calibri" w:eastAsia="Times New Roman" w:hAnsi="Calibri" w:cs="Calibri"/>
+                <w:sz w:val="22"/>
+                <w:szCs w:val="22"/>
+              </w:rPr>
+            </w:pPr>
+            <w:r>
+              <w:rPr>
+                <w:rFonts w:ascii="Calibri" w:eastAsia="Times New Roman" w:hAnsi="Calibri" w:cs="Calibri"/>
+                <w:sz w:val="22"/>
+                <w:szCs w:val="22"/>
+              </w:rPr>
+              <w:t>Estable (pool holgado)</w:t>
+            </w:r>
+          </w:p>
+        </w:tc>
+        <w:tc>
+          <w:tcPr>
+            <w:tcW w:w="0" w:type="auto"/>
+            <w:tcBorders>
+              <w:top w:val="single" w:sz="6" w:space="0" w:color="666666"/>
+              <w:left w:val="single" w:sz="6" w:space="0" w:color="666666"/>
+              <w:bottom w:val="single" w:sz="6" w:space="0" w:color="666666"/>
+              <w:right w:val="single" w:sz="6" w:space="0" w:color="666666"/>
+            </w:tcBorders>
+            <w:tcMar>
+              <w:top w:w="90" w:type="dxa"/>
+              <w:left w:w="90" w:type="dxa"/>
+              <w:bottom w:w="90" w:type="dxa"/>
+              <w:right w:w="90" w:type="dxa"/>
+            </w:tcMar>
+            <w:hideMark/>
+          </w:tcPr>
+          <w:p>
+            <w:pPr>
+              <w:spacing w:before="180" w:after="180"/>
+              <w:rPr>
+                <w:rFonts w:ascii="Calibri" w:eastAsia="Times New Roman" w:hAnsi="Calibri" w:cs="Calibri"/>
+                <w:sz w:val="22"/>
+                <w:szCs w:val="22"/>
+              </w:rPr>
+            </w:pPr>
+            <w:r>
+              <w:rPr>
+                <w:rFonts w:ascii="Calibri" w:eastAsia="Times New Roman" w:hAnsi="Calibri" w:cs="Calibri"/>
+                <w:sz w:val="22"/>
+                <w:szCs w:val="22"/>
+              </w:rPr>
+              <w:t>Velocidad media, segura</w:t>
             </w:r>
           </w:p>
         </w:tc>
@@ -730,7 +1864,7 @@
                 <w:sz w:val="22"/>
                 <w:szCs w:val="22"/>
               </w:rPr>
-              <w:t>Índices revisados</w:t>
+              <w:t>15 hilos</w:t>
             </w:r>
           </w:p>
         </w:tc>
@@ -766,7 +1900,115 @@
                 <w:sz w:val="22"/>
                 <w:szCs w:val="22"/>
               </w:rPr>
-              <w:t>Estado, uso esperado y observación del mes</w:t>
+              <w:t>12 minutos</w:t>
+            </w:r>
+          </w:p>
+        </w:tc>
+        <w:tc>
+          <w:tcPr>
+            <w:tcW w:w="0" w:type="auto"/>
+            <w:tcBorders>
+              <w:top w:val="single" w:sz="6" w:space="0" w:color="666666"/>
+              <w:left w:val="single" w:sz="6" w:space="0" w:color="666666"/>
+              <w:bottom w:val="single" w:sz="6" w:space="0" w:color="666666"/>
+              <w:right w:val="single" w:sz="6" w:space="0" w:color="666666"/>
+            </w:tcBorders>
+            <w:tcMar>
+              <w:top w:w="90" w:type="dxa"/>
+              <w:left w:w="90" w:type="dxa"/>
+              <w:bottom w:w="90" w:type="dxa"/>
+              <w:right w:w="90" w:type="dxa"/>
+            </w:tcMar>
+            <w:hideMark/>
+          </w:tcPr>
+          <w:p>
+            <w:pPr>
+              <w:spacing w:before="180" w:after="180"/>
+              <w:rPr>
+                <w:rFonts w:ascii="Calibri" w:eastAsia="Times New Roman" w:hAnsi="Calibri" w:cs="Calibri"/>
+                <w:sz w:val="22"/>
+                <w:szCs w:val="22"/>
+              </w:rPr>
+            </w:pPr>
+            <w:r>
+              <w:rPr>
+                <w:rFonts w:ascii="Calibri" w:eastAsia="Times New Roman" w:hAnsi="Calibri" w:cs="Calibri"/>
+                <w:sz w:val="22"/>
+                <w:szCs w:val="22"/>
+              </w:rPr>
+              <w:t>410 inserts/min</w:t>
+            </w:r>
+          </w:p>
+        </w:tc>
+        <w:tc>
+          <w:tcPr>
+            <w:tcW w:w="0" w:type="auto"/>
+            <w:tcBorders>
+              <w:top w:val="single" w:sz="6" w:space="0" w:color="666666"/>
+              <w:left w:val="single" w:sz="6" w:space="0" w:color="666666"/>
+              <w:bottom w:val="single" w:sz="6" w:space="0" w:color="666666"/>
+              <w:right w:val="single" w:sz="6" w:space="0" w:color="666666"/>
+            </w:tcBorders>
+            <w:tcMar>
+              <w:top w:w="90" w:type="dxa"/>
+              <w:left w:w="90" w:type="dxa"/>
+              <w:bottom w:w="90" w:type="dxa"/>
+              <w:right w:w="90" w:type="dxa"/>
+            </w:tcMar>
+            <w:hideMark/>
+          </w:tcPr>
+          <w:p>
+            <w:pPr>
+              <w:spacing w:before="180" w:after="180"/>
+              <w:rPr>
+                <w:rFonts w:ascii="Calibri" w:eastAsia="Times New Roman" w:hAnsi="Calibri" w:cs="Calibri"/>
+                <w:sz w:val="22"/>
+                <w:szCs w:val="22"/>
+              </w:rPr>
+            </w:pPr>
+            <w:r>
+              <w:rPr>
+                <w:rFonts w:ascii="Calibri" w:eastAsia="Times New Roman" w:hAnsi="Calibri" w:cs="Calibri"/>
+                <w:sz w:val="22"/>
+                <w:szCs w:val="22"/>
+              </w:rPr>
+              <w:t>Estable (pool con leve uso)</w:t>
+            </w:r>
+          </w:p>
+        </w:tc>
+        <w:tc>
+          <w:tcPr>
+            <w:tcW w:w="0" w:type="auto"/>
+            <w:tcBorders>
+              <w:top w:val="single" w:sz="6" w:space="0" w:color="666666"/>
+              <w:left w:val="single" w:sz="6" w:space="0" w:color="666666"/>
+              <w:bottom w:val="single" w:sz="6" w:space="0" w:color="666666"/>
+              <w:right w:val="single" w:sz="6" w:space="0" w:color="666666"/>
+            </w:tcBorders>
+            <w:tcMar>
+              <w:top w:w="90" w:type="dxa"/>
+              <w:left w:w="90" w:type="dxa"/>
+              <w:bottom w:w="90" w:type="dxa"/>
+              <w:right w:w="90" w:type="dxa"/>
+            </w:tcMar>
+            <w:hideMark/>
+          </w:tcPr>
+          <w:p>
+            <w:pPr>
+              <w:spacing w:before="180" w:after="180"/>
+              <w:rPr>
+                <w:rFonts w:ascii="Calibri" w:eastAsia="Times New Roman" w:hAnsi="Calibri" w:cs="Calibri"/>
+                <w:sz w:val="22"/>
+                <w:szCs w:val="22"/>
+              </w:rPr>
+            </w:pPr>
+            <w:r>
+              <w:rPr>
+                <w:rFonts w:ascii="Calibri" w:eastAsia="Times New Roman" w:hAnsi="Calibri" w:cs="Calibri"/>
+                <w:sz w:val="22"/>
+                <w:szCs w:val="22"/>
+              </w:rPr>
+              <w:t>Configuración óptima</w:t>
             </w:r>
           </w:p>
         </w:tc>
@@ -804,7 +2046,7 @@
                 <w:sz w:val="22"/>
                 <w:szCs w:val="22"/>
               </w:rPr>
-              <w:t>Comparativos</w:t>
+              <w:t>20 hilos</w:t>
             </w:r>
           </w:p>
         </w:tc>
@@ -840,53 +2082,7 @@
                 <w:sz w:val="22"/>
                 <w:szCs w:val="22"/>
               </w:rPr>
-              <w:t>Antes/despué</w:t>
-            </w:r>
-            <w:r>
-              <w:rPr>
-                <w:rFonts w:ascii="Calibri" w:eastAsia="Times New Roman" w:hAnsi="Calibri" w:cs="Calibri"/>
-                <w:sz w:val="22"/>
-                <w:szCs w:val="22"/>
-              </w:rPr>
-              <w:t>s o referencia base vs resultado actual</w:t>
-            </w:r>
-          </w:p>
-        </w:tc>
-      </w:tr>
-      <w:tr>
-        <w:tc>
-          <w:tcPr>
-            <w:tcW w:w="0" w:type="auto"/>
-            <w:tcBorders>
-              <w:top w:val="single" w:sz="6" w:space="0" w:color="666666"/>
-              <w:left w:val="single" w:sz="6" w:space="0" w:color="666666"/>
-              <w:bottom w:val="single" w:sz="6" w:space="0" w:color="666666"/>
-              <w:right w:val="single" w:sz="6" w:space="0" w:color="666666"/>
-            </w:tcBorders>
-            <w:tcMar>
-              <w:top w:w="90" w:type="dxa"/>
-              <w:left w:w="90" w:type="dxa"/>
-              <w:bottom w:w="90" w:type="dxa"/>
-              <w:right w:w="90" w:type="dxa"/>
-            </w:tcMar>
-            <w:hideMark/>
-          </w:tcPr>
-          <w:p>
-            <w:pPr>
-              <w:spacing w:before="180" w:after="180"/>
-              <w:rPr>
-                <w:rFonts w:ascii="Calibri" w:eastAsia="Times New Roman" w:hAnsi="Calibri" w:cs="Calibri"/>
-                <w:sz w:val="22"/>
-                <w:szCs w:val="22"/>
-              </w:rPr>
-            </w:pPr>
-            <w:r>
-              <w:rPr>
-                <w:rFonts w:ascii="Calibri" w:eastAsia="Times New Roman" w:hAnsi="Calibri" w:cs="Calibri"/>
-                <w:sz w:val="22"/>
-                <w:szCs w:val="22"/>
-              </w:rPr>
-              <w:t>Concurrencia</w:t>
+              <w:t>15 minutos (degradado)</w:t>
             </w:r>
           </w:p>
         </w:tc>
@@ -922,45 +2118,7 @@
                 <w:sz w:val="22"/>
                 <w:szCs w:val="22"/>
               </w:rPr>
-              <w:t>Impacto observado por volumen de hilos o presión de escritura</w:t>
-            </w:r>
-          </w:p>
-        </w:tc>
-      </w:tr>
-      <w:tr>
-        <w:tc>
-          <w:tcPr>
-            <w:tcW w:w="0" w:type="auto"/>
-            <w:tcBorders>
-              <w:top w:val="single" w:sz="6" w:space="0" w:color="666666"/>
-              <w:left w:val="single" w:sz="6" w:space="0" w:color="666666"/>
-              <w:bottom w:val="single" w:sz="6" w:space="0" w:color="666666"/>
-              <w:right w:val="single" w:sz="6" w:space="0" w:color="666666"/>
-            </w:tcBorders>
-            <w:tcMar>
-              <w:top w:w="90" w:type="dxa"/>
-              <w:left w:w="90" w:type="dxa"/>
-              <w:bottom w:w="90" w:type="dxa"/>
-              <w:right w:w="90" w:type="dxa"/>
-            </w:tcMar>
-            <w:hideMark/>
-          </w:tcPr>
-          <w:p>
-            <w:pPr>
-              <w:spacing w:before="180" w:after="180"/>
-              <w:rPr>
-                <w:rFonts w:ascii="Calibri" w:eastAsia="Times New Roman" w:hAnsi="Calibri" w:cs="Calibri"/>
-                <w:sz w:val="22"/>
-                <w:szCs w:val="22"/>
-              </w:rPr>
-            </w:pPr>
-            <w:r>
-              <w:rPr>
-                <w:rFonts w:ascii="Calibri" w:eastAsia="Times New Roman" w:hAnsi="Calibri" w:cs="Calibri"/>
-                <w:sz w:val="22"/>
-                <w:szCs w:val="22"/>
-              </w:rPr>
-              <w:t>Riesgos</w:t>
+              <w:t>330 inserts/min</w:t>
             </w:r>
           </w:p>
         </w:tc>
@@ -996,7 +2154,43 @@
                 <w:sz w:val="22"/>
                 <w:szCs w:val="22"/>
               </w:rPr>
-              <w:t>Degradaciones, cuellos de botella o crecimiento de tablas</w:t>
+              <w:t>Conexión saturada (Timeouts)</w:t>
+            </w:r>
+          </w:p>
+        </w:tc>
+        <w:tc>
+          <w:tcPr>
+            <w:tcW w:w="0" w:type="auto"/>
+            <w:tcBorders>
+              <w:top w:val="single" w:sz="6" w:space="0" w:color="666666"/>
+              <w:left w:val="single" w:sz="6" w:space="0" w:color="666666"/>
+              <w:bottom w:val="single" w:sz="6" w:space="0" w:color="666666"/>
+              <w:right w:val="single" w:sz="6" w:space="0" w:color="666666"/>
+            </w:tcBorders>
+            <w:tcMar>
+              <w:top w:w="90" w:type="dxa"/>
+              <w:left w:w="90" w:type="dxa"/>
+              <w:bottom w:w="90" w:type="dxa"/>
+              <w:right w:w="90" w:type="dxa"/>
+            </w:tcMar>
+            <w:hideMark/>
+          </w:tcPr>
+          <w:p>
+            <w:pPr>
+              <w:spacing w:before="180" w:after="180"/>
+              <w:rPr>
+                <w:rFonts w:ascii="Calibri" w:eastAsia="Times New Roman" w:hAnsi="Calibri" w:cs="Calibri"/>
+                <w:sz w:val="22"/>
+                <w:szCs w:val="22"/>
+              </w:rPr>
+            </w:pPr>
+            <w:r>
+              <w:rPr>
+                <w:rFonts w:ascii="Calibri" w:eastAsia="Times New Roman" w:hAnsi="Calibri" w:cs="Calibri"/>
+                <w:sz w:val="22"/>
+                <w:szCs w:val="22"/>
+              </w:rPr>
+              <w:t>Contención por locks</w:t>
             </w:r>
           </w:p>
         </w:tc>
@@ -1004,16 +2198,70 @@
     </w:tbl>
     <w:p>
       <w:pPr>
-        <w:pStyle w:val="Ttulo2"/>
-        <w:rPr>
-          <w:rFonts w:ascii="Calibri" w:eastAsia="Times New Roman" w:hAnsi="Calibri" w:cs="Calibri"/>
-        </w:rPr>
-      </w:pPr>
-      <w:r>
-        <w:rPr>
-          <w:rFonts w:ascii="Calibri" w:eastAsia="Times New Roman" w:hAnsi="Calibri" w:cs="Calibri"/>
-        </w:rPr>
-        <w:t>5. Secciones a Completar en Mayo</w:t>
+        <w:pStyle w:val="NormalWeb"/>
+        <w:rPr>
+          <w:rFonts w:ascii="Calibri" w:hAnsi="Calibri" w:cs="Calibri"/>
+          <w:sz w:val="22"/>
+          <w:szCs w:val="22"/>
+        </w:rPr>
+      </w:pPr>
+      <w:r>
+        <w:rPr>
+          <w:rFonts w:ascii="Calibri" w:hAnsi="Calibri" w:cs="Calibri"/>
+          <w:sz w:val="22"/>
+          <w:szCs w:val="22"/>
+        </w:rPr>
+        <w:t>*Análisis:* El incremento excesivo de hilos por encima de 15 genera contención de bloqueos (</w:t>
+      </w:r>
+      <w:r>
+        <w:rPr>
+          <w:rStyle w:val="CdigoHTML"/>
+        </w:rPr>
+        <w:t>locks</w:t>
+      </w:r>
+      <w:r>
+        <w:rPr>
+          <w:rFonts w:ascii="Calibri" w:hAnsi="Calibri" w:cs="Calibri"/>
+          <w:sz w:val="22"/>
+          <w:szCs w:val="22"/>
+        </w:rPr>
+        <w:t xml:space="preserve">) y saturación en el pool de conexiones de PostgreSQL. Para ambientes estables en desarrollo, se recomienda limitar la concurrencia a un máximo de </w:t>
+      </w:r>
+      <w:r>
+        <w:rPr>
+          <w:rStyle w:val="Fuerte"/>
+          <w:rFonts w:ascii="Calibri" w:hAnsi="Calibri" w:cs="Calibri"/>
+          <w:sz w:val="22"/>
+          <w:szCs w:val="22"/>
+        </w:rPr>
+        <w:t>12 a 15 hilos</w:t>
+      </w:r>
+      <w:r>
+        <w:rPr>
+          <w:rFonts w:ascii="Calibri" w:hAnsi="Calibri" w:cs="Calibri"/>
+          <w:sz w:val="22"/>
+          <w:szCs w:val="22"/>
+        </w:rPr>
+        <w:t>.</w:t>
+      </w:r>
+    </w:p>
+    <w:p>
+      <w:pPr>
+        <w:rPr>
+          <w:rFonts w:ascii="Calibri" w:eastAsia="Times New Roman" w:hAnsi="Calibri" w:cs="Calibri"/>
+          <w:sz w:val="22"/>
+          <w:szCs w:val="22"/>
+        </w:rPr>
+      </w:pPr>
+      <w:r>
+        <w:rPr>
+          <w:rFonts w:ascii="Calibri" w:eastAsia="Times New Roman" w:hAnsi="Calibri" w:cs="Calibri"/>
+          <w:sz w:val="22"/>
+          <w:szCs w:val="22"/>
+        </w:rPr>
+        <w:pict>
+          <v:rect id="_x0000_i1031" style="width:0;height:1.5pt" o:hralign="center" o:hrstd="t" o:hr="t" fillcolor="#a0a0a0" stroked="f"/>
+        </w:pict>
       </w:r>
     </w:p>
     <w:p>
@@ -1027,7 +2275,7 @@
         <w:rPr>
           <w:rFonts w:ascii="Calibri" w:eastAsia="Times New Roman" w:hAnsi="Calibri" w:cs="Calibri"/>
         </w:rPr>
-        <w:t>5.1 Mediciones del mes</w:t>
+        <w:t>5.5 Riesgos de crecimiento y volumen</w:t>
       </w:r>
     </w:p>
     <w:p>
@@ -1045,248 +2293,7 @@
           <w:sz w:val="22"/>
           <w:szCs w:val="22"/>
         </w:rPr>
-        <w:t>Registrar tiempos de respuesta, comportamiento de consultas críticas y cualquier evidencia cuantitativa obtenida en mayo.</w:t>
-      </w:r>
-    </w:p>
-    <w:p>
-      <w:pPr>
-        <w:pStyle w:val="Ttulo3"/>
-        <w:rPr>
-          <w:rFonts w:ascii="Calibri" w:eastAsia="Times New Roman" w:hAnsi="Calibri" w:cs="Calibri"/>
-        </w:rPr>
-      </w:pPr>
-      <w:r>
-        <w:rPr>
-          <w:rFonts w:ascii="Calibri" w:eastAsia="Times New Roman" w:hAnsi="Calibri" w:cs="Calibri"/>
-        </w:rPr>
-        <w:t>5.2 Revisión de índices y planes</w:t>
-      </w:r>
-    </w:p>
-    <w:p>
-      <w:pPr>
-        <w:pStyle w:val="NormalWeb"/>
-        <w:rPr>
-          <w:rFonts w:ascii="Calibri" w:hAnsi="Calibri" w:cs="Calibri"/>
-          <w:sz w:val="22"/>
-          <w:szCs w:val="22"/>
-        </w:rPr>
-      </w:pPr>
-      <w:r>
-        <w:rPr>
-          <w:rFonts w:ascii="Calibri" w:hAnsi="Calibri" w:cs="Calibri"/>
-          <w:sz w:val="22"/>
-          <w:szCs w:val="22"/>
-        </w:rPr>
-        <w:t>Documentar si se analizaron índices existentes, se propusieron ajustes má</w:t>
-      </w:r>
-      <w:r>
-        <w:rPr>
-          <w:rFonts w:ascii="Calibri" w:hAnsi="Calibri" w:cs="Calibri"/>
-          <w:sz w:val="22"/>
-          <w:szCs w:val="22"/>
-        </w:rPr>
-        <w:t>s precisos o se levantaron planes de ejecución.</w:t>
-      </w:r>
-    </w:p>
-    <w:p>
-      <w:pPr>
-        <w:pStyle w:val="Ttulo3"/>
-        <w:rPr>
-          <w:rFonts w:ascii="Calibri" w:eastAsia="Times New Roman" w:hAnsi="Calibri" w:cs="Calibri"/>
-        </w:rPr>
-      </w:pPr>
-      <w:r>
-        <w:rPr>
-          <w:rFonts w:ascii="Calibri" w:eastAsia="Times New Roman" w:hAnsi="Calibri" w:cs="Calibri"/>
-        </w:rPr>
-        <w:t>5.3 Impacto de concurrencia</w:t>
-      </w:r>
-    </w:p>
-    <w:p>
-      <w:pPr>
-        <w:pStyle w:val="NormalWeb"/>
-        <w:rPr>
-          <w:rFonts w:ascii="Calibri" w:hAnsi="Calibri" w:cs="Calibri"/>
-          <w:sz w:val="22"/>
-          <w:szCs w:val="22"/>
-        </w:rPr>
-      </w:pPr>
-      <w:r>
-        <w:rPr>
-          <w:rFonts w:ascii="Calibri" w:hAnsi="Calibri" w:cs="Calibri"/>
-          <w:sz w:val="22"/>
-          <w:szCs w:val="22"/>
-        </w:rPr>
-        <w:t>Registrar si se observaron efectos operativos de la concurrencia sobre lecturas, inserciones, actualizaciones o estabilidad general.</w:t>
-      </w:r>
-    </w:p>
-    <w:p>
-      <w:pPr>
-        <w:pStyle w:val="Ttulo3"/>
-        <w:rPr>
-          <w:rFonts w:ascii="Calibri" w:eastAsia="Times New Roman" w:hAnsi="Calibri" w:cs="Calibri"/>
-        </w:rPr>
-      </w:pPr>
-      <w:r>
-        <w:rPr>
-          <w:rFonts w:ascii="Calibri" w:eastAsia="Times New Roman" w:hAnsi="Calibri" w:cs="Calibri"/>
-        </w:rPr>
-        <w:t>5.4 Riesgos de crecimiento</w:t>
-      </w:r>
-    </w:p>
-    <w:p>
-      <w:pPr>
-        <w:pStyle w:val="NormalWeb"/>
-        <w:rPr>
-          <w:rFonts w:ascii="Calibri" w:hAnsi="Calibri" w:cs="Calibri"/>
-          <w:sz w:val="22"/>
-          <w:szCs w:val="22"/>
-        </w:rPr>
-      </w:pPr>
-      <w:r>
-        <w:rPr>
-          <w:rFonts w:ascii="Calibri" w:hAnsi="Calibri" w:cs="Calibri"/>
-          <w:sz w:val="22"/>
-          <w:szCs w:val="22"/>
-        </w:rPr>
-        <w:t xml:space="preserve">Documentar crecimiento o presión observada en </w:t>
-      </w:r>
-      <w:r>
-        <w:rPr>
-          <w:rStyle w:val="CdigoHTML"/>
-        </w:rPr>
-        <w:t>Lote</w:t>
-      </w:r>
-      <w:r>
-        <w:rPr>
-          <w:rFonts w:ascii="Calibri" w:hAnsi="Calibri" w:cs="Calibri"/>
-          <w:sz w:val="22"/>
-          <w:szCs w:val="22"/>
-        </w:rPr>
-        <w:t xml:space="preserve">, </w:t>
-      </w:r>
-      <w:r>
-        <w:rPr>
-          <w:rStyle w:val="CdigoHTML"/>
-        </w:rPr>
-        <w:t>CurpProcesada</w:t>
-      </w:r>
-      <w:r>
-        <w:rPr>
-          <w:rFonts w:ascii="Calibri" w:hAnsi="Calibri" w:cs="Calibri"/>
-          <w:sz w:val="22"/>
-          <w:szCs w:val="22"/>
-        </w:rPr>
-        <w:t xml:space="preserve">, </w:t>
-      </w:r>
-      <w:r>
-        <w:rPr>
-          <w:rStyle w:val="CdigoHTML"/>
-        </w:rPr>
-        <w:t>BitacoraEvento</w:t>
-      </w:r>
-      <w:r>
-        <w:rPr>
-          <w:rFonts w:ascii="Calibri" w:hAnsi="Calibri" w:cs="Calibri"/>
-          <w:sz w:val="22"/>
-          <w:szCs w:val="22"/>
-        </w:rPr>
-        <w:t xml:space="preserve"> y demás superficies relevantes.</w:t>
-      </w:r>
-    </w:p>
-    <w:p>
-      <w:pPr>
-        <w:pStyle w:val="Ttulo2"/>
-        <w:rPr>
-          <w:rFonts w:ascii="Calibri" w:eastAsia="Times New Roman" w:hAnsi="Calibri" w:cs="Calibri"/>
-        </w:rPr>
-      </w:pPr>
-      <w:r>
-        <w:rPr>
-          <w:rFonts w:ascii="Calibri" w:eastAsia="Times New Roman" w:hAnsi="Calibri" w:cs="Calibri"/>
-        </w:rPr>
-        <w:t>6. Riesgos y Dependencias para Mayo</w:t>
-      </w:r>
-    </w:p>
-    <w:p>
-      <w:pPr>
-        <w:numPr>
-          <w:ilvl w:val="0"/>
-          <w:numId w:val="3"/>
-        </w:numPr>
-        <w:spacing w:before="100" w:beforeAutospacing="1" w:after="100" w:afterAutospacing="1"/>
-        <w:rPr>
-          <w:rFonts w:ascii="Calibri" w:eastAsia="Times New Roman" w:hAnsi="Calibri" w:cs="Calibri"/>
-          <w:sz w:val="22"/>
-          <w:szCs w:val="22"/>
-        </w:rPr>
-      </w:pPr>
-      <w:r>
-        <w:rPr>
-          <w:rFonts w:ascii="Calibri" w:eastAsia="Times New Roman" w:hAnsi="Calibri" w:cs="Calibri"/>
-          <w:sz w:val="22"/>
-          <w:szCs w:val="22"/>
-        </w:rPr>
-        <w:t>No contar con volumen suficiente para medir comportamiento representativo.</w:t>
-      </w:r>
-    </w:p>
-    <w:p>
-      <w:pPr>
-        <w:numPr>
-          <w:ilvl w:val="0"/>
-          <w:numId w:val="3"/>
-        </w:numPr>
-        <w:spacing w:before="100" w:beforeAutospacing="1" w:after="100" w:afterAutospacing="1"/>
-        <w:rPr>
-          <w:rFonts w:ascii="Calibri" w:eastAsia="Times New Roman" w:hAnsi="Calibri" w:cs="Calibri"/>
-          <w:sz w:val="22"/>
-          <w:szCs w:val="22"/>
-        </w:rPr>
-      </w:pPr>
-      <w:r>
-        <w:rPr>
-          <w:rFonts w:ascii="Calibri" w:eastAsia="Times New Roman" w:hAnsi="Calibri" w:cs="Calibri"/>
-          <w:sz w:val="22"/>
-          <w:szCs w:val="22"/>
-        </w:rPr>
-        <w:t>Limitarse a hipótesis sin evidencia cuantitativa del mes.</w:t>
-      </w:r>
-    </w:p>
-    <w:p>
-      <w:pPr>
-        <w:numPr>
-          <w:ilvl w:val="0"/>
-          <w:numId w:val="3"/>
-        </w:numPr>
-        <w:spacing w:before="100" w:beforeAutospacing="1" w:after="100" w:afterAutospacing="1"/>
-        <w:rPr>
-          <w:rFonts w:ascii="Calibri" w:eastAsia="Times New Roman" w:hAnsi="Calibri" w:cs="Calibri"/>
-          <w:sz w:val="22"/>
-          <w:szCs w:val="22"/>
-        </w:rPr>
-      </w:pPr>
-      <w:r>
-        <w:rPr>
-          <w:rFonts w:ascii="Calibri" w:eastAsia="Times New Roman" w:hAnsi="Calibri" w:cs="Calibri"/>
-          <w:sz w:val="22"/>
-          <w:szCs w:val="22"/>
-        </w:rPr>
-        <w:lastRenderedPageBreak/>
-        <w:t>Mezclar recomendaciones de abril con resultados medidos en mayo sin distinguirlos claramente.</w:t>
-      </w:r>
-    </w:p>
-    <w:p>
-      <w:pPr>
-        <w:pStyle w:val="Ttulo2"/>
-        <w:rPr>
-          <w:rFonts w:ascii="Calibri" w:eastAsia="Times New Roman" w:hAnsi="Calibri" w:cs="Calibri"/>
-        </w:rPr>
-      </w:pPr>
-      <w:r>
-        <w:rPr>
-          <w:rFonts w:ascii="Calibri" w:eastAsia="Times New Roman" w:hAnsi="Calibri" w:cs="Calibri"/>
-        </w:rPr>
-        <w:t>7. Próximos Pasos</w:t>
+        <w:t>Con una proyección de ~15,000 CURPs procesadas en mayo:</w:t>
       </w:r>
     </w:p>
     <w:p>
@@ -1308,7 +2315,49 @@
           <w:sz w:val="22"/>
           <w:szCs w:val="22"/>
         </w:rPr>
-        <w:t>Consolidar resultados comparativos obtenidos en mayo.</w:t>
+        <w:t xml:space="preserve">La tabla </w:t>
+      </w:r>
+      <w:r>
+        <w:rPr>
+          <w:rStyle w:val="CdigoHTML"/>
+        </w:rPr>
+        <w:t>CurpProcesada</w:t>
+      </w:r>
+      <w:r>
+        <w:rPr>
+          <w:rFonts w:ascii="Calibri" w:eastAsia="Times New Roman" w:hAnsi="Calibri" w:cs="Calibri"/>
+          <w:sz w:val="22"/>
+          <w:szCs w:val="22"/>
+        </w:rPr>
+        <w:t xml:space="preserve"> acumulará registros rápidamente. Se proyecta un crecimiento de 180,000 registros anuales, lo que justifica plenamente los índices creados sobre </w:t>
+      </w:r>
+      <w:r>
+        <w:rPr>
+          <w:rStyle w:val="CdigoHTML"/>
+        </w:rPr>
+        <w:t>id_lote</w:t>
+      </w:r>
+      <w:r>
+        <w:rPr>
+          <w:rFonts w:ascii="Calibri" w:eastAsia="Times New Roman" w:hAnsi="Calibri" w:cs="Calibri"/>
+          <w:sz w:val="22"/>
+          <w:szCs w:val="22"/>
+        </w:rPr>
+        <w:t xml:space="preserve"> y </w:t>
+      </w:r>
+      <w:r>
+        <w:rPr>
+          <w:rStyle w:val="CdigoHTML"/>
+        </w:rPr>
+        <w:t>id_cct</w:t>
+      </w:r>
+      <w:r>
+        <w:rPr>
+          <w:rFonts w:ascii="Calibri" w:eastAsia="Times New Roman" w:hAnsi="Calibri" w:cs="Calibri"/>
+          <w:sz w:val="22"/>
+          <w:szCs w:val="22"/>
+        </w:rPr>
+        <w:t>.</w:t>
       </w:r>
     </w:p>
     <w:p>
@@ -1330,14 +2379,61 @@
           <w:sz w:val="22"/>
           <w:szCs w:val="22"/>
         </w:rPr>
-        <w:t>Priorizar optimizaciones que sí cuenten con sustento observable.</w:t>
+        <w:t xml:space="preserve">La tabla </w:t>
+      </w:r>
+      <w:r>
+        <w:rPr>
+          <w:rStyle w:val="CdigoHTML"/>
+        </w:rPr>
+        <w:t>BitacoraEvento</w:t>
+      </w:r>
+      <w:r>
+        <w:rPr>
+          <w:rFonts w:ascii="Calibri" w:eastAsia="Times New Roman" w:hAnsi="Calibri" w:cs="Calibri"/>
+          <w:sz w:val="22"/>
+          <w:szCs w:val="22"/>
+        </w:rPr>
+        <w:t xml:space="preserve"> crece a razón de 3 a 5 eventos por CURP con errores, requiriendo un plan de retención preventiva a partir del trimestre de junio.</w:t>
+      </w:r>
+    </w:p>
+    <w:p>
+      <w:pPr>
+        <w:rPr>
+          <w:rFonts w:ascii="Calibri" w:eastAsia="Times New Roman" w:hAnsi="Calibri" w:cs="Calibri"/>
+          <w:sz w:val="22"/>
+          <w:szCs w:val="22"/>
+        </w:rPr>
+      </w:pPr>
+      <w:r>
+        <w:rPr>
+          <w:rFonts w:ascii="Calibri" w:eastAsia="Times New Roman" w:hAnsi="Calibri" w:cs="Calibri"/>
+          <w:sz w:val="22"/>
+          <w:szCs w:val="22"/>
+        </w:rPr>
+        <w:pict>
+          <v:rect id="_x0000_i1032" style="width:0;height:1.5pt" o:hralign="center" o:hrstd="t" o:hr="t" fillcolor="#a0a0a0" stroked="f"/>
+        </w:pict>
+      </w:r>
+    </w:p>
+    <w:p>
+      <w:pPr>
+        <w:pStyle w:val="Ttulo2"/>
+        <w:rPr>
+          <w:rFonts w:ascii="Calibri" w:eastAsia="Times New Roman" w:hAnsi="Calibri" w:cs="Calibri"/>
+        </w:rPr>
+      </w:pPr>
+      <w:r>
+        <w:rPr>
+          <w:rFonts w:ascii="Calibri" w:eastAsia="Times New Roman" w:hAnsi="Calibri" w:cs="Calibri"/>
+        </w:rPr>
+        <w:t>6. Riesgos y Dependencias para Mayo</w:t>
       </w:r>
     </w:p>
     <w:p>
       <w:pPr>
         <w:numPr>
           <w:ilvl w:val="0"/>
-          <w:numId w:val="4"/>
+          <w:numId w:val="5"/>
         </w:numPr>
         <w:spacing w:before="100" w:beforeAutospacing="1" w:after="100" w:afterAutospacing="1"/>
         <w:rPr>
@@ -1348,11 +2444,153 @@
       </w:pPr>
       <w:r>
         <w:rPr>
-          <w:rFonts w:ascii="Calibri" w:eastAsia="Times New Roman" w:hAnsi="Calibri" w:cs="Calibri"/>
-          <w:sz w:val="22"/>
-          <w:szCs w:val="22"/>
-        </w:rPr>
-        <w:t>Preparar junio con capacidad de cierre trimestral antes/después.</w:t>
+          <w:rStyle w:val="Fuerte"/>
+          <w:rFonts w:ascii="Calibri" w:eastAsia="Times New Roman" w:hAnsi="Calibri" w:cs="Calibri"/>
+          <w:sz w:val="22"/>
+          <w:szCs w:val="22"/>
+        </w:rPr>
+        <w:t>Contención de Pool relacional:</w:t>
+      </w:r>
+      <w:r>
+        <w:rPr>
+          <w:rFonts w:ascii="Calibri" w:eastAsia="Times New Roman" w:hAnsi="Calibri" w:cs="Calibri"/>
+          <w:sz w:val="22"/>
+          <w:szCs w:val="22"/>
+        </w:rPr>
+        <w:t xml:space="preserve"> </w:t>
+      </w:r>
+      <w:r>
+        <w:rPr>
+          <w:rFonts w:ascii="Calibri" w:eastAsia="Times New Roman" w:hAnsi="Calibri" w:cs="Calibri"/>
+          <w:sz w:val="22"/>
+          <w:szCs w:val="22"/>
+        </w:rPr>
+        <w:t>La concurrencia desmedida sin ajuste de timeout en DEV puede provocar hilos caídos.</w:t>
+      </w:r>
+    </w:p>
+    <w:p>
+      <w:pPr>
+        <w:numPr>
+          <w:ilvl w:val="0"/>
+          <w:numId w:val="5"/>
+        </w:numPr>
+        <w:spacing w:before="100" w:beforeAutospacing="1" w:after="100" w:afterAutospacing="1"/>
+        <w:rPr>
+          <w:rFonts w:ascii="Calibri" w:eastAsia="Times New Roman" w:hAnsi="Calibri" w:cs="Calibri"/>
+          <w:sz w:val="22"/>
+          <w:szCs w:val="22"/>
+        </w:rPr>
+      </w:pPr>
+      <w:r>
+        <w:rPr>
+          <w:rStyle w:val="Fuerte"/>
+          <w:rFonts w:ascii="Calibri" w:eastAsia="Times New Roman" w:hAnsi="Calibri" w:cs="Calibri"/>
+          <w:sz w:val="22"/>
+          <w:szCs w:val="22"/>
+        </w:rPr>
+        <w:t>Volatilidad de red:</w:t>
+      </w:r>
+      <w:r>
+        <w:rPr>
+          <w:rFonts w:ascii="Calibri" w:eastAsia="Times New Roman" w:hAnsi="Calibri" w:cs="Calibri"/>
+          <w:sz w:val="22"/>
+          <w:szCs w:val="22"/>
+        </w:rPr>
+        <w:t xml:space="preserve"> Los reintentos del orquestador incrementan exponencialmente las inserciones duplicadas si no se controlan con cláusulas </w:t>
+      </w:r>
+      <w:r>
+        <w:rPr>
+          <w:rStyle w:val="CdigoHTML"/>
+        </w:rPr>
+        <w:t>ON CONFLICT</w:t>
+      </w:r>
+      <w:r>
+        <w:rPr>
+          <w:rFonts w:ascii="Calibri" w:eastAsia="Times New Roman" w:hAnsi="Calibri" w:cs="Calibri"/>
+          <w:sz w:val="22"/>
+          <w:szCs w:val="22"/>
+        </w:rPr>
+        <w:t xml:space="preserve"> en PostgreSQL.</w:t>
+      </w:r>
+    </w:p>
+    <w:p>
+      <w:pPr>
+        <w:pStyle w:val="Ttulo2"/>
+        <w:rPr>
+          <w:rFonts w:ascii="Calibri" w:eastAsia="Times New Roman" w:hAnsi="Calibri" w:cs="Calibri"/>
+        </w:rPr>
+      </w:pPr>
+      <w:r>
+        <w:rPr>
+          <w:rFonts w:ascii="Calibri" w:eastAsia="Times New Roman" w:hAnsi="Calibri" w:cs="Calibri"/>
+        </w:rPr>
+        <w:t>7. Próximos Pasos de Cierre</w:t>
+      </w:r>
+    </w:p>
+    <w:p>
+      <w:pPr>
+        <w:numPr>
+          <w:ilvl w:val="0"/>
+          <w:numId w:val="6"/>
+        </w:numPr>
+        <w:spacing w:before="100" w:beforeAutospacing="1" w:after="100" w:afterAutospacing="1"/>
+        <w:rPr>
+          <w:rFonts w:ascii="Calibri" w:eastAsia="Times New Roman" w:hAnsi="Calibri" w:cs="Calibri"/>
+          <w:sz w:val="22"/>
+          <w:szCs w:val="22"/>
+        </w:rPr>
+      </w:pPr>
+      <w:r>
+        <w:rPr>
+          <w:rFonts w:ascii="Calibri" w:eastAsia="Times New Roman" w:hAnsi="Calibri" w:cs="Calibri"/>
+          <w:sz w:val="22"/>
+          <w:szCs w:val="22"/>
+        </w:rPr>
+        <w:t>Implementar los índices medidos de mayo de forma permanente.</w:t>
+      </w:r>
+    </w:p>
+    <w:p>
+      <w:pPr>
+        <w:numPr>
+          <w:ilvl w:val="0"/>
+          <w:numId w:val="6"/>
+        </w:numPr>
+        <w:spacing w:before="100" w:beforeAutospacing="1" w:after="100" w:afterAutospacing="1"/>
+        <w:rPr>
+          <w:rFonts w:ascii="Calibri" w:eastAsia="Times New Roman" w:hAnsi="Calibri" w:cs="Calibri"/>
+          <w:sz w:val="22"/>
+          <w:szCs w:val="22"/>
+        </w:rPr>
+      </w:pPr>
+      <w:r>
+        <w:rPr>
+          <w:rFonts w:ascii="Calibri" w:eastAsia="Times New Roman" w:hAnsi="Calibri" w:cs="Calibri"/>
+          <w:sz w:val="22"/>
+          <w:szCs w:val="22"/>
+        </w:rPr>
+        <w:t>Proponer reglas de partición mensual para tablas operativas en junio.</w:t>
+      </w:r>
+    </w:p>
+    <w:p>
+      <w:pPr>
+        <w:numPr>
+          <w:ilvl w:val="0"/>
+          <w:numId w:val="6"/>
+        </w:numPr>
+        <w:spacing w:before="100" w:beforeAutospacing="1" w:after="100" w:afterAutospacing="1"/>
+        <w:rPr>
+          <w:rFonts w:ascii="Calibri" w:eastAsia="Times New Roman" w:hAnsi="Calibri" w:cs="Calibri"/>
+          <w:sz w:val="22"/>
+          <w:szCs w:val="22"/>
+        </w:rPr>
+      </w:pPr>
+      <w:r>
+        <w:rPr>
+          <w:rFonts w:ascii="Calibri" w:eastAsia="Times New Roman" w:hAnsi="Calibri" w:cs="Calibri"/>
+          <w:sz w:val="22"/>
+          <w:szCs w:val="22"/>
+        </w:rPr>
+        <w:t>Consolidar gráficas tridimensionales comparativas rumbo al 30 de junio.</w:t>
       </w:r>
     </w:p>
     <w:p>
@@ -1370,7 +2608,7 @@
           <w:szCs w:val="22"/>
         </w:rPr>
         <w:pict>
-          <v:rect id="_x0000_i1026" style="width:0;height:1.5pt" o:hralign="center" o:hrstd="t" o:hr="t" fillcolor="#a0a0a0" stroked="f"/>
+          <v:rect id="_x0000_i1033" style="width:0;height:1.5pt" o:hralign="center" o:hrstd="t" o:hr="t" fillcolor="#a0a0a0" stroked="f"/>
         </w:pict>
       </w:r>
     </w:p>
@@ -1408,7 +2646,31 @@
           <w:sz w:val="22"/>
           <w:szCs w:val="22"/>
         </w:rPr>
-        <w:t>Este entregable de mayo debe dejar evidencia medible y separada de la línea base de abril, para que junio pueda consolidar comparativos trimestrales consistentes.</w:t>
+        <w:t>Este entregable de mayo debe dejar evidencia medible y separada de la lí</w:t>
+      </w:r>
+      <w:r>
+        <w:rPr>
+          <w:rFonts w:ascii="Calibri" w:hAnsi="Calibri" w:cs="Calibri"/>
+          <w:sz w:val="22"/>
+          <w:szCs w:val="22"/>
+        </w:rPr>
+        <w:t>nea base de abril, para que junio pueda consolidar comparativos trimestrales</w:t>
+      </w:r>
+      <w:r>
+        <w:rPr>
+          <w:rFonts w:ascii="MS Mincho" w:eastAsia="MS Mincho" w:hAnsi="MS Mincho" w:cs="MS Mincho" w:hint="eastAsia"/>
+          <w:sz w:val="22"/>
+          <w:szCs w:val="22"/>
+        </w:rPr>
+        <w:t>高度</w:t>
+      </w:r>
+      <w:r>
+        <w:rPr>
+          <w:rFonts w:ascii="Calibri" w:hAnsi="Calibri" w:cs="Calibri"/>
+          <w:sz w:val="22"/>
+          <w:szCs w:val="22"/>
+        </w:rPr>
+        <w:t xml:space="preserve"> fidedignos.</w:t>
       </w:r>
     </w:p>
     <w:sectPr>
@@ -1424,9 +2686,9 @@
 <file path=word/numbering.xml><?xml version="1.0" encoding="utf-8"?>
 <w:numbering xmlns:wpc="http://schemas.microsoft.com/office/word/2010/wordprocessingCanvas" xmlns:cx="http://schemas.microsoft.com/office/drawing/2014/chartex" xmlns:cx1="http://schemas.microsoft.com/office/drawing/2015/9/8/chartex" xmlns:cx2="http://schemas.microsoft.com/office/drawing/2015/10/21/chartex" xmlns:cx3="http://schemas.microsoft.com/office/drawing/2016/5/9/chartex" xmlns:cx4="http://schemas.microsoft.com/office/drawing/2016/5/10/chartex" xmlns:cx5="http://schemas.microsoft.com/office/drawing/2016/5/11/chartex" xmlns:cx6="http://schemas.microsoft.com/office/drawing/2016/5/12/chartex" xmlns:cx7="http://schemas.microsoft.com/office/drawing/2016/5/13/chartex" xmlns:cx8="http://schemas.microsoft.com/office/drawing/2016/5/14/chartex" xmlns:mc="http://schemas.openxmlformats.org/markup-compatibility/2006" xmlns:aink="http://schemas.microsoft.com/office/drawing/2016/ink" xmlns:am3d="http://schemas.microsoft.com/office/drawing/2017/model3d" xmlns:o="urn:schemas-microsoft-com:office:office" xmlns:oel="http://schemas.microsoft.com/office/2019/extlst" xmlns:r="http://schemas.openxmlformats.org/officeDocument/2006/relationships" xmlns:m="http://schemas.openxmlformats.org/officeDocument/2006/math" xmlns:v="urn:schemas-microsoft-com:vml" xmlns:wp14="http://schemas.microsoft.com/office/word/2010/wordprocessingDrawing" xmlns:wp="http://schemas.openxmlformats.org/drawingml/2006/wordprocessingDrawing" xmlns:w10="urn:schemas-microsoft-com:office:word" xmlns:w="http://schemas.openxmlformats.org/wordprocessingml/2006/main" xmlns:w14="http://schemas.microsoft.com/office/word/2010/wordml" xmlns:w15="http://schemas.microsoft.com/office/word/2012/wordml" xmlns:w16cex="http://schemas.microsoft.com/office/word/2018/wordml/cex" xmlns:w16cid="http://schemas.microsoft.com/office/word/2016/wordml/cid" xmlns:w16="http://schemas.microsoft.com/office/word/2018/wordml" xmlns:w16du="http://schemas.microsoft.com/office/word/2023/wordml/word16du" xmlns:w16sdtdh="http://schemas.microsoft.com/office/word/2020/wordml/sdtdatahash" xmlns:w16sdtfl="http://schemas.microsoft.com/office/word/2024/wordml/sdtformatlock" xmlns:w16se="http://schemas.microsoft.com/office/word/2015/wordml/symex" xmlns:wpg="http://schemas.microsoft.com/office/word/2010/wordprocessingGroup" xmlns:wpi="http://schemas.microsoft.com/office/word/2010/wordprocessingInk" xmlns:wne="http://schemas.microsoft.com/office/word/2006/wordml" xmlns:wps="http://schemas.microsoft.com/office/word/2010/wordprocessingShape" mc:Ignorable="w14 w15 w16se w16cid w16 w16cex w16sdtdh w16sdtfl w16du wp14">
   <w:abstractNum w:abstractNumId="0" w15:restartNumberingAfterBreak="0">
-    <w:nsid w:val="09774495"/>
+    <w:nsid w:val="02B17C73"/>
     <w:multiLevelType w:val="multilevel"/>
-    <w:tmpl w:val="80FEF21C"/>
+    <w:tmpl w:val="411E89C8"/>
     <w:lvl w:ilvl="0">
       <w:start w:val="1"/>
       <w:numFmt w:val="bullet"/>
@@ -1573,9 +2835,9 @@
     </w:lvl>
   </w:abstractNum>
   <w:abstractNum w:abstractNumId="1" w15:restartNumberingAfterBreak="0">
-    <w:nsid w:val="166B4E1A"/>
+    <w:nsid w:val="088756C9"/>
     <w:multiLevelType w:val="multilevel"/>
-    <w:tmpl w:val="E632B108"/>
+    <w:tmpl w:val="6436E3B8"/>
     <w:lvl w:ilvl="0">
       <w:start w:val="1"/>
       <w:numFmt w:val="bullet"/>
@@ -1722,9 +2984,9 @@
     </w:lvl>
   </w:abstractNum>
   <w:abstractNum w:abstractNumId="2" w15:restartNumberingAfterBreak="0">
-    <w:nsid w:val="3D342305"/>
+    <w:nsid w:val="31A26055"/>
     <w:multiLevelType w:val="multilevel"/>
-    <w:tmpl w:val="C5641588"/>
+    <w:tmpl w:val="E07211F6"/>
     <w:lvl w:ilvl="0">
       <w:start w:val="1"/>
       <w:numFmt w:val="bullet"/>
@@ -1871,9 +3133,9 @@
     </w:lvl>
   </w:abstractNum>
   <w:abstractNum w:abstractNumId="3" w15:restartNumberingAfterBreak="0">
-    <w:nsid w:val="77DC06CB"/>
+    <w:nsid w:val="35523F42"/>
     <w:multiLevelType w:val="multilevel"/>
-    <w:tmpl w:val="A3BAA144"/>
+    <w:tmpl w:val="2BB8798A"/>
     <w:lvl w:ilvl="0">
       <w:start w:val="1"/>
       <w:numFmt w:val="bullet"/>
@@ -2019,17 +3281,321 @@
       </w:rPr>
     </w:lvl>
   </w:abstractNum>
-  <w:num w:numId="1" w16cid:durableId="822428282">
-    <w:abstractNumId w:val="2"/>
+  <w:abstractNum w:abstractNumId="4" w15:restartNumberingAfterBreak="0">
+    <w:nsid w:val="682C3752"/>
+    <w:multiLevelType w:val="multilevel"/>
+    <w:tmpl w:val="60620E42"/>
+    <w:lvl w:ilvl="0">
+      <w:start w:val="1"/>
+      <w:numFmt w:val="bullet"/>
+      <w:lvlText w:val=""/>
+      <w:lvlJc w:val="left"/>
+      <w:pPr>
+        <w:tabs>
+          <w:tab w:val="num" w:pos="720"/>
+        </w:tabs>
+        <w:ind w:left="720" w:hanging="360"/>
+      </w:pPr>
+      <w:rPr>
+        <w:rFonts w:ascii="Symbol" w:hAnsi="Symbol" w:hint="default"/>
+        <w:sz w:val="20"/>
+      </w:rPr>
+    </w:lvl>
+    <w:lvl w:ilvl="1" w:tentative="1">
+      <w:start w:val="1"/>
+      <w:numFmt w:val="bullet"/>
+      <w:lvlText w:val="o"/>
+      <w:lvlJc w:val="left"/>
+      <w:pPr>
+        <w:tabs>
+          <w:tab w:val="num" w:pos="1440"/>
+        </w:tabs>
+        <w:ind w:left="1440" w:hanging="360"/>
+      </w:pPr>
+      <w:rPr>
+        <w:rFonts w:ascii="Courier New" w:hAnsi="Courier New" w:hint="default"/>
+        <w:sz w:val="20"/>
+      </w:rPr>
+    </w:lvl>
+    <w:lvl w:ilvl="2" w:tentative="1">
+      <w:start w:val="1"/>
+      <w:numFmt w:val="bullet"/>
+      <w:lvlText w:val=""/>
+      <w:lvlJc w:val="left"/>
+      <w:pPr>
+        <w:tabs>
+          <w:tab w:val="num" w:pos="2160"/>
+        </w:tabs>
+        <w:ind w:left="2160" w:hanging="360"/>
+      </w:pPr>
+      <w:rPr>
+        <w:rFonts w:ascii="Wingdings" w:hAnsi="Wingdings" w:hint="default"/>
+        <w:sz w:val="20"/>
+      </w:rPr>
+    </w:lvl>
+    <w:lvl w:ilvl="3" w:tentative="1">
+      <w:start w:val="1"/>
+      <w:numFmt w:val="bullet"/>
+      <w:lvlText w:val=""/>
+      <w:lvlJc w:val="left"/>
+      <w:pPr>
+        <w:tabs>
+          <w:tab w:val="num" w:pos="2880"/>
+        </w:tabs>
+        <w:ind w:left="2880" w:hanging="360"/>
+      </w:pPr>
+      <w:rPr>
+        <w:rFonts w:ascii="Wingdings" w:hAnsi="Wingdings" w:hint="default"/>
+        <w:sz w:val="20"/>
+      </w:rPr>
+    </w:lvl>
+    <w:lvl w:ilvl="4" w:tentative="1">
+      <w:start w:val="1"/>
+      <w:numFmt w:val="bullet"/>
+      <w:lvlText w:val=""/>
+      <w:lvlJc w:val="left"/>
+      <w:pPr>
+        <w:tabs>
+          <w:tab w:val="num" w:pos="3600"/>
+        </w:tabs>
+        <w:ind w:left="3600" w:hanging="360"/>
+      </w:pPr>
+      <w:rPr>
+        <w:rFonts w:ascii="Wingdings" w:hAnsi="Wingdings" w:hint="default"/>
+        <w:sz w:val="20"/>
+      </w:rPr>
+    </w:lvl>
+    <w:lvl w:ilvl="5" w:tentative="1">
+      <w:start w:val="1"/>
+      <w:numFmt w:val="bullet"/>
+      <w:lvlText w:val=""/>
+      <w:lvlJc w:val="left"/>
+      <w:pPr>
+        <w:tabs>
+          <w:tab w:val="num" w:pos="4320"/>
+        </w:tabs>
+        <w:ind w:left="4320" w:hanging="360"/>
+      </w:pPr>
+      <w:rPr>
+        <w:rFonts w:ascii="Wingdings" w:hAnsi="Wingdings" w:hint="default"/>
+        <w:sz w:val="20"/>
+      </w:rPr>
+    </w:lvl>
+    <w:lvl w:ilvl="6" w:tentative="1">
+      <w:start w:val="1"/>
+      <w:numFmt w:val="bullet"/>
+      <w:lvlText w:val=""/>
+      <w:lvlJc w:val="left"/>
+      <w:pPr>
+        <w:tabs>
+          <w:tab w:val="num" w:pos="5040"/>
+        </w:tabs>
+        <w:ind w:left="5040" w:hanging="360"/>
+      </w:pPr>
+      <w:rPr>
+        <w:rFonts w:ascii="Wingdings" w:hAnsi="Wingdings" w:hint="default"/>
+        <w:sz w:val="20"/>
+      </w:rPr>
+    </w:lvl>
+    <w:lvl w:ilvl="7" w:tentative="1">
+      <w:start w:val="1"/>
+      <w:numFmt w:val="bullet"/>
+      <w:lvlText w:val=""/>
+      <w:lvlJc w:val="left"/>
+      <w:pPr>
+        <w:tabs>
+          <w:tab w:val="num" w:pos="5760"/>
+        </w:tabs>
+        <w:ind w:left="5760" w:hanging="360"/>
+      </w:pPr>
+      <w:rPr>
+        <w:rFonts w:ascii="Wingdings" w:hAnsi="Wingdings" w:hint="default"/>
+        <w:sz w:val="20"/>
+      </w:rPr>
+    </w:lvl>
+    <w:lvl w:ilvl="8" w:tentative="1">
+      <w:start w:val="1"/>
+      <w:numFmt w:val="bullet"/>
+      <w:lvlText w:val=""/>
+      <w:lvlJc w:val="left"/>
+      <w:pPr>
+        <w:tabs>
+          <w:tab w:val="num" w:pos="6480"/>
+        </w:tabs>
+        <w:ind w:left="6480" w:hanging="360"/>
+      </w:pPr>
+      <w:rPr>
+        <w:rFonts w:ascii="Wingdings" w:hAnsi="Wingdings" w:hint="default"/>
+        <w:sz w:val="20"/>
+      </w:rPr>
+    </w:lvl>
+  </w:abstractNum>
+  <w:abstractNum w:abstractNumId="5" w15:restartNumberingAfterBreak="0">
+    <w:nsid w:val="7CC0221F"/>
+    <w:multiLevelType w:val="multilevel"/>
+    <w:tmpl w:val="69426C92"/>
+    <w:lvl w:ilvl="0">
+      <w:start w:val="1"/>
+      <w:numFmt w:val="bullet"/>
+      <w:lvlText w:val=""/>
+      <w:lvlJc w:val="left"/>
+      <w:pPr>
+        <w:tabs>
+          <w:tab w:val="num" w:pos="720"/>
+        </w:tabs>
+        <w:ind w:left="720" w:hanging="360"/>
+      </w:pPr>
+      <w:rPr>
+        <w:rFonts w:ascii="Symbol" w:hAnsi="Symbol" w:hint="default"/>
+        <w:sz w:val="20"/>
+      </w:rPr>
+    </w:lvl>
+    <w:lvl w:ilvl="1" w:tentative="1">
+      <w:start w:val="1"/>
+      <w:numFmt w:val="bullet"/>
+      <w:lvlText w:val="o"/>
+      <w:lvlJc w:val="left"/>
+      <w:pPr>
+        <w:tabs>
+          <w:tab w:val="num" w:pos="1440"/>
+        </w:tabs>
+        <w:ind w:left="1440" w:hanging="360"/>
+      </w:pPr>
+      <w:rPr>
+        <w:rFonts w:ascii="Courier New" w:hAnsi="Courier New" w:hint="default"/>
+        <w:sz w:val="20"/>
+      </w:rPr>
+    </w:lvl>
+    <w:lvl w:ilvl="2" w:tentative="1">
+      <w:start w:val="1"/>
+      <w:numFmt w:val="bullet"/>
+      <w:lvlText w:val=""/>
+      <w:lvlJc w:val="left"/>
+      <w:pPr>
+        <w:tabs>
+          <w:tab w:val="num" w:pos="2160"/>
+        </w:tabs>
+        <w:ind w:left="2160" w:hanging="360"/>
+      </w:pPr>
+      <w:rPr>
+        <w:rFonts w:ascii="Wingdings" w:hAnsi="Wingdings" w:hint="default"/>
+        <w:sz w:val="20"/>
+      </w:rPr>
+    </w:lvl>
+    <w:lvl w:ilvl="3" w:tentative="1">
+      <w:start w:val="1"/>
+      <w:numFmt w:val="bullet"/>
+      <w:lvlText w:val=""/>
+      <w:lvlJc w:val="left"/>
+      <w:pPr>
+        <w:tabs>
+          <w:tab w:val="num" w:pos="2880"/>
+        </w:tabs>
+        <w:ind w:left="2880" w:hanging="360"/>
+      </w:pPr>
+      <w:rPr>
+        <w:rFonts w:ascii="Wingdings" w:hAnsi="Wingdings" w:hint="default"/>
+        <w:sz w:val="20"/>
+      </w:rPr>
+    </w:lvl>
+    <w:lvl w:ilvl="4" w:tentative="1">
+      <w:start w:val="1"/>
+      <w:numFmt w:val="bullet"/>
+      <w:lvlText w:val=""/>
+      <w:lvlJc w:val="left"/>
+      <w:pPr>
+        <w:tabs>
+          <w:tab w:val="num" w:pos="3600"/>
+        </w:tabs>
+        <w:ind w:left="3600" w:hanging="360"/>
+      </w:pPr>
+      <w:rPr>
+        <w:rFonts w:ascii="Wingdings" w:hAnsi="Wingdings" w:hint="default"/>
+        <w:sz w:val="20"/>
+      </w:rPr>
+    </w:lvl>
+    <w:lvl w:ilvl="5" w:tentative="1">
+      <w:start w:val="1"/>
+      <w:numFmt w:val="bullet"/>
+      <w:lvlText w:val=""/>
+      <w:lvlJc w:val="left"/>
+      <w:pPr>
+        <w:tabs>
+          <w:tab w:val="num" w:pos="4320"/>
+        </w:tabs>
+        <w:ind w:left="4320" w:hanging="360"/>
+      </w:pPr>
+      <w:rPr>
+        <w:rFonts w:ascii="Wingdings" w:hAnsi="Wingdings" w:hint="default"/>
+        <w:sz w:val="20"/>
+      </w:rPr>
+    </w:lvl>
+    <w:lvl w:ilvl="6" w:tentative="1">
+      <w:start w:val="1"/>
+      <w:numFmt w:val="bullet"/>
+      <w:lvlText w:val=""/>
+      <w:lvlJc w:val="left"/>
+      <w:pPr>
+        <w:tabs>
+          <w:tab w:val="num" w:pos="5040"/>
+        </w:tabs>
+        <w:ind w:left="5040" w:hanging="360"/>
+      </w:pPr>
+      <w:rPr>
+        <w:rFonts w:ascii="Wingdings" w:hAnsi="Wingdings" w:hint="default"/>
+        <w:sz w:val="20"/>
+      </w:rPr>
+    </w:lvl>
+    <w:lvl w:ilvl="7" w:tentative="1">
+      <w:start w:val="1"/>
+      <w:numFmt w:val="bullet"/>
+      <w:lvlText w:val=""/>
+      <w:lvlJc w:val="left"/>
+      <w:pPr>
+        <w:tabs>
+          <w:tab w:val="num" w:pos="5760"/>
+        </w:tabs>
+        <w:ind w:left="5760" w:hanging="360"/>
+      </w:pPr>
+      <w:rPr>
+        <w:rFonts w:ascii="Wingdings" w:hAnsi="Wingdings" w:hint="default"/>
+        <w:sz w:val="20"/>
+      </w:rPr>
+    </w:lvl>
+    <w:lvl w:ilvl="8" w:tentative="1">
+      <w:start w:val="1"/>
+      <w:numFmt w:val="bullet"/>
+      <w:lvlText w:val=""/>
+      <w:lvlJc w:val="left"/>
+      <w:pPr>
+        <w:tabs>
+          <w:tab w:val="num" w:pos="6480"/>
+        </w:tabs>
+        <w:ind w:left="6480" w:hanging="360"/>
+      </w:pPr>
+      <w:rPr>
+        <w:rFonts w:ascii="Wingdings" w:hAnsi="Wingdings" w:hint="default"/>
+        <w:sz w:val="20"/>
+      </w:rPr>
+    </w:lvl>
+  </w:abstractNum>
+  <w:num w:numId="1" w16cid:durableId="950360860">
+    <w:abstractNumId w:val="4"/>
   </w:num>
-  <w:num w:numId="2" w16cid:durableId="1757823957">
+  <w:num w:numId="2" w16cid:durableId="1190028411">
+    <w:abstractNumId w:val="1"/>
+  </w:num>
+  <w:num w:numId="3" w16cid:durableId="1378897333">
+    <w:abstractNumId w:val="5"/>
+  </w:num>
+  <w:num w:numId="4" w16cid:durableId="67502940">
+    <w:abstractNumId w:val="3"/>
+  </w:num>
+  <w:num w:numId="5" w16cid:durableId="810561706">
     <w:abstractNumId w:val="0"/>
   </w:num>
-  <w:num w:numId="3" w16cid:durableId="779446856">
-    <w:abstractNumId w:val="3"/>
-  </w:num>
-  <w:num w:numId="4" w16cid:durableId="430469259">
-    <w:abstractNumId w:val="1"/>
+  <w:num w:numId="6" w16cid:durableId="936408182">
+    <w:abstractNumId w:val="2"/>
   </w:num>
 </w:numbering>
 </file>
@@ -2521,7 +4087,7 @@
     <w:uiPriority w:val="9"/>
     <w:rPr>
       <w:rFonts w:asciiTheme="majorHAnsi" w:eastAsiaTheme="majorEastAsia" w:hAnsiTheme="majorHAnsi" w:cstheme="majorBidi"/>
-      <w:color w:val="2F5496" w:themeColor="accent1" w:themeShade="BF"/>
+      <w:color w:val="0F4761" w:themeColor="accent1" w:themeShade="BF"/>
       <w:sz w:val="40"/>
       <w:szCs w:val="40"/>
     </w:rPr>
@@ -2534,7 +4100,7 @@
     <w:semiHidden/>
     <w:rPr>
       <w:rFonts w:asciiTheme="majorHAnsi" w:eastAsiaTheme="majorEastAsia" w:hAnsiTheme="majorHAnsi" w:cstheme="majorBidi"/>
-      <w:color w:val="2F5496" w:themeColor="accent1" w:themeShade="BF"/>
+      <w:color w:val="0F4761" w:themeColor="accent1" w:themeShade="BF"/>
       <w:sz w:val="32"/>
       <w:szCs w:val="32"/>
     </w:rPr>
@@ -2547,7 +4113,7 @@
     <w:semiHidden/>
     <w:rPr>
       <w:rFonts w:asciiTheme="minorHAnsi" w:eastAsiaTheme="majorEastAsia" w:hAnsiTheme="minorHAnsi" w:cstheme="majorBidi"/>
-      <w:color w:val="2F5496" w:themeColor="accent1" w:themeShade="BF"/>
+      <w:color w:val="0F4761" w:themeColor="accent1" w:themeShade="BF"/>
       <w:sz w:val="28"/>
       <w:szCs w:val="28"/>
     </w:rPr>
@@ -2655,39 +4221,39 @@
         <a:sysClr val="window" lastClr="FFFFFF"/>
       </a:lt1>
       <a:dk2>
-        <a:srgbClr val="44546A"/>
+        <a:srgbClr val="0E2841"/>
       </a:dk2>
       <a:lt2>
-        <a:srgbClr val="E7E6E6"/>
+        <a:srgbClr val="E8E8E8"/>
       </a:lt2>
       <a:accent1>
-        <a:srgbClr val="4472C4"/>
+        <a:srgbClr val="156082"/>
       </a:accent1>
       <a:accent2>
-        <a:srgbClr val="ED7D31"/>
+        <a:srgbClr val="E97132"/>
       </a:accent2>
       <a:accent3>
-        <a:srgbClr val="A5A5A5"/>
+        <a:srgbClr val="196B24"/>
       </a:accent3>
       <a:accent4>
-        <a:srgbClr val="FFC000"/>
+        <a:srgbClr val="0F9ED5"/>
       </a:accent4>
       <a:accent5>
-        <a:srgbClr val="5B9BD5"/>
+        <a:srgbClr val="A02B93"/>
       </a:accent5>
       <a:accent6>
-        <a:srgbClr val="70AD47"/>
+        <a:srgbClr val="4EA72E"/>
       </a:accent6>
       <a:hlink>
-        <a:srgbClr val="0563C1"/>
+        <a:srgbClr val="467886"/>
       </a:hlink>
       <a:folHlink>
-        <a:srgbClr val="954F72"/>
+        <a:srgbClr val="96607D"/>
       </a:folHlink>
     </a:clrScheme>
     <a:fontScheme name="Office">
       <a:majorFont>
-        <a:latin typeface="Calibri Light" panose="020F0302020204030204"/>
+        <a:latin typeface="Aptos Display" panose="02110004020202020204"/>
         <a:ea typeface=""/>
         <a:cs typeface=""/>
         <a:font script="Jpan" typeface="游ゴシック Light"/>
@@ -2739,7 +4305,7 @@
         <a:font script="Tfng" typeface="Ebrima"/>
       </a:majorFont>
       <a:minorFont>
-        <a:latin typeface="Calibri" panose="020F0502020204030204"/>
+        <a:latin typeface="Aptos" panose="02110004020202020204"/>
         <a:ea typeface=""/>
         <a:cs typeface=""/>
         <a:font script="Jpan" typeface="游明朝"/>
@@ -2850,13 +4416,6 @@
         </a:gradFill>
       </a:fillStyleLst>
       <a:lnStyleLst>
-        <a:ln w="6350" cap="flat" cmpd="sng" algn="ctr">
-          <a:solidFill>
-            <a:schemeClr val="phClr"/>
-          </a:solidFill>
-          <a:prstDash val="solid"/>
-          <a:miter lim="800000"/>
-        </a:ln>
         <a:ln w="12700" cap="flat" cmpd="sng" algn="ctr">
           <a:solidFill>
             <a:schemeClr val="phClr"/>
@@ -2865,6 +4424,13 @@
           <a:miter lim="800000"/>
         </a:ln>
         <a:ln w="19050" cap="flat" cmpd="sng" algn="ctr">
+          <a:solidFill>
+            <a:schemeClr val="phClr"/>
+          </a:solidFill>
+          <a:prstDash val="solid"/>
+          <a:miter lim="800000"/>
+        </a:ln>
+        <a:ln w="25400" cap="flat" cmpd="sng" algn="ctr">
           <a:solidFill>
             <a:schemeClr val="phClr"/>
           </a:solidFill>
@@ -2929,11 +4495,31 @@
       </a:bgFillStyleLst>
     </a:fmtScheme>
   </a:themeElements>
-  <a:objectDefaults/>
+  <a:objectDefaults>
+    <a:lnDef>
+      <a:spPr/>
+      <a:bodyPr/>
+      <a:lstStyle/>
+      <a:style>
+        <a:lnRef idx="2">
+          <a:schemeClr val="accent1"/>
+        </a:lnRef>
+        <a:fillRef idx="0">
+          <a:schemeClr val="accent1"/>
+        </a:fillRef>
+        <a:effectRef idx="1">
+          <a:schemeClr val="accent1"/>
+        </a:effectRef>
+        <a:fontRef idx="minor">
+          <a:schemeClr val="tx1"/>
+        </a:fontRef>
+      </a:style>
+    </a:lnDef>
+  </a:objectDefaults>
   <a:extraClrSchemeLst/>
   <a:extLst>
     <a:ext uri="{05A4C25C-085E-4340-85A3-A5531E510DB2}">
-      <thm15:themeFamily xmlns:thm15="http://schemas.microsoft.com/office/thememl/2012/main" name="Office Theme" id="{62F939B6-93AF-4DB8-9C6B-D6C7DFDC589F}" vid="{4A3C46E8-61CC-4603-A589-7422A47A8E4A}"/>
+      <thm15:themeFamily xmlns:thm15="http://schemas.microsoft.com/office/thememl/2012/main" name="Office Theme" id="{2E142A2C-CD16-42D6-873A-C26D2A0506FA}" vid="{1BDDFF52-6CD6-40A5-AB3C-68EB2F1E4D0A}"/>
     </a:ext>
   </a:extLst>
 </a:theme>

--- a/04-Abril-Mayo/Entregables/2026-05/02-Informe_Optimizacion_Rendimiento_BD_2026-05.docx
+++ b/04-Abril-Mayo/Entregables/2026-05/02-Informe_Optimizacion_Rendimiento_BD_2026-05.docx
@@ -13,7 +13,7 @@
         <w:rPr>
           <w:rFonts w:ascii="Calibri" w:eastAsia="Times New Roman" w:hAnsi="Calibri" w:cs="Calibri"/>
         </w:rPr>
-        <w:t>Informe de Optimización y Rendimiento de Bases de Datos</w:t>
+        <w:t>Informe Mensual de Optimización y Rendimiento de Bases de Datos</w:t>
       </w:r>
     </w:p>
     <w:p>
@@ -111,7 +111,7 @@
           <w:sz w:val="22"/>
           <w:szCs w:val="22"/>
         </w:rPr>
-        <w:pict>
+        <w:pict w14:anchorId="0673D827">
           <v:rect id="_x0000_i1025" style="width:0;height:1.5pt" o:hralign="center" o:hrstd="t" o:hr="t" fillcolor="#a0a0a0" stroked="f"/>
         </w:pict>
       </w:r>
@@ -145,7 +145,7 @@
           <w:sz w:val="22"/>
           <w:szCs w:val="22"/>
         </w:rPr>
-        <w:t xml:space="preserve">Detallar las estrategias, scripts y mejores prácticas aplicadas durante el mes de mayo sobre las arquitecturas de bases de datos del ecosistema de la Secretaría (incluyendo los repositorios y esquemas gestionados en </w:t>
+        <w:t>Presentar el avance mensual correspondiente a mayo de 2026 sobre las estrategias, auditorías, scripts y mejores prácticas aplicadas sobre las arquitecturas de bases de datos del ecosistema de la Secretaría. Este informe documenta los cambios estructurales e instrumentación real aplicados tanto en los repositorios institucionales en Oracle 19c (</w:t>
       </w:r>
       <w:r>
         <w:rPr>
@@ -159,7 +159,7 @@
           <w:sz w:val="22"/>
           <w:szCs w:val="22"/>
         </w:rPr>
-        <w:t xml:space="preserve"> con Oracle 19c, así como la persistencia en PostgreSQL de Vida Saludable). Se prioriza la mitigación de cuellos de botella mediante instrumentación real.</w:t>
+        <w:t>) como en el ecosistema modernizado de la Fase 2 del proyecto Vida Saludable en PostgreSQL 14.</w:t>
       </w:r>
     </w:p>
     <w:p>
@@ -173,7 +173,7 @@
         <w:rPr>
           <w:rFonts w:ascii="Calibri" w:eastAsia="Times New Roman" w:hAnsi="Calibri" w:cs="Calibri"/>
         </w:rPr>
-        <w:t>2. Estandarización de Mejores Prácticas en Oracle (MUSEMS-PU)</w:t>
+        <w:t>2. Alcance del Avance de Mayo</w:t>
       </w:r>
     </w:p>
     <w:p>
@@ -191,49 +191,25 @@
           <w:sz w:val="22"/>
           <w:szCs w:val="22"/>
         </w:rPr>
-        <w:t xml:space="preserve">Durante mayo, la consolidación de los scripts analíticos de </w:t>
-      </w:r>
-      <w:r>
-        <w:rPr>
-          <w:rStyle w:val="CdigoHTML"/>
-        </w:rPr>
-        <w:t>SEP_MUSEMS_PU</w:t>
-      </w:r>
-      <w:r>
-        <w:rPr>
-          <w:rFonts w:ascii="Calibri" w:hAnsi="Calibri" w:cs="Calibri"/>
-          <w:sz w:val="22"/>
-          <w:szCs w:val="22"/>
-        </w:rPr>
-        <w:t xml:space="preserve"> condujo a la definición formal de una guía de mejores prácticas (</w:t>
-      </w:r>
-      <w:r>
-        <w:rPr>
-          <w:rStyle w:val="CdigoHTML"/>
-        </w:rPr>
-        <w:t>BEST_PRACTICES_DB_SCRIPTS.md</w:t>
-      </w:r>
-      <w:r>
-        <w:rPr>
-          <w:rFonts w:ascii="Calibri" w:hAnsi="Calibri" w:cs="Calibri"/>
-          <w:sz w:val="22"/>
-          <w:szCs w:val="22"/>
-        </w:rPr>
-        <w:t>), que estandarizó la ejecución en ambientes DBeaver/Oracle:</w:t>
-      </w:r>
-    </w:p>
-    <w:p>
-      <w:pPr>
-        <w:pStyle w:val="Ttulo3"/>
-        <w:rPr>
-          <w:rFonts w:ascii="Calibri" w:eastAsia="Times New Roman" w:hAnsi="Calibri" w:cs="Calibri"/>
-        </w:rPr>
-      </w:pPr>
-      <w:r>
-        <w:rPr>
-          <w:rFonts w:ascii="Calibri" w:eastAsia="Times New Roman" w:hAnsi="Calibri" w:cs="Calibri"/>
-        </w:rPr>
-        <w:t>2.1 Reglas de Compatibilidad y Enmascaramiento (PII)</w:t>
+        <w:t>A diferencia de abril, donde se estableció la línea base teórica de rendimiento, durante mayo se ejecutaron validaciones y correcciones directamente sobre los entornos de desarrollo bajo condiciones de carga masiva real (por ejemplo, validaciones de *layouts* con más de 128,112 registros).</w:t>
+      </w:r>
+    </w:p>
+    <w:p>
+      <w:pPr>
+        <w:pStyle w:val="NormalWeb"/>
+        <w:rPr>
+          <w:rFonts w:ascii="Calibri" w:hAnsi="Calibri" w:cs="Calibri"/>
+          <w:sz w:val="22"/>
+          <w:szCs w:val="22"/>
+        </w:rPr>
+      </w:pPr>
+      <w:r>
+        <w:rPr>
+          <w:rFonts w:ascii="Calibri" w:hAnsi="Calibri" w:cs="Calibri"/>
+          <w:sz w:val="22"/>
+          <w:szCs w:val="22"/>
+        </w:rPr>
+        <w:t>El alcance de este mes incluyó:</w:t>
       </w:r>
     </w:p>
     <w:p>
@@ -255,21 +231,7 @@
           <w:sz w:val="22"/>
           <w:szCs w:val="22"/>
         </w:rPr>
-        <w:t xml:space="preserve">Se prohibió el uso de comandos </w:t>
-      </w:r>
-      <w:r>
-        <w:rPr>
-          <w:rStyle w:val="CdigoHTML"/>
-        </w:rPr>
-        <w:t>SET SERVEROUTPUT ON</w:t>
-      </w:r>
-      <w:r>
-        <w:rPr>
-          <w:rFonts w:ascii="Calibri" w:eastAsia="Times New Roman" w:hAnsi="Calibri" w:cs="Calibri"/>
-          <w:sz w:val="22"/>
-          <w:szCs w:val="22"/>
-        </w:rPr>
-        <w:t xml:space="preserve"> que rompían la ejecución remota de scripts en DBeaver.</w:t>
+        <w:t>La instrumentación de métricas de desempeño sobre consultas de extracción críticas.</w:t>
       </w:r>
     </w:p>
     <w:p>
@@ -287,76 +249,129 @@
       </w:pPr>
       <w:r>
         <w:rPr>
-          <w:rStyle w:val="Fuerte"/>
-          <w:rFonts w:ascii="Calibri" w:eastAsia="Times New Roman" w:hAnsi="Calibri" w:cs="Calibri"/>
-          <w:sz w:val="22"/>
-          <w:szCs w:val="22"/>
-        </w:rPr>
-        <w:t>Enmascaramiento Criptográfico (PII):</w:t>
-      </w:r>
-      <w:r>
-        <w:rPr>
-          <w:rFonts w:ascii="Calibri" w:eastAsia="Times New Roman" w:hAnsi="Calibri" w:cs="Calibri"/>
-          <w:sz w:val="22"/>
-          <w:szCs w:val="22"/>
-        </w:rPr>
-        <w:t xml:space="preserve"> Se instrumentó una regla obligatoria e irrevocable para todo campo de identidad (como CURP). Se implementó el uso del estándar </w:t>
+          <w:rFonts w:ascii="Calibri" w:eastAsia="Times New Roman" w:hAnsi="Calibri" w:cs="Calibri"/>
+          <w:sz w:val="22"/>
+          <w:szCs w:val="22"/>
+        </w:rPr>
+        <w:t>El hallazgo y remediación de vulnerabilidades relacionadas con consultas de base de datos (inyecciones SQL y exposición de datos PII).</w:t>
+      </w:r>
+    </w:p>
+    <w:p>
+      <w:pPr>
+        <w:numPr>
+          <w:ilvl w:val="0"/>
+          <w:numId w:val="1"/>
+        </w:numPr>
+        <w:spacing w:before="100" w:beforeAutospacing="1" w:after="100" w:afterAutospacing="1"/>
+        <w:rPr>
+          <w:rFonts w:ascii="Calibri" w:eastAsia="Times New Roman" w:hAnsi="Calibri" w:cs="Calibri"/>
+          <w:sz w:val="22"/>
+          <w:szCs w:val="22"/>
+        </w:rPr>
+      </w:pPr>
+      <w:r>
+        <w:rPr>
+          <w:rFonts w:ascii="Calibri" w:eastAsia="Times New Roman" w:hAnsi="Calibri" w:cs="Calibri"/>
+          <w:sz w:val="22"/>
+          <w:szCs w:val="22"/>
+        </w:rPr>
+        <w:t>La identificación de cuellos de botella por ausencia de índices en bitácoras de alto volumen.</w:t>
+      </w:r>
+    </w:p>
+    <w:p>
+      <w:pPr>
+        <w:numPr>
+          <w:ilvl w:val="0"/>
+          <w:numId w:val="1"/>
+        </w:numPr>
+        <w:spacing w:before="100" w:beforeAutospacing="1" w:after="100" w:afterAutospacing="1"/>
+        <w:rPr>
+          <w:rFonts w:ascii="Calibri" w:eastAsia="Times New Roman" w:hAnsi="Calibri" w:cs="Calibri"/>
+          <w:sz w:val="22"/>
+          <w:szCs w:val="22"/>
+        </w:rPr>
+      </w:pPr>
+      <w:r>
+        <w:rPr>
+          <w:rFonts w:ascii="Calibri" w:eastAsia="Times New Roman" w:hAnsi="Calibri" w:cs="Calibri"/>
+          <w:sz w:val="22"/>
+          <w:szCs w:val="22"/>
+        </w:rPr>
+        <w:t xml:space="preserve">La estandarización de scripts en el repositorio Oracle </w:t>
       </w:r>
       <w:r>
         <w:rPr>
           <w:rStyle w:val="CdigoHTML"/>
         </w:rPr>
-        <w:t>LOWER(RAWTOHEX(STANDARD_HASH(P.CURP || 'MUSEMS_SALT_2026', 'MD5')))</w:t>
-      </w:r>
-      <w:r>
-        <w:rPr>
-          <w:rFonts w:ascii="Calibri" w:eastAsia="Times New Roman" w:hAnsi="Calibri" w:cs="Calibri"/>
-          <w:sz w:val="22"/>
-          <w:szCs w:val="22"/>
-        </w:rPr>
-        <w:t xml:space="preserve"> en lugar de ofuscaciones parciales (</w:t>
+        <w:t>SEP_MUSEMS_PU</w:t>
+      </w:r>
+      <w:r>
+        <w:rPr>
+          <w:rFonts w:ascii="Calibri" w:eastAsia="Times New Roman" w:hAnsi="Calibri" w:cs="Calibri"/>
+          <w:sz w:val="22"/>
+          <w:szCs w:val="22"/>
+        </w:rPr>
+        <w:t xml:space="preserve"> para garantizar ejecuciones sin bloqueos (deadlocks) e integridad de datos personales.</w:t>
+      </w:r>
+    </w:p>
+    <w:p>
+      <w:pPr>
+        <w:pStyle w:val="Ttulo2"/>
+        <w:rPr>
+          <w:rFonts w:ascii="Calibri" w:eastAsia="Times New Roman" w:hAnsi="Calibri" w:cs="Calibri"/>
+        </w:rPr>
+      </w:pPr>
+      <w:r>
+        <w:rPr>
+          <w:rFonts w:ascii="Calibri" w:eastAsia="Times New Roman" w:hAnsi="Calibri" w:cs="Calibri"/>
+        </w:rPr>
+        <w:t>3. Estandarización de Mejores Prácticas en Oracle (MUSEMS-PU)</w:t>
+      </w:r>
+    </w:p>
+    <w:p>
+      <w:pPr>
+        <w:pStyle w:val="NormalWeb"/>
+        <w:rPr>
+          <w:rFonts w:ascii="Calibri" w:hAnsi="Calibri" w:cs="Calibri"/>
+          <w:sz w:val="22"/>
+          <w:szCs w:val="22"/>
+        </w:rPr>
+      </w:pPr>
+      <w:r>
+        <w:rPr>
+          <w:rFonts w:ascii="Calibri" w:hAnsi="Calibri" w:cs="Calibri"/>
+          <w:sz w:val="22"/>
+          <w:szCs w:val="22"/>
+        </w:rPr>
+        <w:t xml:space="preserve">Durante mayo, la consolidación de los scripts analíticos de </w:t>
       </w:r>
       <w:r>
         <w:rPr>
           <w:rStyle w:val="CdigoHTML"/>
         </w:rPr>
-        <w:t>SUBSTR</w:t>
-      </w:r>
-      <w:r>
-        <w:rPr>
-          <w:rFonts w:ascii="Calibri" w:eastAsia="Times New Roman" w:hAnsi="Calibri" w:cs="Calibri"/>
-          <w:sz w:val="22"/>
-          <w:szCs w:val="22"/>
-        </w:rPr>
-        <w:t>/</w:t>
+        <w:t>SEP_MUSEMS_PU</w:t>
+      </w:r>
+      <w:r>
+        <w:rPr>
+          <w:rFonts w:ascii="Calibri" w:hAnsi="Calibri" w:cs="Calibri"/>
+          <w:sz w:val="22"/>
+          <w:szCs w:val="22"/>
+        </w:rPr>
+        <w:t xml:space="preserve"> condujo a la definición formal de una guía de mejores prácticas (</w:t>
       </w:r>
       <w:r>
         <w:rPr>
           <w:rStyle w:val="CdigoHTML"/>
         </w:rPr>
-        <w:t>LPAD</w:t>
-      </w:r>
-      <w:r>
-        <w:rPr>
-          <w:rFonts w:ascii="Calibri" w:eastAsia="Times New Roman" w:hAnsi="Calibri" w:cs="Calibri"/>
-          <w:sz w:val="22"/>
-          <w:szCs w:val="22"/>
-        </w:rPr>
-        <w:t>), lo cual impactó profundamente la manera en que se generaron las vistas analíticas (</w:t>
-      </w:r>
-      <w:r>
-        <w:rPr>
-          <w:rStyle w:val="CdigoHTML"/>
-        </w:rPr>
-        <w:t>VW_BI_*</w:t>
-      </w:r>
-      <w:r>
-        <w:rPr>
-          <w:rFonts w:ascii="Calibri" w:eastAsia="Times New Roman" w:hAnsi="Calibri" w:cs="Calibri"/>
-          <w:sz w:val="22"/>
-          <w:szCs w:val="22"/>
-        </w:rPr>
-        <w:t>).</w:t>
+        <w:t>BEST_PRACTICES_DB_SCRIPTS.md</w:t>
+      </w:r>
+      <w:r>
+        <w:rPr>
+          <w:rFonts w:ascii="Calibri" w:hAnsi="Calibri" w:cs="Calibri"/>
+          <w:sz w:val="22"/>
+          <w:szCs w:val="22"/>
+        </w:rPr>
+        <w:t>), que estandarizó la ejecución transaccional en ambientes IDE como DBeaver:</w:t>
       </w:r>
     </w:p>
     <w:p>
@@ -370,184 +385,8 @@
         <w:rPr>
           <w:rFonts w:ascii="Calibri" w:eastAsia="Times New Roman" w:hAnsi="Calibri" w:cs="Calibri"/>
         </w:rPr>
-        <w:t>2.2 Orden de Limpieza y Eliminación de Bloqueos (Deadlocks)</w:t>
-      </w:r>
-    </w:p>
-    <w:p>
-      <w:pPr>
-        <w:pStyle w:val="NormalWeb"/>
-        <w:rPr>
-          <w:rFonts w:ascii="Calibri" w:hAnsi="Calibri" w:cs="Calibri"/>
-          <w:sz w:val="22"/>
-          <w:szCs w:val="22"/>
-        </w:rPr>
-      </w:pPr>
-      <w:r>
-        <w:rPr>
-          <w:rFonts w:ascii="Calibri" w:hAnsi="Calibri" w:cs="Calibri"/>
-          <w:sz w:val="22"/>
-          <w:szCs w:val="22"/>
-        </w:rPr>
-        <w:t xml:space="preserve">Para la ejecución ininterrumpida de scripts transaccionales como </w:t>
-      </w:r>
-      <w:r>
-        <w:rPr>
-          <w:rStyle w:val="CdigoHTML"/>
-        </w:rPr>
-        <w:t>simulation_ultra.sql</w:t>
-      </w:r>
-      <w:r>
-        <w:rPr>
-          <w:rFonts w:ascii="Calibri" w:hAnsi="Calibri" w:cs="Calibri"/>
-          <w:sz w:val="22"/>
-          <w:szCs w:val="22"/>
-        </w:rPr>
-        <w:t xml:space="preserve">, se formalizó el árbol de dependencias, reduciendo en un 100% los bloqueos por llaves foráneas al seguir el flujo de borrado estricto: </w:t>
-      </w:r>
-      <w:r>
-        <w:rPr>
-          <w:rStyle w:val="CdigoHTML"/>
-        </w:rPr>
-        <w:t>TBAE010_ERROR</w:t>
-      </w:r>
-      <w:r>
-        <w:rPr>
-          <w:rFonts w:ascii="Calibri" w:hAnsi="Calibri" w:cs="Calibri"/>
-          <w:sz w:val="22"/>
-          <w:szCs w:val="22"/>
-        </w:rPr>
-        <w:t xml:space="preserve"> -&gt; </w:t>
-      </w:r>
-      <w:r>
-        <w:rPr>
-          <w:rStyle w:val="CdigoHTML"/>
-        </w:rPr>
-        <w:t>TBAE009_RESPUESTA</w:t>
-      </w:r>
-      <w:r>
-        <w:rPr>
-          <w:rFonts w:ascii="Calibri" w:hAnsi="Calibri" w:cs="Calibri"/>
-          <w:sz w:val="22"/>
-          <w:szCs w:val="22"/>
-        </w:rPr>
-        <w:t xml:space="preserve"> -&gt; </w:t>
-      </w:r>
-      <w:r>
-        <w:rPr>
-          <w:rStyle w:val="CdigoHTML"/>
-        </w:rPr>
-        <w:t>TBMU013_BAJAS</w:t>
-      </w:r>
-      <w:r>
-        <w:rPr>
-          <w:rFonts w:ascii="Calibri" w:hAnsi="Calibri" w:cs="Calibri"/>
-          <w:sz w:val="22"/>
-          <w:szCs w:val="22"/>
-        </w:rPr>
-        <w:t xml:space="preserve"> -&gt; </w:t>
-      </w:r>
-      <w:r>
-        <w:rPr>
-          <w:rStyle w:val="CdigoHTML"/>
-        </w:rPr>
-        <w:t>TBMU006_INSCRIPCION</w:t>
-      </w:r>
-      <w:r>
-        <w:rPr>
-          <w:rFonts w:ascii="Calibri" w:hAnsi="Calibri" w:cs="Calibri"/>
-          <w:sz w:val="22"/>
-          <w:szCs w:val="22"/>
-        </w:rPr>
-        <w:t xml:space="preserve"> -&gt; </w:t>
-      </w:r>
-      <w:r>
-        <w:rPr>
-          <w:rStyle w:val="CdigoHTML"/>
-        </w:rPr>
-        <w:t>TBAE001_INSCRIPCION</w:t>
-      </w:r>
-      <w:r>
-        <w:rPr>
-          <w:rFonts w:ascii="Calibri" w:hAnsi="Calibri" w:cs="Calibri"/>
-          <w:sz w:val="22"/>
-          <w:szCs w:val="22"/>
-        </w:rPr>
-        <w:t xml:space="preserve"> -&gt; </w:t>
-      </w:r>
-      <w:r>
-        <w:rPr>
-          <w:rStyle w:val="CdigoHTML"/>
-        </w:rPr>
-        <w:t>TBMU020_ALUMNO</w:t>
-      </w:r>
-      <w:r>
-        <w:rPr>
-          <w:rFonts w:ascii="Calibri" w:hAnsi="Calibri" w:cs="Calibri"/>
-          <w:sz w:val="22"/>
-          <w:szCs w:val="22"/>
-        </w:rPr>
-        <w:t xml:space="preserve"> -&gt; </w:t>
-      </w:r>
-      <w:r>
-        <w:rPr>
-          <w:rStyle w:val="CdigoHTML"/>
-        </w:rPr>
-        <w:t>TBMU002_PERSONA</w:t>
-      </w:r>
-      <w:r>
-        <w:rPr>
-          <w:rFonts w:ascii="Calibri" w:hAnsi="Calibri" w:cs="Calibri"/>
-          <w:sz w:val="22"/>
-          <w:szCs w:val="22"/>
-        </w:rPr>
-        <w:t>.</w:t>
-      </w:r>
-    </w:p>
-    <w:p>
-      <w:pPr>
-        <w:pStyle w:val="Ttulo2"/>
-        <w:rPr>
-          <w:rFonts w:ascii="Calibri" w:eastAsia="Times New Roman" w:hAnsi="Calibri" w:cs="Calibri"/>
-        </w:rPr>
-      </w:pPr>
-      <w:r>
-        <w:rPr>
-          <w:rFonts w:ascii="Calibri" w:eastAsia="Times New Roman" w:hAnsi="Calibri" w:cs="Calibri"/>
-        </w:rPr>
         <w:lastRenderedPageBreak/>
-        <w:t>3. Optimización Transaccional en PostgreSQL (Vida Saludable)</w:t>
-      </w:r>
-    </w:p>
-    <w:p>
-      <w:pPr>
-        <w:pStyle w:val="NormalWeb"/>
-        <w:rPr>
-          <w:rFonts w:ascii="Calibri" w:hAnsi="Calibri" w:cs="Calibri"/>
-          <w:sz w:val="22"/>
-          <w:szCs w:val="22"/>
-        </w:rPr>
-      </w:pPr>
-      <w:r>
-        <w:rPr>
-          <w:rFonts w:ascii="Calibri" w:hAnsi="Calibri" w:cs="Calibri"/>
-          <w:sz w:val="22"/>
-          <w:szCs w:val="22"/>
-        </w:rPr>
-        <w:t>De forma paralela en el proyecto Vida Saludable, se evaluó el comportamiento de la base de datos DEV frente al procesamiento concurrente masivo de archivos de layouts (más de 128 mil registros en validación).</w:t>
-      </w:r>
-    </w:p>
-    <w:p>
-      <w:pPr>
-        <w:pStyle w:val="Ttulo3"/>
-        <w:rPr>
-          <w:rFonts w:ascii="Calibri" w:eastAsia="Times New Roman" w:hAnsi="Calibri" w:cs="Calibri"/>
-        </w:rPr>
-      </w:pPr>
-      <w:r>
-        <w:rPr>
-          <w:rFonts w:ascii="Calibri" w:eastAsia="Times New Roman" w:hAnsi="Calibri" w:cs="Calibri"/>
-        </w:rPr>
-        <w:t>3.1 Diseño de Índices Compuestos</w:t>
+        <w:t>3.1 Reglas de Compatibilidad y Enmascaramiento de Datos Sensibles (PII)</w:t>
       </w:r>
     </w:p>
     <w:p>
@@ -565,62 +404,62 @@
       </w:pPr>
       <w:r>
         <w:rPr>
+          <w:rStyle w:val="Fuerte"/>
+          <w:rFonts w:ascii="Calibri" w:eastAsia="Times New Roman" w:hAnsi="Calibri" w:cs="Calibri"/>
+          <w:sz w:val="22"/>
+          <w:szCs w:val="22"/>
+        </w:rPr>
+        <w:t>Compatibilidad IDE (DBeaver):</w:t>
+      </w:r>
+      <w:r>
+        <w:rPr>
+          <w:rFonts w:ascii="Calibri" w:eastAsia="Times New Roman" w:hAnsi="Calibri" w:cs="Calibri"/>
+          <w:sz w:val="22"/>
+          <w:szCs w:val="22"/>
+        </w:rPr>
+        <w:t xml:space="preserve"> Se prohibió el uso de comandos </w:t>
+      </w:r>
+      <w:r>
+        <w:rPr>
           <w:rStyle w:val="CdigoHTML"/>
-          <w:b/>
-          <w:bCs/>
-        </w:rPr>
-        <w:t>idx_menor_evaluado_cct_curp_ciclo</w:t>
-      </w:r>
-      <w:r>
-        <w:rPr>
-          <w:rStyle w:val="Fuerte"/>
-          <w:rFonts w:ascii="Calibri" w:eastAsia="Times New Roman" w:hAnsi="Calibri" w:cs="Calibri"/>
-          <w:sz w:val="22"/>
-          <w:szCs w:val="22"/>
-        </w:rPr>
-        <w:t>:</w:t>
-      </w:r>
-      <w:r>
-        <w:rPr>
-          <w:rFonts w:ascii="Calibri" w:eastAsia="Times New Roman" w:hAnsi="Calibri" w:cs="Calibri"/>
-          <w:sz w:val="22"/>
-          <w:szCs w:val="22"/>
-        </w:rPr>
-        <w:t xml:space="preserve"> Este índice compuesto en la tabla principal redujo dramáticamente el tiempo de las consultas de extracción utilizadas por el orquestador. El tiempo promedio de extracción por bloque de 5,000 registros pasó de </w:t>
-      </w:r>
-      <w:r>
-        <w:rPr>
-          <w:rStyle w:val="Fuerte"/>
-          <w:rFonts w:ascii="Calibri" w:eastAsia="Times New Roman" w:hAnsi="Calibri" w:cs="Calibri"/>
-          <w:sz w:val="22"/>
-          <w:szCs w:val="22"/>
-        </w:rPr>
-        <w:t>3.20 segundos</w:t>
-      </w:r>
-      <w:r>
-        <w:rPr>
-          <w:rFonts w:ascii="Calibri" w:eastAsia="Times New Roman" w:hAnsi="Calibri" w:cs="Calibri"/>
-          <w:sz w:val="22"/>
-          <w:szCs w:val="22"/>
-        </w:rPr>
-        <w:t xml:space="preserve"> en abril a </w:t>
-      </w:r>
-      <w:r>
-        <w:rPr>
-          <w:rStyle w:val="Fuerte"/>
-          <w:rFonts w:ascii="Calibri" w:eastAsia="Times New Roman" w:hAnsi="Calibri" w:cs="Calibri"/>
-          <w:sz w:val="22"/>
-          <w:szCs w:val="22"/>
-        </w:rPr>
-        <w:t>0.18 segundos</w:t>
-      </w:r>
-      <w:r>
-        <w:rPr>
-          <w:rFonts w:ascii="Calibri" w:eastAsia="Times New Roman" w:hAnsi="Calibri" w:cs="Calibri"/>
-          <w:sz w:val="22"/>
-          <w:szCs w:val="22"/>
-        </w:rPr>
-        <w:t xml:space="preserve"> en mayo (una mejora del 94.3%).</w:t>
+        </w:rPr>
+        <w:t>SET SERVEROUTPUT ON</w:t>
+      </w:r>
+      <w:r>
+        <w:rPr>
+          <w:rFonts w:ascii="Calibri" w:eastAsia="Times New Roman" w:hAnsi="Calibri" w:cs="Calibri"/>
+          <w:sz w:val="22"/>
+          <w:szCs w:val="22"/>
+        </w:rPr>
+        <w:t xml:space="preserve"> y </w:t>
+      </w:r>
+      <w:r>
+        <w:rPr>
+          <w:rStyle w:val="CdigoHTML"/>
+        </w:rPr>
+        <w:t>SET DEFINE OFF</w:t>
+      </w:r>
+      <w:r>
+        <w:rPr>
+          <w:rFonts w:ascii="Calibri" w:eastAsia="Times New Roman" w:hAnsi="Calibri" w:cs="Calibri"/>
+          <w:sz w:val="22"/>
+          <w:szCs w:val="22"/>
+        </w:rPr>
+        <w:t>, los cuales interrumpían la ejecución remota de scripts prolongados. Asimismo, se estableció que los bloques PL/SQL ejecutados con *Alt+X* no deben incluir la barra diagonal (</w:t>
+      </w:r>
+      <w:r>
+        <w:rPr>
+          <w:rStyle w:val="CdigoHTML"/>
+        </w:rPr>
+        <w:t>/</w:t>
+      </w:r>
+      <w:r>
+        <w:rPr>
+          <w:rFonts w:ascii="Calibri" w:eastAsia="Times New Roman" w:hAnsi="Calibri" w:cs="Calibri"/>
+          <w:sz w:val="22"/>
+          <w:szCs w:val="22"/>
+        </w:rPr>
+        <w:t>) al final del archivo.</w:t>
       </w:r>
     </w:p>
     <w:p>
@@ -638,12 +477,77 @@
       </w:pPr>
       <w:r>
         <w:rPr>
+          <w:rStyle w:val="Fuerte"/>
+          <w:rFonts w:ascii="Calibri" w:eastAsia="Times New Roman" w:hAnsi="Calibri" w:cs="Calibri"/>
+          <w:sz w:val="22"/>
+          <w:szCs w:val="22"/>
+        </w:rPr>
+        <w:t>Integridad de Catálogos (Staging):</w:t>
+      </w:r>
+      <w:r>
+        <w:rPr>
+          <w:rFonts w:ascii="Calibri" w:eastAsia="Times New Roman" w:hAnsi="Calibri" w:cs="Calibri"/>
+          <w:sz w:val="22"/>
+          <w:szCs w:val="22"/>
+        </w:rPr>
+        <w:t xml:space="preserve"> Los scripts deben ignorar los archivos DDL estáticos y basarse en las tablas reales de </w:t>
+      </w:r>
+      <w:r>
+        <w:rPr>
           <w:rStyle w:val="CdigoHTML"/>
-          <w:b/>
-          <w:bCs/>
-        </w:rPr>
-        <w:t>idx_curp_procesada_lote_estado</w:t>
-      </w:r>
+        </w:rPr>
+        <w:t>simulation_ultra.sql</w:t>
+      </w:r>
+      <w:r>
+        <w:rPr>
+          <w:rFonts w:ascii="Calibri" w:eastAsia="Times New Roman" w:hAnsi="Calibri" w:cs="Calibri"/>
+          <w:sz w:val="22"/>
+          <w:szCs w:val="22"/>
+        </w:rPr>
+        <w:t xml:space="preserve"> y </w:t>
+      </w:r>
+      <w:r>
+        <w:rPr>
+          <w:rStyle w:val="CdigoHTML"/>
+        </w:rPr>
+        <w:t>test_diagnostico.sql</w:t>
+      </w:r>
+      <w:r>
+        <w:rPr>
+          <w:rFonts w:ascii="Calibri" w:eastAsia="Times New Roman" w:hAnsi="Calibri" w:cs="Calibri"/>
+          <w:sz w:val="22"/>
+          <w:szCs w:val="22"/>
+        </w:rPr>
+        <w:t>. Se prohibió poblar catálogos (</w:t>
+      </w:r>
+      <w:r>
+        <w:rPr>
+          <w:rStyle w:val="CdigoHTML"/>
+        </w:rPr>
+        <w:t>CTMU*</w:t>
+      </w:r>
+      <w:r>
+        <w:rPr>
+          <w:rFonts w:ascii="Calibri" w:eastAsia="Times New Roman" w:hAnsi="Calibri" w:cs="Calibri"/>
+          <w:sz w:val="22"/>
+          <w:szCs w:val="22"/>
+        </w:rPr>
+        <w:t>) o tablas maestras de programas; se deben usar los IDs reales ya existentes en la BD.</w:t>
+      </w:r>
+    </w:p>
+    <w:p>
+      <w:pPr>
+        <w:numPr>
+          <w:ilvl w:val="0"/>
+          <w:numId w:val="2"/>
+        </w:numPr>
+        <w:spacing w:before="100" w:beforeAutospacing="1" w:after="100" w:afterAutospacing="1"/>
+        <w:rPr>
+          <w:rFonts w:ascii="Calibri" w:eastAsia="Times New Roman" w:hAnsi="Calibri" w:cs="Calibri"/>
+          <w:sz w:val="22"/>
+          <w:szCs w:val="22"/>
+        </w:rPr>
+      </w:pPr>
       <w:r>
         <w:rPr>
           <w:rStyle w:val="Fuerte"/>
@@ -651,37 +555,143 @@
           <w:sz w:val="22"/>
           <w:szCs w:val="22"/>
         </w:rPr>
-        <w:t>:</w:t>
-      </w:r>
-      <w:r>
-        <w:rPr>
-          <w:rFonts w:ascii="Calibri" w:eastAsia="Times New Roman" w:hAnsi="Calibri" w:cs="Calibri"/>
-          <w:sz w:val="22"/>
-          <w:szCs w:val="22"/>
-        </w:rPr>
-        <w:t xml:space="preserve"> Generado especí</w:t>
-      </w:r>
-      <w:r>
-        <w:rPr>
-          <w:rFonts w:ascii="Calibri" w:eastAsia="Times New Roman" w:hAnsi="Calibri" w:cs="Calibri"/>
-          <w:sz w:val="22"/>
-          <w:szCs w:val="22"/>
-        </w:rPr>
-        <w:t xml:space="preserve">ficamente para solventar latencias observadas al ejecutar las consultas de contingencia mediante el script </w:t>
+        <w:t>Enmascaramiento Criptográfico (PII):</w:t>
+      </w:r>
+      <w:r>
+        <w:rPr>
+          <w:rFonts w:ascii="Calibri" w:eastAsia="Times New Roman" w:hAnsi="Calibri" w:cs="Calibri"/>
+          <w:sz w:val="22"/>
+          <w:szCs w:val="22"/>
+        </w:rPr>
+        <w:t xml:space="preserve"> Para cumplir con la LGPDPPSO en la generación de vistas analíticas (</w:t>
       </w:r>
       <w:r>
         <w:rPr>
           <w:rStyle w:val="CdigoHTML"/>
         </w:rPr>
-        <w:t>run_reproceso.py</w:t>
-      </w:r>
-      <w:r>
-        <w:rPr>
-          <w:rFonts w:ascii="Calibri" w:eastAsia="Times New Roman" w:hAnsi="Calibri" w:cs="Calibri"/>
-          <w:sz w:val="22"/>
-          <w:szCs w:val="22"/>
-        </w:rPr>
-        <w:t>.</w:t>
+        <w:t>VW_BI_*</w:t>
+      </w:r>
+      <w:r>
+        <w:rPr>
+          <w:rFonts w:ascii="Calibri" w:eastAsia="Times New Roman" w:hAnsi="Calibri" w:cs="Calibri"/>
+          <w:sz w:val="22"/>
+          <w:szCs w:val="22"/>
+        </w:rPr>
+        <w:t xml:space="preserve">), se instrumentó una regla obligatoria e irrevocable para todo campo de identidad (como CURP). Se implementó el uso del estándar </w:t>
+      </w:r>
+      <w:r>
+        <w:rPr>
+          <w:rStyle w:val="CdigoHTML"/>
+        </w:rPr>
+        <w:t>LOWER(RAWTOHEX(STANDARD_HASH(P.CURP || 'MUSEMS_SALT_2026', 'MD5')))</w:t>
+      </w:r>
+      <w:r>
+        <w:rPr>
+          <w:rFonts w:ascii="Calibri" w:eastAsia="Times New Roman" w:hAnsi="Calibri" w:cs="Calibri"/>
+          <w:sz w:val="22"/>
+          <w:szCs w:val="22"/>
+        </w:rPr>
+        <w:t xml:space="preserve"> en lugar de ofuscaciones parciales basadas en </w:t>
+      </w:r>
+      <w:r>
+        <w:rPr>
+          <w:rStyle w:val="CdigoHTML"/>
+        </w:rPr>
+        <w:t>SUBSTR</w:t>
+      </w:r>
+      <w:r>
+        <w:rPr>
+          <w:rFonts w:ascii="Calibri" w:eastAsia="Times New Roman" w:hAnsi="Calibri" w:cs="Calibri"/>
+          <w:sz w:val="22"/>
+          <w:szCs w:val="22"/>
+        </w:rPr>
+        <w:t xml:space="preserve"> o </w:t>
+      </w:r>
+      <w:r>
+        <w:rPr>
+          <w:rStyle w:val="CdigoHTML"/>
+        </w:rPr>
+        <w:t>LPAD</w:t>
+      </w:r>
+      <w:r>
+        <w:rPr>
+          <w:rFonts w:ascii="Calibri" w:eastAsia="Times New Roman" w:hAnsi="Calibri" w:cs="Calibri"/>
+          <w:sz w:val="22"/>
+          <w:szCs w:val="22"/>
+        </w:rPr>
+        <w:t>. Este mecanismo garantiza que los datos en las capas de Business Intelligence no sean reversibles.</w:t>
+      </w:r>
+    </w:p>
+    <w:p>
+      <w:pPr>
+        <w:pStyle w:val="NormalWeb"/>
+        <w:rPr>
+          <w:rFonts w:ascii="Calibri" w:hAnsi="Calibri" w:cs="Calibri"/>
+          <w:sz w:val="22"/>
+          <w:szCs w:val="22"/>
+        </w:rPr>
+      </w:pPr>
+      <w:r>
+        <w:rPr>
+          <w:rStyle w:val="Fuerte"/>
+          <w:rFonts w:ascii="Calibri" w:hAnsi="Calibri" w:cs="Calibri"/>
+          <w:sz w:val="22"/>
+          <w:szCs w:val="22"/>
+        </w:rPr>
+        <w:t>Ejemplo de Aplicación en Vistas Analíticas:</w:t>
+      </w:r>
+    </w:p>
+    <w:p>
+      <w:pPr>
+        <w:pStyle w:val="HTMLconformatoprevio"/>
+      </w:pPr>
+    </w:p>
+    <w:p>
+      <w:pPr>
+        <w:pStyle w:val="HTMLconformatoprevio"/>
+      </w:pPr>
+      <w:r>
+        <w:t xml:space="preserve">SELECT </w:t>
+      </w:r>
+    </w:p>
+    <w:p>
+      <w:pPr>
+        <w:pStyle w:val="HTMLconformatoprevio"/>
+      </w:pPr>
+      <w:r>
+        <w:t xml:space="preserve">    A.ID_ALUMNO,</w:t>
+      </w:r>
+    </w:p>
+    <w:p>
+      <w:pPr>
+        <w:pStyle w:val="HTMLconformatoprevio"/>
+      </w:pPr>
+      <w:r>
+        <w:t xml:space="preserve">    -- PROTECCIÓN PII: Hash MD5 irreversible en lugar de ofuscación parcial</w:t>
+      </w:r>
+    </w:p>
+    <w:p>
+      <w:pPr>
+        <w:pStyle w:val="HTMLconformatoprevio"/>
+      </w:pPr>
+      <w:r>
+        <w:t xml:space="preserve">    LOWER(RAWTOHEX(STANDARD_HASH(A.CURP || 'MUSEMS_SALT_2026', 'MD5'))) AS CURP_HASH,</w:t>
+      </w:r>
+    </w:p>
+    <w:p>
+      <w:pPr>
+        <w:pStyle w:val="HTMLconformatoprevio"/>
+      </w:pPr>
+      <w:r>
+        <w:t xml:space="preserve">    A.ID_ESTADO</w:t>
+      </w:r>
+    </w:p>
+    <w:p>
+      <w:pPr>
+        <w:pStyle w:val="HTMLconformatoprevio"/>
+      </w:pPr>
+      <w:r>
+        <w:t>FROM TBMU020_ALUMNO A;</w:t>
       </w:r>
     </w:p>
     <w:p>
@@ -695,7 +705,7 @@
         <w:rPr>
           <w:rFonts w:ascii="Calibri" w:eastAsia="Times New Roman" w:hAnsi="Calibri" w:cs="Calibri"/>
         </w:rPr>
-        <w:t>3.2 Administración del Pool de Conexiones</w:t>
+        <w:t>3.2 Orden de Limpieza y Eliminación de Bloqueos (Deadlocks)</w:t>
       </w:r>
     </w:p>
     <w:p>
@@ -713,26 +723,158 @@
           <w:sz w:val="22"/>
           <w:szCs w:val="22"/>
         </w:rPr>
-        <w:t>Pruebas de estrés y simulaciones confirmaron que superar los 20 hilos (</w:t>
+        <w:t xml:space="preserve">Para asegurar la ejecución ininterrumpida de scripts transaccionales complejos como </w:t>
       </w:r>
       <w:r>
         <w:rPr>
           <w:rStyle w:val="CdigoHTML"/>
         </w:rPr>
-        <w:t>WORKERS=20</w:t>
-      </w:r>
-      <w:r>
-        <w:rPr>
-          <w:rFonts w:ascii="Calibri" w:hAnsi="Calibri" w:cs="Calibri"/>
-          <w:sz w:val="22"/>
-          <w:szCs w:val="22"/>
-        </w:rPr>
-        <w:t xml:space="preserve">) producía una avalancha de conexiones concurrentes en PostgreSQL, provocando *Connection Timeouts* en </w:t>
+        <w:t>simulation_ultra.sql</w:t>
+      </w:r>
+      <w:r>
+        <w:rPr>
+          <w:rFonts w:ascii="Calibri" w:hAnsi="Calibri" w:cs="Calibri"/>
+          <w:sz w:val="22"/>
+          <w:szCs w:val="22"/>
+        </w:rPr>
+        <w:t>, se formalizó el árbol de dependencias referenciales. Esto redujo en un 100% los bloqueos por llaves foráneas (</w:t>
       </w:r>
       <w:r>
         <w:rPr>
           <w:rStyle w:val="CdigoHTML"/>
         </w:rPr>
+        <w:t>Foreign Keys</w:t>
+      </w:r>
+      <w:r>
+        <w:rPr>
+          <w:rFonts w:ascii="Calibri" w:hAnsi="Calibri" w:cs="Calibri"/>
+          <w:sz w:val="22"/>
+          <w:szCs w:val="22"/>
+        </w:rPr>
+        <w:t>) al adherirse a un flujo de borrado en cascada estricto:</w:t>
+      </w:r>
+    </w:p>
+    <w:p>
+      <w:pPr>
+        <w:pStyle w:val="HTMLconformatoprevio"/>
+      </w:pPr>
+    </w:p>
+    <w:p>
+      <w:pPr>
+        <w:pStyle w:val="HTMLconformatoprevio"/>
+      </w:pPr>
+      <w:r>
+        <w:t>graph TD</w:t>
+      </w:r>
+    </w:p>
+    <w:p>
+      <w:pPr>
+        <w:pStyle w:val="HTMLconformatoprevio"/>
+      </w:pPr>
+      <w:r>
+        <w:t xml:space="preserve">    A[TBAE010_ERROR] --&gt;|Foreign Key| B[TBAE009_RESPUESTA]</w:t>
+      </w:r>
+    </w:p>
+    <w:p>
+      <w:pPr>
+        <w:pStyle w:val="HTMLconformatoprevio"/>
+      </w:pPr>
+      <w:r>
+        <w:t xml:space="preserve">    B --&gt;|Foreign Key| C[TBMU013_BAJAS]</w:t>
+      </w:r>
+    </w:p>
+    <w:p>
+      <w:pPr>
+        <w:pStyle w:val="HTMLconformatoprevio"/>
+      </w:pPr>
+      <w:r>
+        <w:t xml:space="preserve">    C --&gt;|Foreign Key| D[TBMU006_INSCRIPCION]</w:t>
+      </w:r>
+    </w:p>
+    <w:p>
+      <w:pPr>
+        <w:pStyle w:val="HTMLconformatoprevio"/>
+      </w:pPr>
+      <w:r>
+        <w:t xml:space="preserve">    D --&gt;|Foreign Key| E[TBAE001_INSCRIPCION]</w:t>
+      </w:r>
+    </w:p>
+    <w:p>
+      <w:pPr>
+        <w:pStyle w:val="HTMLconformatoprevio"/>
+      </w:pPr>
+      <w:r>
+        <w:t xml:space="preserve">    E --&gt;|Foreign Key| F[TBMU020_ALUMNO]</w:t>
+      </w:r>
+    </w:p>
+    <w:p>
+      <w:pPr>
+        <w:pStyle w:val="HTMLconformatoprevio"/>
+      </w:pPr>
+      <w:r>
+        <w:t xml:space="preserve">    F --&gt;|Foreign Key| G[TBMU002_PERSONA]</w:t>
+      </w:r>
+    </w:p>
+    <w:p>
+      <w:pPr>
+        <w:pStyle w:val="HTMLconformatoprevio"/>
+      </w:pPr>
+      <w:r>
+        <w:t xml:space="preserve">    </w:t>
+      </w:r>
+    </w:p>
+    <w:p>
+      <w:pPr>
+        <w:pStyle w:val="HTMLconformatoprevio"/>
+      </w:pPr>
+      <w:r>
+        <w:t xml:space="preserve">    classDef highlight fill:#f9f,stroke:#333,stroke-width:2px;</w:t>
+      </w:r>
+    </w:p>
+    <w:p>
+      <w:pPr>
+        <w:pStyle w:val="HTMLconformatoprevio"/>
+      </w:pPr>
+      <w:r>
+        <w:t xml:space="preserve">    class A highlight</w:t>
+      </w:r>
+    </w:p>
+    <w:p>
+      <w:pPr>
+        <w:pStyle w:val="Ttulo2"/>
+        <w:rPr>
+          <w:rFonts w:ascii="Calibri" w:eastAsia="Times New Roman" w:hAnsi="Calibri" w:cs="Calibri"/>
+        </w:rPr>
+      </w:pPr>
+      <w:r>
+        <w:rPr>
+          <w:rFonts w:ascii="Calibri" w:eastAsia="Times New Roman" w:hAnsi="Calibri" w:cs="Calibri"/>
+        </w:rPr>
+        <w:lastRenderedPageBreak/>
+        <w:t>4. Optimización Transaccional en PostgreSQL (Vida Saludable - Fase 2)</w:t>
+      </w:r>
+    </w:p>
+    <w:p>
+      <w:pPr>
+        <w:pStyle w:val="NormalWeb"/>
+        <w:rPr>
+          <w:rFonts w:ascii="Calibri" w:hAnsi="Calibri" w:cs="Calibri"/>
+          <w:sz w:val="22"/>
+          <w:szCs w:val="22"/>
+        </w:rPr>
+      </w:pPr>
+      <w:r>
+        <w:rPr>
+          <w:rFonts w:ascii="Calibri" w:hAnsi="Calibri" w:cs="Calibri"/>
+          <w:sz w:val="22"/>
+          <w:szCs w:val="22"/>
+        </w:rPr>
+        <w:t xml:space="preserve">De forma paralela, el análisis de rendimiento de mayo abordó el ecosistema del orquestador Fase 2, operado mediante Python 3.14 con el driver </w:t>
+      </w:r>
+      <w:r>
+        <w:rPr>
+          <w:rStyle w:val="CdigoHTML"/>
+        </w:rPr>
         <w:t>pg8000</w:t>
       </w:r>
       <w:r>
@@ -741,38 +883,21 @@
           <w:sz w:val="22"/>
           <w:szCs w:val="22"/>
         </w:rPr>
-        <w:t xml:space="preserve">. Como resultado, la configuración óptima para entornos limitados de RAM y contención de discos se estableció en un rango de </w:t>
-      </w:r>
-      <w:r>
-        <w:rPr>
-          <w:rStyle w:val="Fuerte"/>
-          <w:rFonts w:ascii="Calibri" w:hAnsi="Calibri" w:cs="Calibri"/>
-          <w:sz w:val="22"/>
-          <w:szCs w:val="22"/>
-        </w:rPr>
-        <w:t>12 a 15 hilos</w:t>
-      </w:r>
-      <w:r>
-        <w:rPr>
-          <w:rFonts w:ascii="Calibri" w:hAnsi="Calibri" w:cs="Calibri"/>
-          <w:sz w:val="22"/>
-          <w:szCs w:val="22"/>
-        </w:rPr>
-        <w:t>, eliminando la degradación de rendimiento.</w:t>
-      </w:r>
-    </w:p>
-    <w:p>
-      <w:pPr>
-        <w:pStyle w:val="Ttulo2"/>
-        <w:rPr>
-          <w:rFonts w:ascii="Calibri" w:eastAsia="Times New Roman" w:hAnsi="Calibri" w:cs="Calibri"/>
-        </w:rPr>
-      </w:pPr>
-      <w:r>
-        <w:rPr>
-          <w:rFonts w:ascii="Calibri" w:eastAsia="Times New Roman" w:hAnsi="Calibri" w:cs="Calibri"/>
-        </w:rPr>
-        <w:t>4. Resultados Analíticos (Execution Plans)</w:t>
+        <w:t xml:space="preserve"> sobre PostgreSQL 14.</w:t>
+      </w:r>
+    </w:p>
+    <w:p>
+      <w:pPr>
+        <w:pStyle w:val="Ttulo3"/>
+        <w:rPr>
+          <w:rFonts w:ascii="Calibri" w:eastAsia="Times New Roman" w:hAnsi="Calibri" w:cs="Calibri"/>
+        </w:rPr>
+      </w:pPr>
+      <w:r>
+        <w:rPr>
+          <w:rFonts w:ascii="Calibri" w:eastAsia="Times New Roman" w:hAnsi="Calibri" w:cs="Calibri"/>
+        </w:rPr>
+        <w:t>4.1 Riesgos Detectados y Remediados en Código</w:t>
       </w:r>
     </w:p>
     <w:p>
@@ -790,35 +915,7 @@
           <w:sz w:val="22"/>
           <w:szCs w:val="22"/>
         </w:rPr>
-        <w:t xml:space="preserve">Las métricas levantadas con </w:t>
-      </w:r>
-      <w:r>
-        <w:rPr>
-          <w:rStyle w:val="CdigoHTML"/>
-        </w:rPr>
-        <w:t>EXPLAIN ANALYZE</w:t>
-      </w:r>
-      <w:r>
-        <w:rPr>
-          <w:rFonts w:ascii="Calibri" w:hAnsi="Calibri" w:cs="Calibri"/>
-          <w:sz w:val="22"/>
-          <w:szCs w:val="22"/>
-        </w:rPr>
-        <w:t xml:space="preserve"> posteriores a la aplicación de estos cambios confirmaron el reemplazo total de los *Seq Scans* por *Index Only Scans* en las vistas de validación, garantizando que el sistema sea capaz de escalar en junio para la asimilación del corte trimestral.</w:t>
-      </w:r>
-    </w:p>
-    <w:p>
-      <w:pPr>
-        <w:pStyle w:val="Ttulo2"/>
-        <w:rPr>
-          <w:rFonts w:ascii="Calibri" w:eastAsia="Times New Roman" w:hAnsi="Calibri" w:cs="Calibri"/>
-        </w:rPr>
-      </w:pPr>
-      <w:r>
-        <w:rPr>
-          <w:rFonts w:ascii="Calibri" w:eastAsia="Times New Roman" w:hAnsi="Calibri" w:cs="Calibri"/>
-        </w:rPr>
-        <w:t>5. Próximos Pasos</w:t>
+        <w:t>La auditoría concurrente reveló problemas críticos en la construcción de *queries* que afectaban tanto el rendimiento como la seguridad:</w:t>
       </w:r>
     </w:p>
     <w:p>
@@ -836,18 +933,146 @@
       </w:pPr>
       <w:r>
         <w:rPr>
-          <w:rFonts w:ascii="Calibri" w:eastAsia="Times New Roman" w:hAnsi="Calibri" w:cs="Calibri"/>
-          <w:sz w:val="22"/>
-          <w:szCs w:val="22"/>
-        </w:rPr>
-        <w:t>Validar y auditar la integridad del hash criptográfico en entornos productivos.</w:t>
+          <w:rStyle w:val="Fuerte"/>
+          <w:rFonts w:ascii="Calibri" w:eastAsia="Times New Roman" w:hAnsi="Calibri" w:cs="Calibri"/>
+          <w:sz w:val="22"/>
+          <w:szCs w:val="22"/>
+        </w:rPr>
+        <w:t>Prevención de Inyecciones SQL:</w:t>
+      </w:r>
+      <w:r>
+        <w:rPr>
+          <w:rFonts w:ascii="Calibri" w:eastAsia="Times New Roman" w:hAnsi="Calibri" w:cs="Calibri"/>
+          <w:sz w:val="22"/>
+          <w:szCs w:val="22"/>
+        </w:rPr>
+        <w:t xml:space="preserve"> Se detectó la construcción de sentencias dinámicas mediante concatenación (</w:t>
+      </w:r>
+      <w:r>
+        <w:rPr>
+          <w:rStyle w:val="CdigoHTML"/>
+        </w:rPr>
+        <w:t>f-strings</w:t>
+      </w:r>
+      <w:r>
+        <w:rPr>
+          <w:rFonts w:ascii="Calibri" w:eastAsia="Times New Roman" w:hAnsi="Calibri" w:cs="Calibri"/>
+          <w:sz w:val="22"/>
+          <w:szCs w:val="22"/>
+        </w:rPr>
+        <w:t xml:space="preserve">) en la recuperación de lotes. Esto fue reemplazado exitosamente por el uso estricto de </w:t>
+      </w:r>
+      <w:r>
+        <w:rPr>
+          <w:rStyle w:val="Fuerte"/>
+          <w:rFonts w:ascii="Calibri" w:eastAsia="Times New Roman" w:hAnsi="Calibri" w:cs="Calibri"/>
+          <w:sz w:val="22"/>
+          <w:szCs w:val="22"/>
+        </w:rPr>
+        <w:t>parámetros SQL</w:t>
+      </w:r>
+      <w:r>
+        <w:rPr>
+          <w:rFonts w:ascii="Calibri" w:eastAsia="Times New Roman" w:hAnsi="Calibri" w:cs="Calibri"/>
+          <w:sz w:val="22"/>
+          <w:szCs w:val="22"/>
+        </w:rPr>
+        <w:t xml:space="preserve"> (</w:t>
+      </w:r>
+      <w:r>
+        <w:rPr>
+          <w:rStyle w:val="CdigoHTML"/>
+        </w:rPr>
+        <w:t>:entidad</w:t>
+      </w:r>
+      <w:r>
+        <w:rPr>
+          <w:rFonts w:ascii="Calibri" w:eastAsia="Times New Roman" w:hAnsi="Calibri" w:cs="Calibri"/>
+          <w:sz w:val="22"/>
+          <w:szCs w:val="22"/>
+        </w:rPr>
+        <w:t xml:space="preserve">, </w:t>
+      </w:r>
+      <w:r>
+        <w:rPr>
+          <w:rStyle w:val="CdigoHTML"/>
+        </w:rPr>
+        <w:t>:id_lote</w:t>
+      </w:r>
+      <w:r>
+        <w:rPr>
+          <w:rFonts w:ascii="Calibri" w:eastAsia="Times New Roman" w:hAnsi="Calibri" w:cs="Calibri"/>
+          <w:sz w:val="22"/>
+          <w:szCs w:val="22"/>
+        </w:rPr>
+        <w:t>), previniendo forzados de planes de ejecución subóptimos por parte del optimizador de PostgreSQL e inyecciones de código malicioso.</w:t>
+      </w:r>
+    </w:p>
+    <w:p>
+      <w:pPr>
+        <w:pStyle w:val="Ttulo3"/>
+        <w:rPr>
+          <w:rFonts w:ascii="Calibri" w:eastAsia="Times New Roman" w:hAnsi="Calibri" w:cs="Calibri"/>
+        </w:rPr>
+      </w:pPr>
+      <w:r>
+        <w:rPr>
+          <w:rFonts w:ascii="Calibri" w:eastAsia="Times New Roman" w:hAnsi="Calibri" w:cs="Calibri"/>
+        </w:rPr>
+        <w:t>4.2 Hallazgo de Ausencia Crítica de Índices</w:t>
+      </w:r>
+    </w:p>
+    <w:p>
+      <w:pPr>
+        <w:pStyle w:val="NormalWeb"/>
+        <w:rPr>
+          <w:rFonts w:ascii="Calibri" w:hAnsi="Calibri" w:cs="Calibri"/>
+          <w:sz w:val="22"/>
+          <w:szCs w:val="22"/>
+        </w:rPr>
+      </w:pPr>
+      <w:r>
+        <w:rPr>
+          <w:rFonts w:ascii="Calibri" w:hAnsi="Calibri" w:cs="Calibri"/>
+          <w:sz w:val="22"/>
+          <w:szCs w:val="22"/>
+        </w:rPr>
+        <w:t>El análisis estructural (</w:t>
+      </w:r>
+      <w:r>
+        <w:rPr>
+          <w:rStyle w:val="CdigoHTML"/>
+        </w:rPr>
+        <w:t>ddl.sql</w:t>
+      </w:r>
+      <w:r>
+        <w:rPr>
+          <w:rFonts w:ascii="Calibri" w:hAnsi="Calibri" w:cs="Calibri"/>
+          <w:sz w:val="22"/>
+          <w:szCs w:val="22"/>
+        </w:rPr>
+        <w:t xml:space="preserve">) evidenció un problema severo en el escalamiento de la tabla operativa </w:t>
+      </w:r>
+      <w:r>
+        <w:rPr>
+          <w:rStyle w:val="CdigoHTML"/>
+        </w:rPr>
+        <w:t>BitacoraEvento</w:t>
+      </w:r>
+      <w:r>
+        <w:rPr>
+          <w:rFonts w:ascii="Calibri" w:hAnsi="Calibri" w:cs="Calibri"/>
+          <w:sz w:val="22"/>
+          <w:szCs w:val="22"/>
+        </w:rPr>
+        <w:t>:</w:t>
       </w:r>
     </w:p>
     <w:p>
       <w:pPr>
         <w:numPr>
           <w:ilvl w:val="0"/>
-          <w:numId w:val="3"/>
+          <w:numId w:val="4"/>
         </w:numPr>
         <w:spacing w:before="100" w:beforeAutospacing="1" w:after="100" w:afterAutospacing="1"/>
         <w:rPr>
@@ -858,19 +1083,2516 @@
       </w:pPr>
       <w:r>
         <w:rPr>
-          <w:rFonts w:ascii="Calibri" w:eastAsia="Times New Roman" w:hAnsi="Calibri" w:cs="Calibri"/>
-          <w:sz w:val="22"/>
-          <w:szCs w:val="22"/>
-        </w:rPr>
-        <w:t>Extender la monitorización del tamaño de los í</w:t>
-      </w:r>
-      <w:r>
-        <w:rPr>
-          <w:rFonts w:ascii="Calibri" w:eastAsia="Times New Roman" w:hAnsi="Calibri" w:cs="Calibri"/>
-          <w:sz w:val="22"/>
-          <w:szCs w:val="22"/>
-        </w:rPr>
-        <w:t>ndices en PostgreSQL para evitar el "Index Bloat" causado por reintentos repetitivos de transacciones.</w:t>
+          <w:rStyle w:val="Fuerte"/>
+          <w:rFonts w:ascii="Calibri" w:eastAsia="Times New Roman" w:hAnsi="Calibri" w:cs="Calibri"/>
+          <w:sz w:val="22"/>
+          <w:szCs w:val="22"/>
+        </w:rPr>
+        <w:t>Condición Inicial:</w:t>
+      </w:r>
+      <w:r>
+        <w:rPr>
+          <w:rFonts w:ascii="Calibri" w:eastAsia="Times New Roman" w:hAnsi="Calibri" w:cs="Calibri"/>
+          <w:sz w:val="22"/>
+          <w:szCs w:val="22"/>
+        </w:rPr>
+        <w:t xml:space="preserve"> La tabla carecía de índices sobre </w:t>
+      </w:r>
+      <w:r>
+        <w:rPr>
+          <w:rStyle w:val="CdigoHTML"/>
+        </w:rPr>
+        <w:t>id_curp</w:t>
+      </w:r>
+      <w:r>
+        <w:rPr>
+          <w:rFonts w:ascii="Calibri" w:eastAsia="Times New Roman" w:hAnsi="Calibri" w:cs="Calibri"/>
+          <w:sz w:val="22"/>
+          <w:szCs w:val="22"/>
+        </w:rPr>
+        <w:t xml:space="preserve">, </w:t>
+      </w:r>
+      <w:r>
+        <w:rPr>
+          <w:rStyle w:val="CdigoHTML"/>
+        </w:rPr>
+        <w:t>id_lote</w:t>
+      </w:r>
+      <w:r>
+        <w:rPr>
+          <w:rFonts w:ascii="Calibri" w:eastAsia="Times New Roman" w:hAnsi="Calibri" w:cs="Calibri"/>
+          <w:sz w:val="22"/>
+          <w:szCs w:val="22"/>
+        </w:rPr>
+        <w:t xml:space="preserve"> y </w:t>
+      </w:r>
+      <w:r>
+        <w:rPr>
+          <w:rStyle w:val="CdigoHTML"/>
+        </w:rPr>
+        <w:t>fecha_evento</w:t>
+      </w:r>
+      <w:r>
+        <w:rPr>
+          <w:rFonts w:ascii="Calibri" w:eastAsia="Times New Roman" w:hAnsi="Calibri" w:cs="Calibri"/>
+          <w:sz w:val="22"/>
+          <w:szCs w:val="22"/>
+        </w:rPr>
+        <w:t>.</w:t>
+      </w:r>
+    </w:p>
+    <w:p>
+      <w:pPr>
+        <w:numPr>
+          <w:ilvl w:val="0"/>
+          <w:numId w:val="4"/>
+        </w:numPr>
+        <w:spacing w:before="100" w:beforeAutospacing="1" w:after="100" w:afterAutospacing="1"/>
+        <w:rPr>
+          <w:rFonts w:ascii="Calibri" w:eastAsia="Times New Roman" w:hAnsi="Calibri" w:cs="Calibri"/>
+          <w:sz w:val="22"/>
+          <w:szCs w:val="22"/>
+        </w:rPr>
+      </w:pPr>
+      <w:r>
+        <w:rPr>
+          <w:rStyle w:val="Fuerte"/>
+          <w:rFonts w:ascii="Calibri" w:eastAsia="Times New Roman" w:hAnsi="Calibri" w:cs="Calibri"/>
+          <w:sz w:val="22"/>
+          <w:szCs w:val="22"/>
+        </w:rPr>
+        <w:t>Impacto:</w:t>
+      </w:r>
+      <w:r>
+        <w:rPr>
+          <w:rFonts w:ascii="Calibri" w:eastAsia="Times New Roman" w:hAnsi="Calibri" w:cs="Calibri"/>
+          <w:sz w:val="22"/>
+          <w:szCs w:val="22"/>
+        </w:rPr>
+        <w:t xml:space="preserve"> Con miles de inserciones y consultas generadas por el servicio GraphQL (</w:t>
+      </w:r>
+      <w:r>
+        <w:rPr>
+          <w:rStyle w:val="CdigoHTML"/>
+        </w:rPr>
+        <w:t>download_service.py</w:t>
+      </w:r>
+      <w:r>
+        <w:rPr>
+          <w:rFonts w:ascii="Calibri" w:eastAsia="Times New Roman" w:hAnsi="Calibri" w:cs="Calibri"/>
+          <w:sz w:val="22"/>
+          <w:szCs w:val="22"/>
+        </w:rPr>
+        <w:t xml:space="preserve">), la falta de estos índices forzaba un </w:t>
+      </w:r>
+      <w:r>
+        <w:rPr>
+          <w:rStyle w:val="CdigoHTML"/>
+        </w:rPr>
+        <w:t>Sequential Scan</w:t>
+      </w:r>
+      <w:r>
+        <w:rPr>
+          <w:rFonts w:ascii="Calibri" w:eastAsia="Times New Roman" w:hAnsi="Calibri" w:cs="Calibri"/>
+          <w:sz w:val="22"/>
+          <w:szCs w:val="22"/>
+        </w:rPr>
+        <w:t xml:space="preserve"> cada vez que se requería validar el historial de una CURP, degradando exponencialmente los tiempos de respuesta de la API y de las tareas asíncronas conforme el lote avanzaba.</w:t>
+      </w:r>
+    </w:p>
+    <w:p>
+      <w:pPr>
+        <w:numPr>
+          <w:ilvl w:val="0"/>
+          <w:numId w:val="4"/>
+        </w:numPr>
+        <w:spacing w:before="100" w:beforeAutospacing="1" w:after="100" w:afterAutospacing="1"/>
+        <w:rPr>
+          <w:rFonts w:ascii="Calibri" w:eastAsia="Times New Roman" w:hAnsi="Calibri" w:cs="Calibri"/>
+          <w:sz w:val="22"/>
+          <w:szCs w:val="22"/>
+        </w:rPr>
+      </w:pPr>
+      <w:r>
+        <w:rPr>
+          <w:rStyle w:val="Fuerte"/>
+          <w:rFonts w:ascii="Calibri" w:eastAsia="Times New Roman" w:hAnsi="Calibri" w:cs="Calibri"/>
+          <w:sz w:val="22"/>
+          <w:szCs w:val="22"/>
+        </w:rPr>
+        <w:t>Acción:</w:t>
+      </w:r>
+      <w:r>
+        <w:rPr>
+          <w:rFonts w:ascii="Calibri" w:eastAsia="Times New Roman" w:hAnsi="Calibri" w:cs="Calibri"/>
+          <w:sz w:val="22"/>
+          <w:szCs w:val="22"/>
+        </w:rPr>
+        <w:t xml:space="preserve"> Se diseñó y propuso la creación inmediata de los índices </w:t>
+      </w:r>
+      <w:r>
+        <w:rPr>
+          <w:rStyle w:val="CdigoHTML"/>
+        </w:rPr>
+        <w:t>idx_bitacora_curp</w:t>
+      </w:r>
+      <w:r>
+        <w:rPr>
+          <w:rFonts w:ascii="Calibri" w:eastAsia="Times New Roman" w:hAnsi="Calibri" w:cs="Calibri"/>
+          <w:sz w:val="22"/>
+          <w:szCs w:val="22"/>
+        </w:rPr>
+        <w:t xml:space="preserve"> e </w:t>
+      </w:r>
+      <w:r>
+        <w:rPr>
+          <w:rStyle w:val="CdigoHTML"/>
+        </w:rPr>
+        <w:t>idx_bitacora_lote</w:t>
+      </w:r>
+      <w:r>
+        <w:rPr>
+          <w:rFonts w:ascii="Calibri" w:eastAsia="Times New Roman" w:hAnsi="Calibri" w:cs="Calibri"/>
+          <w:sz w:val="22"/>
+          <w:szCs w:val="22"/>
+        </w:rPr>
+        <w:t>.</w:t>
+      </w:r>
+    </w:p>
+    <w:p>
+      <w:pPr>
+        <w:pStyle w:val="Ttulo3"/>
+        <w:rPr>
+          <w:rFonts w:ascii="Calibri" w:eastAsia="Times New Roman" w:hAnsi="Calibri" w:cs="Calibri"/>
+        </w:rPr>
+      </w:pPr>
+      <w:r>
+        <w:rPr>
+          <w:rFonts w:ascii="Calibri" w:eastAsia="Times New Roman" w:hAnsi="Calibri" w:cs="Calibri"/>
+        </w:rPr>
+        <w:t>4.3 Diseño e Implementación de Índices Compuestos</w:t>
+      </w:r>
+    </w:p>
+    <w:p>
+      <w:pPr>
+        <w:pStyle w:val="NormalWeb"/>
+        <w:rPr>
+          <w:rFonts w:ascii="Calibri" w:hAnsi="Calibri" w:cs="Calibri"/>
+          <w:sz w:val="22"/>
+          <w:szCs w:val="22"/>
+        </w:rPr>
+      </w:pPr>
+      <w:r>
+        <w:rPr>
+          <w:rFonts w:ascii="Calibri" w:hAnsi="Calibri" w:cs="Calibri"/>
+          <w:sz w:val="22"/>
+          <w:szCs w:val="22"/>
+        </w:rPr>
+        <w:t>Para resolver los problemas de lectura en extracciones masivas:</w:t>
+      </w:r>
+    </w:p>
+    <w:p>
+      <w:pPr>
+        <w:numPr>
+          <w:ilvl w:val="0"/>
+          <w:numId w:val="5"/>
+        </w:numPr>
+        <w:spacing w:before="100" w:beforeAutospacing="1" w:after="100" w:afterAutospacing="1"/>
+        <w:rPr>
+          <w:rFonts w:ascii="Calibri" w:eastAsia="Times New Roman" w:hAnsi="Calibri" w:cs="Calibri"/>
+          <w:sz w:val="22"/>
+          <w:szCs w:val="22"/>
+        </w:rPr>
+      </w:pPr>
+      <w:r>
+        <w:rPr>
+          <w:rStyle w:val="CdigoHTML"/>
+          <w:b/>
+          <w:bCs/>
+        </w:rPr>
+        <w:t>idx_menor_evaluado_cct_curp_ciclo</w:t>
+      </w:r>
+      <w:r>
+        <w:rPr>
+          <w:rStyle w:val="Fuerte"/>
+          <w:rFonts w:ascii="Calibri" w:eastAsia="Times New Roman" w:hAnsi="Calibri" w:cs="Calibri"/>
+          <w:sz w:val="22"/>
+          <w:szCs w:val="22"/>
+        </w:rPr>
+        <w:t>:</w:t>
+      </w:r>
+      <w:r>
+        <w:rPr>
+          <w:rFonts w:ascii="Calibri" w:eastAsia="Times New Roman" w:hAnsi="Calibri" w:cs="Calibri"/>
+          <w:sz w:val="22"/>
+          <w:szCs w:val="22"/>
+        </w:rPr>
+        <w:t xml:space="preserve"> Este índice compuesto en la tabla principal (</w:t>
+      </w:r>
+      <w:r>
+        <w:rPr>
+          <w:rStyle w:val="CdigoHTML"/>
+        </w:rPr>
+        <w:t>menor_evaluado</w:t>
+      </w:r>
+      <w:r>
+        <w:rPr>
+          <w:rFonts w:ascii="Calibri" w:eastAsia="Times New Roman" w:hAnsi="Calibri" w:cs="Calibri"/>
+          <w:sz w:val="22"/>
+          <w:szCs w:val="22"/>
+        </w:rPr>
+        <w:t>) se alineó con la condición de extracción prioritaria. Redujo dramáticamente el tiempo de extracción para validaciones.</w:t>
+      </w:r>
+    </w:p>
+    <w:p>
+      <w:pPr>
+        <w:numPr>
+          <w:ilvl w:val="0"/>
+          <w:numId w:val="5"/>
+        </w:numPr>
+        <w:spacing w:before="100" w:beforeAutospacing="1" w:after="100" w:afterAutospacing="1"/>
+        <w:rPr>
+          <w:rFonts w:ascii="Calibri" w:eastAsia="Times New Roman" w:hAnsi="Calibri" w:cs="Calibri"/>
+          <w:sz w:val="22"/>
+          <w:szCs w:val="22"/>
+        </w:rPr>
+      </w:pPr>
+      <w:r>
+        <w:rPr>
+          <w:rStyle w:val="CdigoHTML"/>
+          <w:b/>
+          <w:bCs/>
+        </w:rPr>
+        <w:t>idx_curp_procesada_lote_estado</w:t>
+      </w:r>
+      <w:r>
+        <w:rPr>
+          <w:rStyle w:val="Fuerte"/>
+          <w:rFonts w:ascii="Calibri" w:eastAsia="Times New Roman" w:hAnsi="Calibri" w:cs="Calibri"/>
+          <w:sz w:val="22"/>
+          <w:szCs w:val="22"/>
+        </w:rPr>
+        <w:t>:</w:t>
+      </w:r>
+      <w:r>
+        <w:rPr>
+          <w:rFonts w:ascii="Calibri" w:eastAsia="Times New Roman" w:hAnsi="Calibri" w:cs="Calibri"/>
+          <w:sz w:val="22"/>
+          <w:szCs w:val="22"/>
+        </w:rPr>
+        <w:t xml:space="preserve"> Generado específicamente para solventar latencias observadas al recuperar registros fallidos (</w:t>
+      </w:r>
+      <w:r>
+        <w:rPr>
+          <w:rStyle w:val="CdigoHTML"/>
+        </w:rPr>
+        <w:t>estado_descarga = 'FALLO'</w:t>
+      </w:r>
+      <w:r>
+        <w:rPr>
+          <w:rFonts w:ascii="Calibri" w:eastAsia="Times New Roman" w:hAnsi="Calibri" w:cs="Calibri"/>
+          <w:sz w:val="22"/>
+          <w:szCs w:val="22"/>
+        </w:rPr>
+        <w:t xml:space="preserve">) durante el proceso iterativo de </w:t>
+      </w:r>
+      <w:r>
+        <w:rPr>
+          <w:rStyle w:val="CdigoHTML"/>
+        </w:rPr>
+        <w:t>run_reproceso.py</w:t>
+      </w:r>
+      <w:r>
+        <w:rPr>
+          <w:rFonts w:ascii="Calibri" w:eastAsia="Times New Roman" w:hAnsi="Calibri" w:cs="Calibri"/>
+          <w:sz w:val="22"/>
+          <w:szCs w:val="22"/>
+        </w:rPr>
+        <w:t>.</w:t>
+      </w:r>
+    </w:p>
+    <w:p>
+      <w:pPr>
+        <w:pStyle w:val="Ttulo2"/>
+        <w:rPr>
+          <w:rFonts w:ascii="Calibri" w:eastAsia="Times New Roman" w:hAnsi="Calibri" w:cs="Calibri"/>
+        </w:rPr>
+      </w:pPr>
+      <w:r>
+        <w:rPr>
+          <w:rFonts w:ascii="Calibri" w:eastAsia="Times New Roman" w:hAnsi="Calibri" w:cs="Calibri"/>
+        </w:rPr>
+        <w:t>5. Administración del Pool de Conexiones y Capacidad</w:t>
+      </w:r>
+    </w:p>
+    <w:p>
+      <w:pPr>
+        <w:pStyle w:val="NormalWeb"/>
+        <w:rPr>
+          <w:rFonts w:ascii="Calibri" w:hAnsi="Calibri" w:cs="Calibri"/>
+          <w:sz w:val="22"/>
+          <w:szCs w:val="22"/>
+        </w:rPr>
+      </w:pPr>
+      <w:r>
+        <w:rPr>
+          <w:rFonts w:ascii="Calibri" w:hAnsi="Calibri" w:cs="Calibri"/>
+          <w:sz w:val="22"/>
+          <w:szCs w:val="22"/>
+        </w:rPr>
+        <w:t>Pruebas de estrés documentadas en la *Bitácora del Proyecto* confirmaron que superar los 20 hilos simultáneos (</w:t>
+      </w:r>
+      <w:r>
+        <w:rPr>
+          <w:rStyle w:val="CdigoHTML"/>
+        </w:rPr>
+        <w:t>WORKERS=20</w:t>
+      </w:r>
+      <w:r>
+        <w:rPr>
+          <w:rFonts w:ascii="Calibri" w:hAnsi="Calibri" w:cs="Calibri"/>
+          <w:sz w:val="22"/>
+          <w:szCs w:val="22"/>
+        </w:rPr>
+        <w:t xml:space="preserve">) producía una avalancha de conexiones concurrentes en PostgreSQL, provocando *Connection Timeouts* a nivel del driver </w:t>
+      </w:r>
+      <w:r>
+        <w:rPr>
+          <w:rStyle w:val="CdigoHTML"/>
+        </w:rPr>
+        <w:t>pg8000</w:t>
+      </w:r>
+      <w:r>
+        <w:rPr>
+          <w:rFonts w:ascii="Calibri" w:hAnsi="Calibri" w:cs="Calibri"/>
+          <w:sz w:val="22"/>
+          <w:szCs w:val="22"/>
+        </w:rPr>
+        <w:t xml:space="preserve"> y bloqueos por WAF (Web Application Firewall).</w:t>
+      </w:r>
+    </w:p>
+    <w:p>
+      <w:pPr>
+        <w:numPr>
+          <w:ilvl w:val="0"/>
+          <w:numId w:val="6"/>
+        </w:numPr>
+        <w:spacing w:before="100" w:beforeAutospacing="1" w:after="100" w:afterAutospacing="1"/>
+        <w:rPr>
+          <w:rFonts w:ascii="Calibri" w:eastAsia="Times New Roman" w:hAnsi="Calibri" w:cs="Calibri"/>
+          <w:sz w:val="22"/>
+          <w:szCs w:val="22"/>
+        </w:rPr>
+      </w:pPr>
+      <w:r>
+        <w:rPr>
+          <w:rStyle w:val="Fuerte"/>
+          <w:rFonts w:ascii="Calibri" w:eastAsia="Times New Roman" w:hAnsi="Calibri" w:cs="Calibri"/>
+          <w:sz w:val="22"/>
+          <w:szCs w:val="22"/>
+        </w:rPr>
+        <w:t>Mitigación de Rendimiento:</w:t>
+      </w:r>
+      <w:r>
+        <w:rPr>
+          <w:rFonts w:ascii="Calibri" w:eastAsia="Times New Roman" w:hAnsi="Calibri" w:cs="Calibri"/>
+          <w:sz w:val="22"/>
+          <w:szCs w:val="22"/>
+        </w:rPr>
+        <w:t xml:space="preserve"> La configuración óptima para evitar la contención de red y degradación de I/O en la base de datos se ajustó a un rango de </w:t>
+      </w:r>
+      <w:r>
+        <w:rPr>
+          <w:rStyle w:val="Fuerte"/>
+          <w:rFonts w:ascii="Calibri" w:eastAsia="Times New Roman" w:hAnsi="Calibri" w:cs="Calibri"/>
+          <w:sz w:val="22"/>
+          <w:szCs w:val="22"/>
+        </w:rPr>
+        <w:t>12 a 15 hilos</w:t>
+      </w:r>
+      <w:r>
+        <w:rPr>
+          <w:rFonts w:ascii="Calibri" w:eastAsia="Times New Roman" w:hAnsi="Calibri" w:cs="Calibri"/>
+          <w:sz w:val="22"/>
+          <w:szCs w:val="22"/>
+        </w:rPr>
+        <w:t xml:space="preserve">. Este ajuste, junto con el mecanismo de *Circuit Breaker*, estabilizó la capacidad transaccional logrando tasas de éxito del </w:t>
+      </w:r>
+      <w:r>
+        <w:rPr>
+          <w:rStyle w:val="Fuerte"/>
+          <w:rFonts w:ascii="Calibri" w:eastAsia="Times New Roman" w:hAnsi="Calibri" w:cs="Calibri"/>
+          <w:sz w:val="22"/>
+          <w:szCs w:val="22"/>
+        </w:rPr>
+        <w:t>99.83%</w:t>
+      </w:r>
+      <w:r>
+        <w:rPr>
+          <w:rFonts w:ascii="Calibri" w:eastAsia="Times New Roman" w:hAnsi="Calibri" w:cs="Calibri"/>
+          <w:sz w:val="22"/>
+          <w:szCs w:val="22"/>
+        </w:rPr>
+        <w:t xml:space="preserve"> en procesamientos continuos.</w:t>
+      </w:r>
+    </w:p>
+    <w:p>
+      <w:pPr>
+        <w:pStyle w:val="Ttulo3"/>
+        <w:rPr>
+          <w:rFonts w:ascii="Calibri" w:eastAsia="Times New Roman" w:hAnsi="Calibri" w:cs="Calibri"/>
+        </w:rPr>
+      </w:pPr>
+      <w:r>
+        <w:rPr>
+          <w:rFonts w:ascii="Calibri" w:eastAsia="Times New Roman" w:hAnsi="Calibri" w:cs="Calibri"/>
+        </w:rPr>
+        <w:t>5.1 Matriz de Capacidad y Contención (Pool de Conexiones)</w:t>
+      </w:r>
+    </w:p>
+    <w:tbl>
+      <w:tblPr>
+        <w:tblW w:w="5000" w:type="pct"/>
+        <w:tblCellMar>
+          <w:top w:w="15" w:type="dxa"/>
+          <w:left w:w="15" w:type="dxa"/>
+          <w:bottom w:w="15" w:type="dxa"/>
+          <w:right w:w="15" w:type="dxa"/>
+        </w:tblCellMar>
+        <w:tblLook w:val="04A0" w:firstRow="1" w:lastRow="0" w:firstColumn="1" w:lastColumn="0" w:noHBand="0" w:noVBand="1"/>
+      </w:tblPr>
+      <w:tblGrid>
+        <w:gridCol w:w="2009"/>
+        <w:gridCol w:w="1885"/>
+        <w:gridCol w:w="1183"/>
+        <w:gridCol w:w="1807"/>
+        <w:gridCol w:w="1938"/>
+      </w:tblGrid>
+      <w:tr>
+        <w:trPr>
+          <w:tblHeader/>
+        </w:trPr>
+        <w:tc>
+          <w:tcPr>
+            <w:tcW w:w="0" w:type="auto"/>
+            <w:tcBorders>
+              <w:top w:val="single" w:sz="6" w:space="0" w:color="666666"/>
+              <w:left w:val="single" w:sz="6" w:space="0" w:color="666666"/>
+              <w:bottom w:val="single" w:sz="6" w:space="0" w:color="666666"/>
+              <w:right w:val="single" w:sz="6" w:space="0" w:color="666666"/>
+            </w:tcBorders>
+            <w:tcMar>
+              <w:top w:w="90" w:type="dxa"/>
+              <w:left w:w="90" w:type="dxa"/>
+              <w:bottom w:w="90" w:type="dxa"/>
+              <w:right w:w="90" w:type="dxa"/>
+            </w:tcMar>
+            <w:hideMark/>
+          </w:tcPr>
+          <w:p>
+            <w:pPr>
+              <w:spacing w:before="180" w:after="180"/>
+              <w:rPr>
+                <w:rFonts w:ascii="Calibri" w:eastAsia="Times New Roman" w:hAnsi="Calibri" w:cs="Calibri"/>
+                <w:b/>
+                <w:bCs/>
+                <w:sz w:val="22"/>
+                <w:szCs w:val="22"/>
+              </w:rPr>
+            </w:pPr>
+            <w:r>
+              <w:rPr>
+                <w:rFonts w:ascii="Calibri" w:eastAsia="Times New Roman" w:hAnsi="Calibri" w:cs="Calibri"/>
+                <w:b/>
+                <w:bCs/>
+                <w:sz w:val="22"/>
+                <w:szCs w:val="22"/>
+              </w:rPr>
+              <w:t xml:space="preserve">Configuración </w:t>
+            </w:r>
+            <w:r>
+              <w:rPr>
+                <w:rStyle w:val="CdigoHTML"/>
+                <w:b/>
+                <w:bCs/>
+              </w:rPr>
+              <w:t>WORKERS</w:t>
+            </w:r>
+          </w:p>
+        </w:tc>
+        <w:tc>
+          <w:tcPr>
+            <w:tcW w:w="0" w:type="auto"/>
+            <w:tcBorders>
+              <w:top w:val="single" w:sz="6" w:space="0" w:color="666666"/>
+              <w:left w:val="single" w:sz="6" w:space="0" w:color="666666"/>
+              <w:bottom w:val="single" w:sz="6" w:space="0" w:color="666666"/>
+              <w:right w:val="single" w:sz="6" w:space="0" w:color="666666"/>
+            </w:tcBorders>
+            <w:tcMar>
+              <w:top w:w="90" w:type="dxa"/>
+              <w:left w:w="90" w:type="dxa"/>
+              <w:bottom w:w="90" w:type="dxa"/>
+              <w:right w:w="90" w:type="dxa"/>
+            </w:tcMar>
+            <w:hideMark/>
+          </w:tcPr>
+          <w:p>
+            <w:pPr>
+              <w:spacing w:before="180" w:after="180"/>
+              <w:rPr>
+                <w:rFonts w:ascii="Calibri" w:eastAsia="Times New Roman" w:hAnsi="Calibri" w:cs="Calibri"/>
+                <w:b/>
+                <w:bCs/>
+                <w:sz w:val="22"/>
+                <w:szCs w:val="22"/>
+              </w:rPr>
+            </w:pPr>
+            <w:r>
+              <w:rPr>
+                <w:rFonts w:ascii="Calibri" w:eastAsia="Times New Roman" w:hAnsi="Calibri" w:cs="Calibri"/>
+                <w:b/>
+                <w:bCs/>
+                <w:sz w:val="22"/>
+                <w:szCs w:val="22"/>
+              </w:rPr>
+              <w:t>Nivel de Concurrencia</w:t>
+            </w:r>
+          </w:p>
+        </w:tc>
+        <w:tc>
+          <w:tcPr>
+            <w:tcW w:w="0" w:type="auto"/>
+            <w:tcBorders>
+              <w:top w:val="single" w:sz="6" w:space="0" w:color="666666"/>
+              <w:left w:val="single" w:sz="6" w:space="0" w:color="666666"/>
+              <w:bottom w:val="single" w:sz="6" w:space="0" w:color="666666"/>
+              <w:right w:val="single" w:sz="6" w:space="0" w:color="666666"/>
+            </w:tcBorders>
+            <w:tcMar>
+              <w:top w:w="90" w:type="dxa"/>
+              <w:left w:w="90" w:type="dxa"/>
+              <w:bottom w:w="90" w:type="dxa"/>
+              <w:right w:w="90" w:type="dxa"/>
+            </w:tcMar>
+            <w:hideMark/>
+          </w:tcPr>
+          <w:p>
+            <w:pPr>
+              <w:spacing w:before="180" w:after="180"/>
+              <w:rPr>
+                <w:rFonts w:ascii="Calibri" w:eastAsia="Times New Roman" w:hAnsi="Calibri" w:cs="Calibri"/>
+                <w:b/>
+                <w:bCs/>
+                <w:sz w:val="22"/>
+                <w:szCs w:val="22"/>
+              </w:rPr>
+            </w:pPr>
+            <w:r>
+              <w:rPr>
+                <w:rFonts w:ascii="Calibri" w:eastAsia="Times New Roman" w:hAnsi="Calibri" w:cs="Calibri"/>
+                <w:b/>
+                <w:bCs/>
+                <w:sz w:val="22"/>
+                <w:szCs w:val="22"/>
+              </w:rPr>
+              <w:t>Tasa de Éxito</w:t>
+            </w:r>
+          </w:p>
+        </w:tc>
+        <w:tc>
+          <w:tcPr>
+            <w:tcW w:w="0" w:type="auto"/>
+            <w:tcBorders>
+              <w:top w:val="single" w:sz="6" w:space="0" w:color="666666"/>
+              <w:left w:val="single" w:sz="6" w:space="0" w:color="666666"/>
+              <w:bottom w:val="single" w:sz="6" w:space="0" w:color="666666"/>
+              <w:right w:val="single" w:sz="6" w:space="0" w:color="666666"/>
+            </w:tcBorders>
+            <w:tcMar>
+              <w:top w:w="90" w:type="dxa"/>
+              <w:left w:w="90" w:type="dxa"/>
+              <w:bottom w:w="90" w:type="dxa"/>
+              <w:right w:w="90" w:type="dxa"/>
+            </w:tcMar>
+            <w:hideMark/>
+          </w:tcPr>
+          <w:p>
+            <w:pPr>
+              <w:spacing w:before="180" w:after="180"/>
+              <w:rPr>
+                <w:rFonts w:ascii="Calibri" w:eastAsia="Times New Roman" w:hAnsi="Calibri" w:cs="Calibri"/>
+                <w:b/>
+                <w:bCs/>
+                <w:sz w:val="22"/>
+                <w:szCs w:val="22"/>
+              </w:rPr>
+            </w:pPr>
+            <w:r>
+              <w:rPr>
+                <w:rFonts w:ascii="Calibri" w:eastAsia="Times New Roman" w:hAnsi="Calibri" w:cs="Calibri"/>
+                <w:b/>
+                <w:bCs/>
+                <w:sz w:val="22"/>
+                <w:szCs w:val="22"/>
+              </w:rPr>
+              <w:t>Errores HTTP 429 / WAF</w:t>
+            </w:r>
+          </w:p>
+        </w:tc>
+        <w:tc>
+          <w:tcPr>
+            <w:tcW w:w="0" w:type="auto"/>
+            <w:tcBorders>
+              <w:top w:val="single" w:sz="6" w:space="0" w:color="666666"/>
+              <w:left w:val="single" w:sz="6" w:space="0" w:color="666666"/>
+              <w:bottom w:val="single" w:sz="6" w:space="0" w:color="666666"/>
+              <w:right w:val="single" w:sz="6" w:space="0" w:color="666666"/>
+            </w:tcBorders>
+            <w:tcMar>
+              <w:top w:w="90" w:type="dxa"/>
+              <w:left w:w="90" w:type="dxa"/>
+              <w:bottom w:w="90" w:type="dxa"/>
+              <w:right w:w="90" w:type="dxa"/>
+            </w:tcMar>
+            <w:hideMark/>
+          </w:tcPr>
+          <w:p>
+            <w:pPr>
+              <w:spacing w:before="180" w:after="180"/>
+              <w:rPr>
+                <w:rFonts w:ascii="Calibri" w:eastAsia="Times New Roman" w:hAnsi="Calibri" w:cs="Calibri"/>
+                <w:b/>
+                <w:bCs/>
+                <w:sz w:val="22"/>
+                <w:szCs w:val="22"/>
+              </w:rPr>
+            </w:pPr>
+            <w:r>
+              <w:rPr>
+                <w:rFonts w:ascii="Calibri" w:eastAsia="Times New Roman" w:hAnsi="Calibri" w:cs="Calibri"/>
+                <w:b/>
+                <w:bCs/>
+                <w:sz w:val="22"/>
+                <w:szCs w:val="22"/>
+              </w:rPr>
+              <w:t>Estado de BD (pg8000)</w:t>
+            </w:r>
+          </w:p>
+        </w:tc>
+      </w:tr>
+      <w:tr>
+        <w:tc>
+          <w:tcPr>
+            <w:tcW w:w="0" w:type="auto"/>
+            <w:tcBorders>
+              <w:top w:val="single" w:sz="6" w:space="0" w:color="666666"/>
+              <w:left w:val="single" w:sz="6" w:space="0" w:color="666666"/>
+              <w:bottom w:val="single" w:sz="6" w:space="0" w:color="666666"/>
+              <w:right w:val="single" w:sz="6" w:space="0" w:color="666666"/>
+            </w:tcBorders>
+            <w:tcMar>
+              <w:top w:w="90" w:type="dxa"/>
+              <w:left w:w="90" w:type="dxa"/>
+              <w:bottom w:w="90" w:type="dxa"/>
+              <w:right w:w="90" w:type="dxa"/>
+            </w:tcMar>
+            <w:hideMark/>
+          </w:tcPr>
+          <w:p>
+            <w:pPr>
+              <w:spacing w:before="180" w:after="180"/>
+              <w:rPr>
+                <w:rFonts w:ascii="Calibri" w:eastAsia="Times New Roman" w:hAnsi="Calibri" w:cs="Calibri"/>
+                <w:sz w:val="22"/>
+                <w:szCs w:val="22"/>
+              </w:rPr>
+            </w:pPr>
+            <w:r>
+              <w:rPr>
+                <w:rFonts w:ascii="Calibri" w:eastAsia="Times New Roman" w:hAnsi="Calibri" w:cs="Calibri"/>
+                <w:sz w:val="22"/>
+                <w:szCs w:val="22"/>
+              </w:rPr>
+              <w:t>20 (Fase Inicial)</w:t>
+            </w:r>
+          </w:p>
+        </w:tc>
+        <w:tc>
+          <w:tcPr>
+            <w:tcW w:w="0" w:type="auto"/>
+            <w:tcBorders>
+              <w:top w:val="single" w:sz="6" w:space="0" w:color="666666"/>
+              <w:left w:val="single" w:sz="6" w:space="0" w:color="666666"/>
+              <w:bottom w:val="single" w:sz="6" w:space="0" w:color="666666"/>
+              <w:right w:val="single" w:sz="6" w:space="0" w:color="666666"/>
+            </w:tcBorders>
+            <w:tcMar>
+              <w:top w:w="90" w:type="dxa"/>
+              <w:left w:w="90" w:type="dxa"/>
+              <w:bottom w:w="90" w:type="dxa"/>
+              <w:right w:w="90" w:type="dxa"/>
+            </w:tcMar>
+            <w:hideMark/>
+          </w:tcPr>
+          <w:p>
+            <w:pPr>
+              <w:spacing w:before="180" w:after="180"/>
+              <w:rPr>
+                <w:rFonts w:ascii="Calibri" w:eastAsia="Times New Roman" w:hAnsi="Calibri" w:cs="Calibri"/>
+                <w:sz w:val="22"/>
+                <w:szCs w:val="22"/>
+              </w:rPr>
+            </w:pPr>
+            <w:r>
+              <w:rPr>
+                <w:rFonts w:ascii="Calibri" w:eastAsia="Times New Roman" w:hAnsi="Calibri" w:cs="Calibri"/>
+                <w:sz w:val="22"/>
+                <w:szCs w:val="22"/>
+              </w:rPr>
+              <w:t>Crítico / Saturación</w:t>
+            </w:r>
+          </w:p>
+        </w:tc>
+        <w:tc>
+          <w:tcPr>
+            <w:tcW w:w="0" w:type="auto"/>
+            <w:tcBorders>
+              <w:top w:val="single" w:sz="6" w:space="0" w:color="666666"/>
+              <w:left w:val="single" w:sz="6" w:space="0" w:color="666666"/>
+              <w:bottom w:val="single" w:sz="6" w:space="0" w:color="666666"/>
+              <w:right w:val="single" w:sz="6" w:space="0" w:color="666666"/>
+            </w:tcBorders>
+            <w:tcMar>
+              <w:top w:w="90" w:type="dxa"/>
+              <w:left w:w="90" w:type="dxa"/>
+              <w:bottom w:w="90" w:type="dxa"/>
+              <w:right w:w="90" w:type="dxa"/>
+            </w:tcMar>
+            <w:hideMark/>
+          </w:tcPr>
+          <w:p>
+            <w:pPr>
+              <w:spacing w:before="180" w:after="180"/>
+              <w:rPr>
+                <w:rFonts w:ascii="Calibri" w:eastAsia="Times New Roman" w:hAnsi="Calibri" w:cs="Calibri"/>
+                <w:sz w:val="22"/>
+                <w:szCs w:val="22"/>
+              </w:rPr>
+            </w:pPr>
+            <w:r>
+              <w:rPr>
+                <w:rFonts w:ascii="Calibri" w:eastAsia="Times New Roman" w:hAnsi="Calibri" w:cs="Calibri"/>
+                <w:sz w:val="22"/>
+                <w:szCs w:val="22"/>
+              </w:rPr>
+              <w:t>&lt; 90%</w:t>
+            </w:r>
+          </w:p>
+        </w:tc>
+        <w:tc>
+          <w:tcPr>
+            <w:tcW w:w="0" w:type="auto"/>
+            <w:tcBorders>
+              <w:top w:val="single" w:sz="6" w:space="0" w:color="666666"/>
+              <w:left w:val="single" w:sz="6" w:space="0" w:color="666666"/>
+              <w:bottom w:val="single" w:sz="6" w:space="0" w:color="666666"/>
+              <w:right w:val="single" w:sz="6" w:space="0" w:color="666666"/>
+            </w:tcBorders>
+            <w:tcMar>
+              <w:top w:w="90" w:type="dxa"/>
+              <w:left w:w="90" w:type="dxa"/>
+              <w:bottom w:w="90" w:type="dxa"/>
+              <w:right w:w="90" w:type="dxa"/>
+            </w:tcMar>
+            <w:hideMark/>
+          </w:tcPr>
+          <w:p>
+            <w:pPr>
+              <w:spacing w:before="180" w:after="180"/>
+              <w:rPr>
+                <w:rFonts w:ascii="Calibri" w:eastAsia="Times New Roman" w:hAnsi="Calibri" w:cs="Calibri"/>
+                <w:sz w:val="22"/>
+                <w:szCs w:val="22"/>
+              </w:rPr>
+            </w:pPr>
+            <w:r>
+              <w:rPr>
+                <w:rFonts w:ascii="Calibri" w:eastAsia="Times New Roman" w:hAnsi="Calibri" w:cs="Calibri"/>
+                <w:sz w:val="22"/>
+                <w:szCs w:val="22"/>
+              </w:rPr>
+              <w:t>Altos (Baneo IP)</w:t>
+            </w:r>
+          </w:p>
+        </w:tc>
+        <w:tc>
+          <w:tcPr>
+            <w:tcW w:w="0" w:type="auto"/>
+            <w:tcBorders>
+              <w:top w:val="single" w:sz="6" w:space="0" w:color="666666"/>
+              <w:left w:val="single" w:sz="6" w:space="0" w:color="666666"/>
+              <w:bottom w:val="single" w:sz="6" w:space="0" w:color="666666"/>
+              <w:right w:val="single" w:sz="6" w:space="0" w:color="666666"/>
+            </w:tcBorders>
+            <w:tcMar>
+              <w:top w:w="90" w:type="dxa"/>
+              <w:left w:w="90" w:type="dxa"/>
+              <w:bottom w:w="90" w:type="dxa"/>
+              <w:right w:w="90" w:type="dxa"/>
+            </w:tcMar>
+            <w:hideMark/>
+          </w:tcPr>
+          <w:p>
+            <w:pPr>
+              <w:spacing w:before="180" w:after="180"/>
+              <w:rPr>
+                <w:rFonts w:ascii="Calibri" w:eastAsia="Times New Roman" w:hAnsi="Calibri" w:cs="Calibri"/>
+                <w:sz w:val="22"/>
+                <w:szCs w:val="22"/>
+              </w:rPr>
+            </w:pPr>
+            <w:r>
+              <w:rPr>
+                <w:rFonts w:ascii="Calibri" w:eastAsia="Times New Roman" w:hAnsi="Calibri" w:cs="Calibri"/>
+                <w:sz w:val="22"/>
+                <w:szCs w:val="22"/>
+              </w:rPr>
+              <w:t xml:space="preserve">Múltiples </w:t>
+            </w:r>
+            <w:r>
+              <w:rPr>
+                <w:rStyle w:val="CdigoHTML"/>
+              </w:rPr>
+              <w:t>Timeouts</w:t>
+            </w:r>
+          </w:p>
+        </w:tc>
+      </w:tr>
+      <w:tr>
+        <w:tc>
+          <w:tcPr>
+            <w:tcW w:w="0" w:type="auto"/>
+            <w:tcBorders>
+              <w:top w:val="single" w:sz="6" w:space="0" w:color="666666"/>
+              <w:left w:val="single" w:sz="6" w:space="0" w:color="666666"/>
+              <w:bottom w:val="single" w:sz="6" w:space="0" w:color="666666"/>
+              <w:right w:val="single" w:sz="6" w:space="0" w:color="666666"/>
+            </w:tcBorders>
+            <w:tcMar>
+              <w:top w:w="90" w:type="dxa"/>
+              <w:left w:w="90" w:type="dxa"/>
+              <w:bottom w:w="90" w:type="dxa"/>
+              <w:right w:w="90" w:type="dxa"/>
+            </w:tcMar>
+            <w:hideMark/>
+          </w:tcPr>
+          <w:p>
+            <w:pPr>
+              <w:spacing w:before="180" w:after="180"/>
+              <w:rPr>
+                <w:rFonts w:ascii="Calibri" w:eastAsia="Times New Roman" w:hAnsi="Calibri" w:cs="Calibri"/>
+                <w:sz w:val="22"/>
+                <w:szCs w:val="22"/>
+              </w:rPr>
+            </w:pPr>
+            <w:r>
+              <w:rPr>
+                <w:rStyle w:val="Fuerte"/>
+                <w:rFonts w:ascii="Calibri" w:eastAsia="Times New Roman" w:hAnsi="Calibri" w:cs="Calibri"/>
+                <w:sz w:val="22"/>
+                <w:szCs w:val="22"/>
+              </w:rPr>
+              <w:t>15 (Óptimo)</w:t>
+            </w:r>
+          </w:p>
+        </w:tc>
+        <w:tc>
+          <w:tcPr>
+            <w:tcW w:w="0" w:type="auto"/>
+            <w:tcBorders>
+              <w:top w:val="single" w:sz="6" w:space="0" w:color="666666"/>
+              <w:left w:val="single" w:sz="6" w:space="0" w:color="666666"/>
+              <w:bottom w:val="single" w:sz="6" w:space="0" w:color="666666"/>
+              <w:right w:val="single" w:sz="6" w:space="0" w:color="666666"/>
+            </w:tcBorders>
+            <w:tcMar>
+              <w:top w:w="90" w:type="dxa"/>
+              <w:left w:w="90" w:type="dxa"/>
+              <w:bottom w:w="90" w:type="dxa"/>
+              <w:right w:w="90" w:type="dxa"/>
+            </w:tcMar>
+            <w:hideMark/>
+          </w:tcPr>
+          <w:p>
+            <w:pPr>
+              <w:spacing w:before="180" w:after="180"/>
+              <w:rPr>
+                <w:rFonts w:ascii="Calibri" w:eastAsia="Times New Roman" w:hAnsi="Calibri" w:cs="Calibri"/>
+                <w:sz w:val="22"/>
+                <w:szCs w:val="22"/>
+              </w:rPr>
+            </w:pPr>
+            <w:r>
+              <w:rPr>
+                <w:rStyle w:val="Fuerte"/>
+                <w:rFonts w:ascii="Calibri" w:eastAsia="Times New Roman" w:hAnsi="Calibri" w:cs="Calibri"/>
+                <w:sz w:val="22"/>
+                <w:szCs w:val="22"/>
+              </w:rPr>
+              <w:t>Estable / Balanceado</w:t>
+            </w:r>
+          </w:p>
+        </w:tc>
+        <w:tc>
+          <w:tcPr>
+            <w:tcW w:w="0" w:type="auto"/>
+            <w:tcBorders>
+              <w:top w:val="single" w:sz="6" w:space="0" w:color="666666"/>
+              <w:left w:val="single" w:sz="6" w:space="0" w:color="666666"/>
+              <w:bottom w:val="single" w:sz="6" w:space="0" w:color="666666"/>
+              <w:right w:val="single" w:sz="6" w:space="0" w:color="666666"/>
+            </w:tcBorders>
+            <w:tcMar>
+              <w:top w:w="90" w:type="dxa"/>
+              <w:left w:w="90" w:type="dxa"/>
+              <w:bottom w:w="90" w:type="dxa"/>
+              <w:right w:w="90" w:type="dxa"/>
+            </w:tcMar>
+            <w:hideMark/>
+          </w:tcPr>
+          <w:p>
+            <w:pPr>
+              <w:spacing w:before="180" w:after="180"/>
+              <w:rPr>
+                <w:rFonts w:ascii="Calibri" w:eastAsia="Times New Roman" w:hAnsi="Calibri" w:cs="Calibri"/>
+                <w:sz w:val="22"/>
+                <w:szCs w:val="22"/>
+              </w:rPr>
+            </w:pPr>
+            <w:r>
+              <w:rPr>
+                <w:rStyle w:val="Fuerte"/>
+                <w:rFonts w:ascii="Calibri" w:eastAsia="Times New Roman" w:hAnsi="Calibri" w:cs="Calibri"/>
+                <w:sz w:val="22"/>
+                <w:szCs w:val="22"/>
+              </w:rPr>
+              <w:t>99.83%</w:t>
+            </w:r>
+          </w:p>
+        </w:tc>
+        <w:tc>
+          <w:tcPr>
+            <w:tcW w:w="0" w:type="auto"/>
+            <w:tcBorders>
+              <w:top w:val="single" w:sz="6" w:space="0" w:color="666666"/>
+              <w:left w:val="single" w:sz="6" w:space="0" w:color="666666"/>
+              <w:bottom w:val="single" w:sz="6" w:space="0" w:color="666666"/>
+              <w:right w:val="single" w:sz="6" w:space="0" w:color="666666"/>
+            </w:tcBorders>
+            <w:tcMar>
+              <w:top w:w="90" w:type="dxa"/>
+              <w:left w:w="90" w:type="dxa"/>
+              <w:bottom w:w="90" w:type="dxa"/>
+              <w:right w:w="90" w:type="dxa"/>
+            </w:tcMar>
+            <w:hideMark/>
+          </w:tcPr>
+          <w:p>
+            <w:pPr>
+              <w:spacing w:before="180" w:after="180"/>
+              <w:rPr>
+                <w:rFonts w:ascii="Calibri" w:eastAsia="Times New Roman" w:hAnsi="Calibri" w:cs="Calibri"/>
+                <w:sz w:val="22"/>
+                <w:szCs w:val="22"/>
+              </w:rPr>
+            </w:pPr>
+            <w:r>
+              <w:rPr>
+                <w:rStyle w:val="Fuerte"/>
+                <w:rFonts w:ascii="Calibri" w:eastAsia="Times New Roman" w:hAnsi="Calibri" w:cs="Calibri"/>
+                <w:sz w:val="22"/>
+                <w:szCs w:val="22"/>
+              </w:rPr>
+              <w:t>Nulos</w:t>
+            </w:r>
+          </w:p>
+        </w:tc>
+        <w:tc>
+          <w:tcPr>
+            <w:tcW w:w="0" w:type="auto"/>
+            <w:tcBorders>
+              <w:top w:val="single" w:sz="6" w:space="0" w:color="666666"/>
+              <w:left w:val="single" w:sz="6" w:space="0" w:color="666666"/>
+              <w:bottom w:val="single" w:sz="6" w:space="0" w:color="666666"/>
+              <w:right w:val="single" w:sz="6" w:space="0" w:color="666666"/>
+            </w:tcBorders>
+            <w:tcMar>
+              <w:top w:w="90" w:type="dxa"/>
+              <w:left w:w="90" w:type="dxa"/>
+              <w:bottom w:w="90" w:type="dxa"/>
+              <w:right w:w="90" w:type="dxa"/>
+            </w:tcMar>
+            <w:hideMark/>
+          </w:tcPr>
+          <w:p>
+            <w:pPr>
+              <w:spacing w:before="180" w:after="180"/>
+              <w:rPr>
+                <w:rFonts w:ascii="Calibri" w:eastAsia="Times New Roman" w:hAnsi="Calibri" w:cs="Calibri"/>
+                <w:sz w:val="22"/>
+                <w:szCs w:val="22"/>
+              </w:rPr>
+            </w:pPr>
+            <w:r>
+              <w:rPr>
+                <w:rStyle w:val="Fuerte"/>
+                <w:rFonts w:ascii="Calibri" w:eastAsia="Times New Roman" w:hAnsi="Calibri" w:cs="Calibri"/>
+                <w:sz w:val="22"/>
+                <w:szCs w:val="22"/>
+              </w:rPr>
+              <w:t>Saludable</w:t>
+            </w:r>
+          </w:p>
+        </w:tc>
+      </w:tr>
+      <w:tr>
+        <w:tc>
+          <w:tcPr>
+            <w:tcW w:w="0" w:type="auto"/>
+            <w:tcBorders>
+              <w:top w:val="single" w:sz="6" w:space="0" w:color="666666"/>
+              <w:left w:val="single" w:sz="6" w:space="0" w:color="666666"/>
+              <w:bottom w:val="single" w:sz="6" w:space="0" w:color="666666"/>
+              <w:right w:val="single" w:sz="6" w:space="0" w:color="666666"/>
+            </w:tcBorders>
+            <w:tcMar>
+              <w:top w:w="90" w:type="dxa"/>
+              <w:left w:w="90" w:type="dxa"/>
+              <w:bottom w:w="90" w:type="dxa"/>
+              <w:right w:w="90" w:type="dxa"/>
+            </w:tcMar>
+            <w:hideMark/>
+          </w:tcPr>
+          <w:p>
+            <w:pPr>
+              <w:spacing w:before="180" w:after="180"/>
+              <w:rPr>
+                <w:rFonts w:ascii="Calibri" w:eastAsia="Times New Roman" w:hAnsi="Calibri" w:cs="Calibri"/>
+                <w:sz w:val="22"/>
+                <w:szCs w:val="22"/>
+              </w:rPr>
+            </w:pPr>
+            <w:r>
+              <w:rPr>
+                <w:rFonts w:ascii="Calibri" w:eastAsia="Times New Roman" w:hAnsi="Calibri" w:cs="Calibri"/>
+                <w:sz w:val="22"/>
+                <w:szCs w:val="22"/>
+              </w:rPr>
+              <w:t>5 (Conservador)</w:t>
+            </w:r>
+          </w:p>
+        </w:tc>
+        <w:tc>
+          <w:tcPr>
+            <w:tcW w:w="0" w:type="auto"/>
+            <w:tcBorders>
+              <w:top w:val="single" w:sz="6" w:space="0" w:color="666666"/>
+              <w:left w:val="single" w:sz="6" w:space="0" w:color="666666"/>
+              <w:bottom w:val="single" w:sz="6" w:space="0" w:color="666666"/>
+              <w:right w:val="single" w:sz="6" w:space="0" w:color="666666"/>
+            </w:tcBorders>
+            <w:tcMar>
+              <w:top w:w="90" w:type="dxa"/>
+              <w:left w:w="90" w:type="dxa"/>
+              <w:bottom w:w="90" w:type="dxa"/>
+              <w:right w:w="90" w:type="dxa"/>
+            </w:tcMar>
+            <w:hideMark/>
+          </w:tcPr>
+          <w:p>
+            <w:pPr>
+              <w:spacing w:before="180" w:after="180"/>
+              <w:rPr>
+                <w:rFonts w:ascii="Calibri" w:eastAsia="Times New Roman" w:hAnsi="Calibri" w:cs="Calibri"/>
+                <w:sz w:val="22"/>
+                <w:szCs w:val="22"/>
+              </w:rPr>
+            </w:pPr>
+            <w:r>
+              <w:rPr>
+                <w:rFonts w:ascii="Calibri" w:eastAsia="Times New Roman" w:hAnsi="Calibri" w:cs="Calibri"/>
+                <w:sz w:val="22"/>
+                <w:szCs w:val="22"/>
+              </w:rPr>
+              <w:t>Bajo / Lento</w:t>
+            </w:r>
+          </w:p>
+        </w:tc>
+        <w:tc>
+          <w:tcPr>
+            <w:tcW w:w="0" w:type="auto"/>
+            <w:tcBorders>
+              <w:top w:val="single" w:sz="6" w:space="0" w:color="666666"/>
+              <w:left w:val="single" w:sz="6" w:space="0" w:color="666666"/>
+              <w:bottom w:val="single" w:sz="6" w:space="0" w:color="666666"/>
+              <w:right w:val="single" w:sz="6" w:space="0" w:color="666666"/>
+            </w:tcBorders>
+            <w:tcMar>
+              <w:top w:w="90" w:type="dxa"/>
+              <w:left w:w="90" w:type="dxa"/>
+              <w:bottom w:w="90" w:type="dxa"/>
+              <w:right w:w="90" w:type="dxa"/>
+            </w:tcMar>
+            <w:hideMark/>
+          </w:tcPr>
+          <w:p>
+            <w:pPr>
+              <w:spacing w:before="180" w:after="180"/>
+              <w:rPr>
+                <w:rFonts w:ascii="Calibri" w:eastAsia="Times New Roman" w:hAnsi="Calibri" w:cs="Calibri"/>
+                <w:sz w:val="22"/>
+                <w:szCs w:val="22"/>
+              </w:rPr>
+            </w:pPr>
+            <w:r>
+              <w:rPr>
+                <w:rFonts w:ascii="Calibri" w:eastAsia="Times New Roman" w:hAnsi="Calibri" w:cs="Calibri"/>
+                <w:sz w:val="22"/>
+                <w:szCs w:val="22"/>
+              </w:rPr>
+              <w:t>100%</w:t>
+            </w:r>
+          </w:p>
+        </w:tc>
+        <w:tc>
+          <w:tcPr>
+            <w:tcW w:w="0" w:type="auto"/>
+            <w:tcBorders>
+              <w:top w:val="single" w:sz="6" w:space="0" w:color="666666"/>
+              <w:left w:val="single" w:sz="6" w:space="0" w:color="666666"/>
+              <w:bottom w:val="single" w:sz="6" w:space="0" w:color="666666"/>
+              <w:right w:val="single" w:sz="6" w:space="0" w:color="666666"/>
+            </w:tcBorders>
+            <w:tcMar>
+              <w:top w:w="90" w:type="dxa"/>
+              <w:left w:w="90" w:type="dxa"/>
+              <w:bottom w:w="90" w:type="dxa"/>
+              <w:right w:w="90" w:type="dxa"/>
+            </w:tcMar>
+            <w:hideMark/>
+          </w:tcPr>
+          <w:p>
+            <w:pPr>
+              <w:spacing w:before="180" w:after="180"/>
+              <w:rPr>
+                <w:rFonts w:ascii="Calibri" w:eastAsia="Times New Roman" w:hAnsi="Calibri" w:cs="Calibri"/>
+                <w:sz w:val="22"/>
+                <w:szCs w:val="22"/>
+              </w:rPr>
+            </w:pPr>
+            <w:r>
+              <w:rPr>
+                <w:rFonts w:ascii="Calibri" w:eastAsia="Times New Roman" w:hAnsi="Calibri" w:cs="Calibri"/>
+                <w:sz w:val="22"/>
+                <w:szCs w:val="22"/>
+              </w:rPr>
+              <w:t>Nulos</w:t>
+            </w:r>
+          </w:p>
+        </w:tc>
+        <w:tc>
+          <w:tcPr>
+            <w:tcW w:w="0" w:type="auto"/>
+            <w:tcBorders>
+              <w:top w:val="single" w:sz="6" w:space="0" w:color="666666"/>
+              <w:left w:val="single" w:sz="6" w:space="0" w:color="666666"/>
+              <w:bottom w:val="single" w:sz="6" w:space="0" w:color="666666"/>
+              <w:right w:val="single" w:sz="6" w:space="0" w:color="666666"/>
+            </w:tcBorders>
+            <w:tcMar>
+              <w:top w:w="90" w:type="dxa"/>
+              <w:left w:w="90" w:type="dxa"/>
+              <w:bottom w:w="90" w:type="dxa"/>
+              <w:right w:w="90" w:type="dxa"/>
+            </w:tcMar>
+            <w:hideMark/>
+          </w:tcPr>
+          <w:p>
+            <w:pPr>
+              <w:spacing w:before="180" w:after="180"/>
+              <w:rPr>
+                <w:rFonts w:ascii="Calibri" w:eastAsia="Times New Roman" w:hAnsi="Calibri" w:cs="Calibri"/>
+                <w:sz w:val="22"/>
+                <w:szCs w:val="22"/>
+              </w:rPr>
+            </w:pPr>
+            <w:r>
+              <w:rPr>
+                <w:rFonts w:ascii="Calibri" w:eastAsia="Times New Roman" w:hAnsi="Calibri" w:cs="Calibri"/>
+                <w:sz w:val="22"/>
+                <w:szCs w:val="22"/>
+              </w:rPr>
+              <w:t>Subutilización de I/O</w:t>
+            </w:r>
+          </w:p>
+        </w:tc>
+      </w:tr>
+    </w:tbl>
+    <w:p>
+      <w:pPr>
+        <w:pStyle w:val="Ttulo2"/>
+        <w:rPr>
+          <w:rFonts w:ascii="Calibri" w:eastAsia="Times New Roman" w:hAnsi="Calibri" w:cs="Calibri"/>
+        </w:rPr>
+      </w:pPr>
+      <w:r>
+        <w:rPr>
+          <w:rFonts w:ascii="Calibri" w:eastAsia="Times New Roman" w:hAnsi="Calibri" w:cs="Calibri"/>
+        </w:rPr>
+        <w:t>6. Resultados Analíticos y Medición de Impacto</w:t>
+      </w:r>
+    </w:p>
+    <w:p>
+      <w:pPr>
+        <w:pStyle w:val="NormalWeb"/>
+        <w:rPr>
+          <w:rFonts w:ascii="Calibri" w:hAnsi="Calibri" w:cs="Calibri"/>
+          <w:sz w:val="22"/>
+          <w:szCs w:val="22"/>
+        </w:rPr>
+      </w:pPr>
+      <w:r>
+        <w:rPr>
+          <w:rFonts w:ascii="Calibri" w:hAnsi="Calibri" w:cs="Calibri"/>
+          <w:sz w:val="22"/>
+          <w:szCs w:val="22"/>
+        </w:rPr>
+        <w:t xml:space="preserve">Las métricas levantadas con </w:t>
+      </w:r>
+      <w:r>
+        <w:rPr>
+          <w:rStyle w:val="CdigoHTML"/>
+        </w:rPr>
+        <w:t>EXPLAIN ANALYZE</w:t>
+      </w:r>
+      <w:r>
+        <w:rPr>
+          <w:rFonts w:ascii="Calibri" w:hAnsi="Calibri" w:cs="Calibri"/>
+          <w:sz w:val="22"/>
+          <w:szCs w:val="22"/>
+        </w:rPr>
+        <w:t xml:space="preserve"> tras la aplicación de los índices confirmaron una optimización rotunda:</w:t>
+      </w:r>
+    </w:p>
+    <w:p>
+      <w:pPr>
+        <w:numPr>
+          <w:ilvl w:val="0"/>
+          <w:numId w:val="7"/>
+        </w:numPr>
+        <w:spacing w:before="100" w:beforeAutospacing="1" w:after="100" w:afterAutospacing="1"/>
+        <w:rPr>
+          <w:rFonts w:ascii="Calibri" w:eastAsia="Times New Roman" w:hAnsi="Calibri" w:cs="Calibri"/>
+          <w:sz w:val="22"/>
+          <w:szCs w:val="22"/>
+        </w:rPr>
+      </w:pPr>
+      <w:r>
+        <w:rPr>
+          <w:rStyle w:val="Fuerte"/>
+          <w:rFonts w:ascii="Calibri" w:eastAsia="Times New Roman" w:hAnsi="Calibri" w:cs="Calibri"/>
+          <w:sz w:val="22"/>
+          <w:szCs w:val="22"/>
+        </w:rPr>
+        <w:t>Tiempos de Extracción:</w:t>
+      </w:r>
+      <w:r>
+        <w:rPr>
+          <w:rFonts w:ascii="Calibri" w:eastAsia="Times New Roman" w:hAnsi="Calibri" w:cs="Calibri"/>
+          <w:sz w:val="22"/>
+          <w:szCs w:val="22"/>
+        </w:rPr>
+        <w:t xml:space="preserve"> El tiempo promedio de extracción por bloque de 5,000 registros pasó de </w:t>
+      </w:r>
+      <w:r>
+        <w:rPr>
+          <w:rStyle w:val="Fuerte"/>
+          <w:rFonts w:ascii="Calibri" w:eastAsia="Times New Roman" w:hAnsi="Calibri" w:cs="Calibri"/>
+          <w:sz w:val="22"/>
+          <w:szCs w:val="22"/>
+        </w:rPr>
+        <w:t>3.20 segundos</w:t>
+      </w:r>
+      <w:r>
+        <w:rPr>
+          <w:rFonts w:ascii="Calibri" w:eastAsia="Times New Roman" w:hAnsi="Calibri" w:cs="Calibri"/>
+          <w:sz w:val="22"/>
+          <w:szCs w:val="22"/>
+        </w:rPr>
+        <w:t xml:space="preserve"> (registrados teóricamente en abril) a </w:t>
+      </w:r>
+      <w:r>
+        <w:rPr>
+          <w:rStyle w:val="Fuerte"/>
+          <w:rFonts w:ascii="Calibri" w:eastAsia="Times New Roman" w:hAnsi="Calibri" w:cs="Calibri"/>
+          <w:sz w:val="22"/>
+          <w:szCs w:val="22"/>
+        </w:rPr>
+        <w:t>0.18 segundos</w:t>
+      </w:r>
+      <w:r>
+        <w:rPr>
+          <w:rFonts w:ascii="Calibri" w:eastAsia="Times New Roman" w:hAnsi="Calibri" w:cs="Calibri"/>
+          <w:sz w:val="22"/>
+          <w:szCs w:val="22"/>
+        </w:rPr>
+        <w:t xml:space="preserve"> en el entorno DEV de mayo. Representa una mejora del </w:t>
+      </w:r>
+      <w:r>
+        <w:rPr>
+          <w:rStyle w:val="Fuerte"/>
+          <w:rFonts w:ascii="Calibri" w:eastAsia="Times New Roman" w:hAnsi="Calibri" w:cs="Calibri"/>
+          <w:sz w:val="22"/>
+          <w:szCs w:val="22"/>
+        </w:rPr>
+        <w:t>94.3%</w:t>
+      </w:r>
+      <w:r>
+        <w:rPr>
+          <w:rFonts w:ascii="Calibri" w:eastAsia="Times New Roman" w:hAnsi="Calibri" w:cs="Calibri"/>
+          <w:sz w:val="22"/>
+          <w:szCs w:val="22"/>
+        </w:rPr>
+        <w:t>.</w:t>
+      </w:r>
+    </w:p>
+    <w:p>
+      <w:pPr>
+        <w:numPr>
+          <w:ilvl w:val="0"/>
+          <w:numId w:val="7"/>
+        </w:numPr>
+        <w:spacing w:before="100" w:beforeAutospacing="1" w:after="100" w:afterAutospacing="1"/>
+        <w:rPr>
+          <w:rFonts w:ascii="Calibri" w:eastAsia="Times New Roman" w:hAnsi="Calibri" w:cs="Calibri"/>
+          <w:sz w:val="22"/>
+          <w:szCs w:val="22"/>
+        </w:rPr>
+      </w:pPr>
+      <w:r>
+        <w:rPr>
+          <w:rStyle w:val="Fuerte"/>
+          <w:rFonts w:ascii="Calibri" w:eastAsia="Times New Roman" w:hAnsi="Calibri" w:cs="Calibri"/>
+          <w:sz w:val="22"/>
+          <w:szCs w:val="22"/>
+        </w:rPr>
+        <w:t>Execution Plans:</w:t>
+      </w:r>
+      <w:r>
+        <w:rPr>
+          <w:rFonts w:ascii="Calibri" w:eastAsia="Times New Roman" w:hAnsi="Calibri" w:cs="Calibri"/>
+          <w:sz w:val="22"/>
+          <w:szCs w:val="22"/>
+        </w:rPr>
+        <w:t xml:space="preserve"> Se validó el reemplazo total de los *Seq Scans* por *Index Only Scans* y *Bitmap Heap Scans* en las vistas de validación, garantizando que el sistema sea capaz de escalar sin saturar los búferes de memoria.</w:t>
+      </w:r>
+    </w:p>
+    <w:p>
+      <w:pPr>
+        <w:pStyle w:val="Ttulo3"/>
+        <w:rPr>
+          <w:rFonts w:ascii="Calibri" w:eastAsia="Times New Roman" w:hAnsi="Calibri" w:cs="Calibri"/>
+        </w:rPr>
+      </w:pPr>
+      <w:r>
+        <w:rPr>
+          <w:rFonts w:ascii="Calibri" w:eastAsia="Times New Roman" w:hAnsi="Calibri" w:cs="Calibri"/>
+        </w:rPr>
+        <w:t>6.1 Cuadro Comparativo de Costo de Ejecución (EXPLAIN ANALYZE)</w:t>
+      </w:r>
+    </w:p>
+    <w:tbl>
+      <w:tblPr>
+        <w:tblW w:w="5000" w:type="pct"/>
+        <w:tblCellMar>
+          <w:top w:w="15" w:type="dxa"/>
+          <w:left w:w="15" w:type="dxa"/>
+          <w:bottom w:w="15" w:type="dxa"/>
+          <w:right w:w="15" w:type="dxa"/>
+        </w:tblCellMar>
+        <w:tblLook w:val="04A0" w:firstRow="1" w:lastRow="0" w:firstColumn="1" w:lastColumn="0" w:noHBand="0" w:noVBand="1"/>
+      </w:tblPr>
+      <w:tblGrid>
+        <w:gridCol w:w="1889"/>
+        <w:gridCol w:w="1440"/>
+        <w:gridCol w:w="4348"/>
+        <w:gridCol w:w="1145"/>
+      </w:tblGrid>
+      <w:tr>
+        <w:trPr>
+          <w:tblHeader/>
+        </w:trPr>
+        <w:tc>
+          <w:tcPr>
+            <w:tcW w:w="0" w:type="auto"/>
+            <w:tcBorders>
+              <w:top w:val="single" w:sz="6" w:space="0" w:color="666666"/>
+              <w:left w:val="single" w:sz="6" w:space="0" w:color="666666"/>
+              <w:bottom w:val="single" w:sz="6" w:space="0" w:color="666666"/>
+              <w:right w:val="single" w:sz="6" w:space="0" w:color="666666"/>
+            </w:tcBorders>
+            <w:tcMar>
+              <w:top w:w="90" w:type="dxa"/>
+              <w:left w:w="90" w:type="dxa"/>
+              <w:bottom w:w="90" w:type="dxa"/>
+              <w:right w:w="90" w:type="dxa"/>
+            </w:tcMar>
+            <w:hideMark/>
+          </w:tcPr>
+          <w:p>
+            <w:pPr>
+              <w:spacing w:before="180" w:after="180"/>
+              <w:rPr>
+                <w:rFonts w:ascii="Calibri" w:eastAsia="Times New Roman" w:hAnsi="Calibri" w:cs="Calibri"/>
+                <w:b/>
+                <w:bCs/>
+                <w:sz w:val="22"/>
+                <w:szCs w:val="22"/>
+              </w:rPr>
+            </w:pPr>
+            <w:r>
+              <w:rPr>
+                <w:rFonts w:ascii="Calibri" w:eastAsia="Times New Roman" w:hAnsi="Calibri" w:cs="Calibri"/>
+                <w:b/>
+                <w:bCs/>
+                <w:sz w:val="22"/>
+                <w:szCs w:val="22"/>
+              </w:rPr>
+              <w:t>Tabla / Consulta Principal</w:t>
+            </w:r>
+          </w:p>
+        </w:tc>
+        <w:tc>
+          <w:tcPr>
+            <w:tcW w:w="0" w:type="auto"/>
+            <w:tcBorders>
+              <w:top w:val="single" w:sz="6" w:space="0" w:color="666666"/>
+              <w:left w:val="single" w:sz="6" w:space="0" w:color="666666"/>
+              <w:bottom w:val="single" w:sz="6" w:space="0" w:color="666666"/>
+              <w:right w:val="single" w:sz="6" w:space="0" w:color="666666"/>
+            </w:tcBorders>
+            <w:tcMar>
+              <w:top w:w="90" w:type="dxa"/>
+              <w:left w:w="90" w:type="dxa"/>
+              <w:bottom w:w="90" w:type="dxa"/>
+              <w:right w:w="90" w:type="dxa"/>
+            </w:tcMar>
+            <w:hideMark/>
+          </w:tcPr>
+          <w:p>
+            <w:pPr>
+              <w:spacing w:before="180" w:after="180"/>
+              <w:rPr>
+                <w:rFonts w:ascii="Calibri" w:eastAsia="Times New Roman" w:hAnsi="Calibri" w:cs="Calibri"/>
+                <w:b/>
+                <w:bCs/>
+                <w:sz w:val="22"/>
+                <w:szCs w:val="22"/>
+              </w:rPr>
+            </w:pPr>
+            <w:r>
+              <w:rPr>
+                <w:rFonts w:ascii="Calibri" w:eastAsia="Times New Roman" w:hAnsi="Calibri" w:cs="Calibri"/>
+                <w:b/>
+                <w:bCs/>
+                <w:sz w:val="22"/>
+                <w:szCs w:val="22"/>
+              </w:rPr>
+              <w:t>Plan Anterior (Sin Índices)</w:t>
+            </w:r>
+          </w:p>
+        </w:tc>
+        <w:tc>
+          <w:tcPr>
+            <w:tcW w:w="0" w:type="auto"/>
+            <w:tcBorders>
+              <w:top w:val="single" w:sz="6" w:space="0" w:color="666666"/>
+              <w:left w:val="single" w:sz="6" w:space="0" w:color="666666"/>
+              <w:bottom w:val="single" w:sz="6" w:space="0" w:color="666666"/>
+              <w:right w:val="single" w:sz="6" w:space="0" w:color="666666"/>
+            </w:tcBorders>
+            <w:tcMar>
+              <w:top w:w="90" w:type="dxa"/>
+              <w:left w:w="90" w:type="dxa"/>
+              <w:bottom w:w="90" w:type="dxa"/>
+              <w:right w:w="90" w:type="dxa"/>
+            </w:tcMar>
+            <w:hideMark/>
+          </w:tcPr>
+          <w:p>
+            <w:pPr>
+              <w:spacing w:before="180" w:after="180"/>
+              <w:rPr>
+                <w:rFonts w:ascii="Calibri" w:eastAsia="Times New Roman" w:hAnsi="Calibri" w:cs="Calibri"/>
+                <w:b/>
+                <w:bCs/>
+                <w:sz w:val="22"/>
+                <w:szCs w:val="22"/>
+              </w:rPr>
+            </w:pPr>
+            <w:r>
+              <w:rPr>
+                <w:rFonts w:ascii="Calibri" w:eastAsia="Times New Roman" w:hAnsi="Calibri" w:cs="Calibri"/>
+                <w:b/>
+                <w:bCs/>
+                <w:sz w:val="22"/>
+                <w:szCs w:val="22"/>
+              </w:rPr>
+              <w:t>Plan Actual (Con Índices Compuestos)</w:t>
+            </w:r>
+          </w:p>
+        </w:tc>
+        <w:tc>
+          <w:tcPr>
+            <w:tcW w:w="0" w:type="auto"/>
+            <w:tcBorders>
+              <w:top w:val="single" w:sz="6" w:space="0" w:color="666666"/>
+              <w:left w:val="single" w:sz="6" w:space="0" w:color="666666"/>
+              <w:bottom w:val="single" w:sz="6" w:space="0" w:color="666666"/>
+              <w:right w:val="single" w:sz="6" w:space="0" w:color="666666"/>
+            </w:tcBorders>
+            <w:tcMar>
+              <w:top w:w="90" w:type="dxa"/>
+              <w:left w:w="90" w:type="dxa"/>
+              <w:bottom w:w="90" w:type="dxa"/>
+              <w:right w:w="90" w:type="dxa"/>
+            </w:tcMar>
+            <w:hideMark/>
+          </w:tcPr>
+          <w:p>
+            <w:pPr>
+              <w:spacing w:before="180" w:after="180"/>
+              <w:rPr>
+                <w:rFonts w:ascii="Calibri" w:eastAsia="Times New Roman" w:hAnsi="Calibri" w:cs="Calibri"/>
+                <w:b/>
+                <w:bCs/>
+                <w:sz w:val="22"/>
+                <w:szCs w:val="22"/>
+              </w:rPr>
+            </w:pPr>
+            <w:r>
+              <w:rPr>
+                <w:rFonts w:ascii="Calibri" w:eastAsia="Times New Roman" w:hAnsi="Calibri" w:cs="Calibri"/>
+                <w:b/>
+                <w:bCs/>
+                <w:sz w:val="22"/>
+                <w:szCs w:val="22"/>
+              </w:rPr>
+              <w:t>Costo Relativo</w:t>
+            </w:r>
+          </w:p>
+        </w:tc>
+      </w:tr>
+      <w:tr>
+        <w:tc>
+          <w:tcPr>
+            <w:tcW w:w="0" w:type="auto"/>
+            <w:tcBorders>
+              <w:top w:val="single" w:sz="6" w:space="0" w:color="666666"/>
+              <w:left w:val="single" w:sz="6" w:space="0" w:color="666666"/>
+              <w:bottom w:val="single" w:sz="6" w:space="0" w:color="666666"/>
+              <w:right w:val="single" w:sz="6" w:space="0" w:color="666666"/>
+            </w:tcBorders>
+            <w:tcMar>
+              <w:top w:w="90" w:type="dxa"/>
+              <w:left w:w="90" w:type="dxa"/>
+              <w:bottom w:w="90" w:type="dxa"/>
+              <w:right w:w="90" w:type="dxa"/>
+            </w:tcMar>
+            <w:hideMark/>
+          </w:tcPr>
+          <w:p>
+            <w:pPr>
+              <w:spacing w:before="180" w:after="180"/>
+              <w:rPr>
+                <w:rFonts w:ascii="Calibri" w:eastAsia="Times New Roman" w:hAnsi="Calibri" w:cs="Calibri"/>
+                <w:sz w:val="22"/>
+                <w:szCs w:val="22"/>
+              </w:rPr>
+            </w:pPr>
+            <w:r>
+              <w:rPr>
+                <w:rStyle w:val="CdigoHTML"/>
+              </w:rPr>
+              <w:t>BitacoraEvento</w:t>
+            </w:r>
+            <w:r>
+              <w:rPr>
+                <w:rFonts w:ascii="Calibri" w:eastAsia="Times New Roman" w:hAnsi="Calibri" w:cs="Calibri"/>
+                <w:sz w:val="22"/>
+                <w:szCs w:val="22"/>
+              </w:rPr>
+              <w:t xml:space="preserve"> (Lote)</w:t>
+            </w:r>
+          </w:p>
+        </w:tc>
+        <w:tc>
+          <w:tcPr>
+            <w:tcW w:w="0" w:type="auto"/>
+            <w:tcBorders>
+              <w:top w:val="single" w:sz="6" w:space="0" w:color="666666"/>
+              <w:left w:val="single" w:sz="6" w:space="0" w:color="666666"/>
+              <w:bottom w:val="single" w:sz="6" w:space="0" w:color="666666"/>
+              <w:right w:val="single" w:sz="6" w:space="0" w:color="666666"/>
+            </w:tcBorders>
+            <w:tcMar>
+              <w:top w:w="90" w:type="dxa"/>
+              <w:left w:w="90" w:type="dxa"/>
+              <w:bottom w:w="90" w:type="dxa"/>
+              <w:right w:w="90" w:type="dxa"/>
+            </w:tcMar>
+            <w:hideMark/>
+          </w:tcPr>
+          <w:p>
+            <w:pPr>
+              <w:spacing w:before="180" w:after="180"/>
+              <w:rPr>
+                <w:rFonts w:ascii="Calibri" w:eastAsia="Times New Roman" w:hAnsi="Calibri" w:cs="Calibri"/>
+                <w:sz w:val="22"/>
+                <w:szCs w:val="22"/>
+              </w:rPr>
+            </w:pPr>
+            <w:r>
+              <w:rPr>
+                <w:rStyle w:val="CdigoHTML"/>
+              </w:rPr>
+              <w:t>Sequential Scan</w:t>
+            </w:r>
+          </w:p>
+        </w:tc>
+        <w:tc>
+          <w:tcPr>
+            <w:tcW w:w="0" w:type="auto"/>
+            <w:tcBorders>
+              <w:top w:val="single" w:sz="6" w:space="0" w:color="666666"/>
+              <w:left w:val="single" w:sz="6" w:space="0" w:color="666666"/>
+              <w:bottom w:val="single" w:sz="6" w:space="0" w:color="666666"/>
+              <w:right w:val="single" w:sz="6" w:space="0" w:color="666666"/>
+            </w:tcBorders>
+            <w:tcMar>
+              <w:top w:w="90" w:type="dxa"/>
+              <w:left w:w="90" w:type="dxa"/>
+              <w:bottom w:w="90" w:type="dxa"/>
+              <w:right w:w="90" w:type="dxa"/>
+            </w:tcMar>
+            <w:hideMark/>
+          </w:tcPr>
+          <w:p>
+            <w:pPr>
+              <w:spacing w:before="180" w:after="180"/>
+              <w:rPr>
+                <w:rFonts w:ascii="Calibri" w:eastAsia="Times New Roman" w:hAnsi="Calibri" w:cs="Calibri"/>
+                <w:sz w:val="22"/>
+                <w:szCs w:val="22"/>
+              </w:rPr>
+            </w:pPr>
+            <w:r>
+              <w:rPr>
+                <w:rStyle w:val="CdigoHTML"/>
+              </w:rPr>
+              <w:t>Bitmap Heap Scan</w:t>
+            </w:r>
+            <w:r>
+              <w:rPr>
+                <w:rFonts w:ascii="Calibri" w:eastAsia="Times New Roman" w:hAnsi="Calibri" w:cs="Calibri"/>
+                <w:sz w:val="22"/>
+                <w:szCs w:val="22"/>
+              </w:rPr>
+              <w:t xml:space="preserve"> sobre </w:t>
+            </w:r>
+            <w:r>
+              <w:rPr>
+                <w:rStyle w:val="CdigoHTML"/>
+              </w:rPr>
+              <w:t>idx_bitacora_lote</w:t>
+            </w:r>
+          </w:p>
+        </w:tc>
+        <w:tc>
+          <w:tcPr>
+            <w:tcW w:w="0" w:type="auto"/>
+            <w:tcBorders>
+              <w:top w:val="single" w:sz="6" w:space="0" w:color="666666"/>
+              <w:left w:val="single" w:sz="6" w:space="0" w:color="666666"/>
+              <w:bottom w:val="single" w:sz="6" w:space="0" w:color="666666"/>
+              <w:right w:val="single" w:sz="6" w:space="0" w:color="666666"/>
+            </w:tcBorders>
+            <w:tcMar>
+              <w:top w:w="90" w:type="dxa"/>
+              <w:left w:w="90" w:type="dxa"/>
+              <w:bottom w:w="90" w:type="dxa"/>
+              <w:right w:w="90" w:type="dxa"/>
+            </w:tcMar>
+            <w:hideMark/>
+          </w:tcPr>
+          <w:p>
+            <w:pPr>
+              <w:spacing w:before="180" w:after="180"/>
+              <w:rPr>
+                <w:rFonts w:ascii="Calibri" w:eastAsia="Times New Roman" w:hAnsi="Calibri" w:cs="Calibri"/>
+                <w:sz w:val="22"/>
+                <w:szCs w:val="22"/>
+              </w:rPr>
+            </w:pPr>
+            <w:r>
+              <w:rPr>
+                <w:rFonts w:ascii="Calibri" w:eastAsia="Times New Roman" w:hAnsi="Calibri" w:cs="Calibri"/>
+                <w:sz w:val="22"/>
+                <w:szCs w:val="22"/>
+              </w:rPr>
+              <w:t>Reducción del 85%</w:t>
+            </w:r>
+          </w:p>
+        </w:tc>
+      </w:tr>
+      <w:tr>
+        <w:tc>
+          <w:tcPr>
+            <w:tcW w:w="0" w:type="auto"/>
+            <w:tcBorders>
+              <w:top w:val="single" w:sz="6" w:space="0" w:color="666666"/>
+              <w:left w:val="single" w:sz="6" w:space="0" w:color="666666"/>
+              <w:bottom w:val="single" w:sz="6" w:space="0" w:color="666666"/>
+              <w:right w:val="single" w:sz="6" w:space="0" w:color="666666"/>
+            </w:tcBorders>
+            <w:tcMar>
+              <w:top w:w="90" w:type="dxa"/>
+              <w:left w:w="90" w:type="dxa"/>
+              <w:bottom w:w="90" w:type="dxa"/>
+              <w:right w:w="90" w:type="dxa"/>
+            </w:tcMar>
+            <w:hideMark/>
+          </w:tcPr>
+          <w:p>
+            <w:pPr>
+              <w:spacing w:before="180" w:after="180"/>
+              <w:rPr>
+                <w:rFonts w:ascii="Calibri" w:eastAsia="Times New Roman" w:hAnsi="Calibri" w:cs="Calibri"/>
+                <w:sz w:val="22"/>
+                <w:szCs w:val="22"/>
+              </w:rPr>
+            </w:pPr>
+            <w:r>
+              <w:rPr>
+                <w:rStyle w:val="CdigoHTML"/>
+              </w:rPr>
+              <w:t>menor_evaluado</w:t>
+            </w:r>
+            <w:r>
+              <w:rPr>
+                <w:rFonts w:ascii="Calibri" w:eastAsia="Times New Roman" w:hAnsi="Calibri" w:cs="Calibri"/>
+                <w:sz w:val="22"/>
+                <w:szCs w:val="22"/>
+              </w:rPr>
+              <w:t xml:space="preserve"> (Cruce)</w:t>
+            </w:r>
+          </w:p>
+        </w:tc>
+        <w:tc>
+          <w:tcPr>
+            <w:tcW w:w="0" w:type="auto"/>
+            <w:tcBorders>
+              <w:top w:val="single" w:sz="6" w:space="0" w:color="666666"/>
+              <w:left w:val="single" w:sz="6" w:space="0" w:color="666666"/>
+              <w:bottom w:val="single" w:sz="6" w:space="0" w:color="666666"/>
+              <w:right w:val="single" w:sz="6" w:space="0" w:color="666666"/>
+            </w:tcBorders>
+            <w:tcMar>
+              <w:top w:w="90" w:type="dxa"/>
+              <w:left w:w="90" w:type="dxa"/>
+              <w:bottom w:w="90" w:type="dxa"/>
+              <w:right w:w="90" w:type="dxa"/>
+            </w:tcMar>
+            <w:hideMark/>
+          </w:tcPr>
+          <w:p>
+            <w:pPr>
+              <w:spacing w:before="180" w:after="180"/>
+              <w:rPr>
+                <w:rFonts w:ascii="Calibri" w:eastAsia="Times New Roman" w:hAnsi="Calibri" w:cs="Calibri"/>
+                <w:sz w:val="22"/>
+                <w:szCs w:val="22"/>
+              </w:rPr>
+            </w:pPr>
+            <w:r>
+              <w:rPr>
+                <w:rStyle w:val="CdigoHTML"/>
+              </w:rPr>
+              <w:t>Hash Join</w:t>
+            </w:r>
+            <w:r>
+              <w:rPr>
+                <w:rFonts w:ascii="Calibri" w:eastAsia="Times New Roman" w:hAnsi="Calibri" w:cs="Calibri"/>
+                <w:sz w:val="22"/>
+                <w:szCs w:val="22"/>
+              </w:rPr>
+              <w:t xml:space="preserve"> + </w:t>
+            </w:r>
+            <w:r>
+              <w:rPr>
+                <w:rStyle w:val="CdigoHTML"/>
+              </w:rPr>
+              <w:t>Seq Scan</w:t>
+            </w:r>
+          </w:p>
+        </w:tc>
+        <w:tc>
+          <w:tcPr>
+            <w:tcW w:w="0" w:type="auto"/>
+            <w:tcBorders>
+              <w:top w:val="single" w:sz="6" w:space="0" w:color="666666"/>
+              <w:left w:val="single" w:sz="6" w:space="0" w:color="666666"/>
+              <w:bottom w:val="single" w:sz="6" w:space="0" w:color="666666"/>
+              <w:right w:val="single" w:sz="6" w:space="0" w:color="666666"/>
+            </w:tcBorders>
+            <w:tcMar>
+              <w:top w:w="90" w:type="dxa"/>
+              <w:left w:w="90" w:type="dxa"/>
+              <w:bottom w:w="90" w:type="dxa"/>
+              <w:right w:w="90" w:type="dxa"/>
+            </w:tcMar>
+            <w:hideMark/>
+          </w:tcPr>
+          <w:p>
+            <w:pPr>
+              <w:spacing w:before="180" w:after="180"/>
+              <w:rPr>
+                <w:rFonts w:ascii="Calibri" w:eastAsia="Times New Roman" w:hAnsi="Calibri" w:cs="Calibri"/>
+                <w:sz w:val="22"/>
+                <w:szCs w:val="22"/>
+              </w:rPr>
+            </w:pPr>
+            <w:r>
+              <w:rPr>
+                <w:rStyle w:val="CdigoHTML"/>
+              </w:rPr>
+              <w:t>Index Only Scan</w:t>
+            </w:r>
+            <w:r>
+              <w:rPr>
+                <w:rFonts w:ascii="Calibri" w:eastAsia="Times New Roman" w:hAnsi="Calibri" w:cs="Calibri"/>
+                <w:sz w:val="22"/>
+                <w:szCs w:val="22"/>
+              </w:rPr>
+              <w:t xml:space="preserve"> (</w:t>
+            </w:r>
+            <w:r>
+              <w:rPr>
+                <w:rStyle w:val="CdigoHTML"/>
+              </w:rPr>
+              <w:t>idx_menor_evaluado_cct_curp_ciclo</w:t>
+            </w:r>
+            <w:r>
+              <w:rPr>
+                <w:rFonts w:ascii="Calibri" w:eastAsia="Times New Roman" w:hAnsi="Calibri" w:cs="Calibri"/>
+                <w:sz w:val="22"/>
+                <w:szCs w:val="22"/>
+              </w:rPr>
+              <w:t>)</w:t>
+            </w:r>
+          </w:p>
+        </w:tc>
+        <w:tc>
+          <w:tcPr>
+            <w:tcW w:w="0" w:type="auto"/>
+            <w:tcBorders>
+              <w:top w:val="single" w:sz="6" w:space="0" w:color="666666"/>
+              <w:left w:val="single" w:sz="6" w:space="0" w:color="666666"/>
+              <w:bottom w:val="single" w:sz="6" w:space="0" w:color="666666"/>
+              <w:right w:val="single" w:sz="6" w:space="0" w:color="666666"/>
+            </w:tcBorders>
+            <w:tcMar>
+              <w:top w:w="90" w:type="dxa"/>
+              <w:left w:w="90" w:type="dxa"/>
+              <w:bottom w:w="90" w:type="dxa"/>
+              <w:right w:w="90" w:type="dxa"/>
+            </w:tcMar>
+            <w:hideMark/>
+          </w:tcPr>
+          <w:p>
+            <w:pPr>
+              <w:spacing w:before="180" w:after="180"/>
+              <w:rPr>
+                <w:rFonts w:ascii="Calibri" w:eastAsia="Times New Roman" w:hAnsi="Calibri" w:cs="Calibri"/>
+                <w:sz w:val="22"/>
+                <w:szCs w:val="22"/>
+              </w:rPr>
+            </w:pPr>
+            <w:r>
+              <w:rPr>
+                <w:rFonts w:ascii="Calibri" w:eastAsia="Times New Roman" w:hAnsi="Calibri" w:cs="Calibri"/>
+                <w:sz w:val="22"/>
+                <w:szCs w:val="22"/>
+              </w:rPr>
+              <w:t>Reducción del 94.3%</w:t>
+            </w:r>
+          </w:p>
+        </w:tc>
+      </w:tr>
+      <w:tr>
+        <w:tc>
+          <w:tcPr>
+            <w:tcW w:w="0" w:type="auto"/>
+            <w:tcBorders>
+              <w:top w:val="single" w:sz="6" w:space="0" w:color="666666"/>
+              <w:left w:val="single" w:sz="6" w:space="0" w:color="666666"/>
+              <w:bottom w:val="single" w:sz="6" w:space="0" w:color="666666"/>
+              <w:right w:val="single" w:sz="6" w:space="0" w:color="666666"/>
+            </w:tcBorders>
+            <w:tcMar>
+              <w:top w:w="90" w:type="dxa"/>
+              <w:left w:w="90" w:type="dxa"/>
+              <w:bottom w:w="90" w:type="dxa"/>
+              <w:right w:w="90" w:type="dxa"/>
+            </w:tcMar>
+            <w:hideMark/>
+          </w:tcPr>
+          <w:p>
+            <w:pPr>
+              <w:spacing w:before="180" w:after="180"/>
+              <w:rPr>
+                <w:rFonts w:ascii="Calibri" w:eastAsia="Times New Roman" w:hAnsi="Calibri" w:cs="Calibri"/>
+                <w:sz w:val="22"/>
+                <w:szCs w:val="22"/>
+              </w:rPr>
+            </w:pPr>
+            <w:r>
+              <w:rPr>
+                <w:rStyle w:val="CdigoHTML"/>
+              </w:rPr>
+              <w:t>CurpProcesada</w:t>
+            </w:r>
+            <w:r>
+              <w:rPr>
+                <w:rFonts w:ascii="Calibri" w:eastAsia="Times New Roman" w:hAnsi="Calibri" w:cs="Calibri"/>
+                <w:sz w:val="22"/>
+                <w:szCs w:val="22"/>
+              </w:rPr>
+              <w:t xml:space="preserve"> (Fallos)</w:t>
+            </w:r>
+          </w:p>
+        </w:tc>
+        <w:tc>
+          <w:tcPr>
+            <w:tcW w:w="0" w:type="auto"/>
+            <w:tcBorders>
+              <w:top w:val="single" w:sz="6" w:space="0" w:color="666666"/>
+              <w:left w:val="single" w:sz="6" w:space="0" w:color="666666"/>
+              <w:bottom w:val="single" w:sz="6" w:space="0" w:color="666666"/>
+              <w:right w:val="single" w:sz="6" w:space="0" w:color="666666"/>
+            </w:tcBorders>
+            <w:tcMar>
+              <w:top w:w="90" w:type="dxa"/>
+              <w:left w:w="90" w:type="dxa"/>
+              <w:bottom w:w="90" w:type="dxa"/>
+              <w:right w:w="90" w:type="dxa"/>
+            </w:tcMar>
+            <w:hideMark/>
+          </w:tcPr>
+          <w:p>
+            <w:pPr>
+              <w:spacing w:before="180" w:after="180"/>
+              <w:rPr>
+                <w:rFonts w:ascii="Calibri" w:eastAsia="Times New Roman" w:hAnsi="Calibri" w:cs="Calibri"/>
+                <w:sz w:val="22"/>
+                <w:szCs w:val="22"/>
+              </w:rPr>
+            </w:pPr>
+            <w:r>
+              <w:rPr>
+                <w:rStyle w:val="CdigoHTML"/>
+              </w:rPr>
+              <w:t>Sequential Scan</w:t>
+            </w:r>
+            <w:r>
+              <w:rPr>
+                <w:rFonts w:ascii="Calibri" w:eastAsia="Times New Roman" w:hAnsi="Calibri" w:cs="Calibri"/>
+                <w:sz w:val="22"/>
+                <w:szCs w:val="22"/>
+              </w:rPr>
+              <w:t xml:space="preserve"> con Filtro</w:t>
+            </w:r>
+          </w:p>
+        </w:tc>
+        <w:tc>
+          <w:tcPr>
+            <w:tcW w:w="0" w:type="auto"/>
+            <w:tcBorders>
+              <w:top w:val="single" w:sz="6" w:space="0" w:color="666666"/>
+              <w:left w:val="single" w:sz="6" w:space="0" w:color="666666"/>
+              <w:bottom w:val="single" w:sz="6" w:space="0" w:color="666666"/>
+              <w:right w:val="single" w:sz="6" w:space="0" w:color="666666"/>
+            </w:tcBorders>
+            <w:tcMar>
+              <w:top w:w="90" w:type="dxa"/>
+              <w:left w:w="90" w:type="dxa"/>
+              <w:bottom w:w="90" w:type="dxa"/>
+              <w:right w:w="90" w:type="dxa"/>
+            </w:tcMar>
+            <w:hideMark/>
+          </w:tcPr>
+          <w:p>
+            <w:pPr>
+              <w:spacing w:before="180" w:after="180"/>
+              <w:rPr>
+                <w:rFonts w:ascii="Calibri" w:eastAsia="Times New Roman" w:hAnsi="Calibri" w:cs="Calibri"/>
+                <w:sz w:val="22"/>
+                <w:szCs w:val="22"/>
+              </w:rPr>
+            </w:pPr>
+            <w:r>
+              <w:rPr>
+                <w:rStyle w:val="CdigoHTML"/>
+              </w:rPr>
+              <w:t>Index Scan</w:t>
+            </w:r>
+            <w:r>
+              <w:rPr>
+                <w:rFonts w:ascii="Calibri" w:eastAsia="Times New Roman" w:hAnsi="Calibri" w:cs="Calibri"/>
+                <w:sz w:val="22"/>
+                <w:szCs w:val="22"/>
+              </w:rPr>
+              <w:t xml:space="preserve"> (</w:t>
+            </w:r>
+            <w:r>
+              <w:rPr>
+                <w:rStyle w:val="CdigoHTML"/>
+              </w:rPr>
+              <w:t>idx_curp_procesada_lote_estado</w:t>
+            </w:r>
+            <w:r>
+              <w:rPr>
+                <w:rFonts w:ascii="Calibri" w:eastAsia="Times New Roman" w:hAnsi="Calibri" w:cs="Calibri"/>
+                <w:sz w:val="22"/>
+                <w:szCs w:val="22"/>
+              </w:rPr>
+              <w:t>)</w:t>
+            </w:r>
+          </w:p>
+        </w:tc>
+        <w:tc>
+          <w:tcPr>
+            <w:tcW w:w="0" w:type="auto"/>
+            <w:tcBorders>
+              <w:top w:val="single" w:sz="6" w:space="0" w:color="666666"/>
+              <w:left w:val="single" w:sz="6" w:space="0" w:color="666666"/>
+              <w:bottom w:val="single" w:sz="6" w:space="0" w:color="666666"/>
+              <w:right w:val="single" w:sz="6" w:space="0" w:color="666666"/>
+            </w:tcBorders>
+            <w:tcMar>
+              <w:top w:w="90" w:type="dxa"/>
+              <w:left w:w="90" w:type="dxa"/>
+              <w:bottom w:w="90" w:type="dxa"/>
+              <w:right w:w="90" w:type="dxa"/>
+            </w:tcMar>
+            <w:hideMark/>
+          </w:tcPr>
+          <w:p>
+            <w:pPr>
+              <w:spacing w:before="180" w:after="180"/>
+              <w:rPr>
+                <w:rFonts w:ascii="Calibri" w:eastAsia="Times New Roman" w:hAnsi="Calibri" w:cs="Calibri"/>
+                <w:sz w:val="22"/>
+                <w:szCs w:val="22"/>
+              </w:rPr>
+            </w:pPr>
+            <w:r>
+              <w:rPr>
+                <w:rFonts w:ascii="Calibri" w:eastAsia="Times New Roman" w:hAnsi="Calibri" w:cs="Calibri"/>
+                <w:sz w:val="22"/>
+                <w:szCs w:val="22"/>
+              </w:rPr>
+              <w:t>Reducción del 92%</w:t>
+            </w:r>
+          </w:p>
+        </w:tc>
+      </w:tr>
+    </w:tbl>
+    <w:p>
+      <w:pPr>
+        <w:pStyle w:val="Ttulo2"/>
+        <w:rPr>
+          <w:rFonts w:ascii="Calibri" w:eastAsia="Times New Roman" w:hAnsi="Calibri" w:cs="Calibri"/>
+        </w:rPr>
+      </w:pPr>
+      <w:r>
+        <w:rPr>
+          <w:rFonts w:ascii="Calibri" w:eastAsia="Times New Roman" w:hAnsi="Calibri" w:cs="Calibri"/>
+        </w:rPr>
+        <w:t>7. Recomendaciones de Capacity Planning (Siguiente Semestre)</w:t>
+      </w:r>
+    </w:p>
+    <w:p>
+      <w:pPr>
+        <w:pStyle w:val="NormalWeb"/>
+        <w:rPr>
+          <w:rFonts w:ascii="Calibri" w:hAnsi="Calibri" w:cs="Calibri"/>
+          <w:sz w:val="22"/>
+          <w:szCs w:val="22"/>
+        </w:rPr>
+      </w:pPr>
+      <w:r>
+        <w:rPr>
+          <w:rFonts w:ascii="Calibri" w:hAnsi="Calibri" w:cs="Calibri"/>
+          <w:sz w:val="22"/>
+          <w:szCs w:val="22"/>
+        </w:rPr>
+        <w:t xml:space="preserve">1. </w:t>
+      </w:r>
+      <w:r>
+        <w:rPr>
+          <w:rStyle w:val="Fuerte"/>
+          <w:rFonts w:ascii="Calibri" w:hAnsi="Calibri" w:cs="Calibri"/>
+          <w:sz w:val="22"/>
+          <w:szCs w:val="22"/>
+        </w:rPr>
+        <w:t>Paginación Fuerte en la API GraphQL:</w:t>
+      </w:r>
+      <w:r>
+        <w:rPr>
+          <w:rFonts w:ascii="Calibri" w:hAnsi="Calibri" w:cs="Calibri"/>
+          <w:sz w:val="22"/>
+          <w:szCs w:val="22"/>
+        </w:rPr>
+        <w:t xml:space="preserve"> El análisis demostró </w:t>
+      </w:r>
+      <w:r>
+        <w:rPr>
+          <w:rFonts w:ascii="Calibri" w:hAnsi="Calibri" w:cs="Calibri"/>
+          <w:sz w:val="22"/>
+          <w:szCs w:val="22"/>
+        </w:rPr>
+        <w:t>que las consultas a la base de datos sin límite de tasa (</w:t>
+      </w:r>
+      <w:r>
+        <w:rPr>
+          <w:rStyle w:val="CdigoHTML"/>
+        </w:rPr>
+        <w:t>rate limiting</w:t>
+      </w:r>
+      <w:r>
+        <w:rPr>
+          <w:rFonts w:ascii="Calibri" w:hAnsi="Calibri" w:cs="Calibri"/>
+          <w:sz w:val="22"/>
+          <w:szCs w:val="22"/>
+        </w:rPr>
+        <w:t>) y límites muy altos (</w:t>
+      </w:r>
+      <w:r>
+        <w:rPr>
+          <w:rStyle w:val="CdigoHTML"/>
+        </w:rPr>
+        <w:t>limit: 1000</w:t>
+      </w:r>
+      <w:r>
+        <w:rPr>
+          <w:rFonts w:ascii="Calibri" w:hAnsi="Calibri" w:cs="Calibri"/>
+          <w:sz w:val="22"/>
+          <w:szCs w:val="22"/>
+        </w:rPr>
+        <w:t>) pueden colapsar el servicio. Es vital forzar reglas estrictas de paginación a nivel de base de datos (</w:t>
+      </w:r>
+      <w:r>
+        <w:rPr>
+          <w:rStyle w:val="CdigoHTML"/>
+        </w:rPr>
+        <w:t>LIMIT / OFFSET</w:t>
+      </w:r>
+      <w:r>
+        <w:rPr>
+          <w:rFonts w:ascii="Calibri" w:hAnsi="Calibri" w:cs="Calibri"/>
+          <w:sz w:val="22"/>
+          <w:szCs w:val="22"/>
+        </w:rPr>
+        <w:t xml:space="preserve"> parametrizados) para mitigar el riesgo de denegación de servicio (DoS).</w:t>
+      </w:r>
+    </w:p>
+    <w:p>
+      <w:pPr>
+        <w:pStyle w:val="NormalWeb"/>
+        <w:rPr>
+          <w:rFonts w:ascii="Calibri" w:hAnsi="Calibri" w:cs="Calibri"/>
+          <w:sz w:val="22"/>
+          <w:szCs w:val="22"/>
+        </w:rPr>
+      </w:pPr>
+      <w:r>
+        <w:rPr>
+          <w:rFonts w:ascii="Calibri" w:hAnsi="Calibri" w:cs="Calibri"/>
+          <w:sz w:val="22"/>
+          <w:szCs w:val="22"/>
+        </w:rPr>
+        <w:t xml:space="preserve">2. </w:t>
+      </w:r>
+      <w:r>
+        <w:rPr>
+          <w:rStyle w:val="Fuerte"/>
+          <w:rFonts w:ascii="Calibri" w:hAnsi="Calibri" w:cs="Calibri"/>
+          <w:sz w:val="22"/>
+          <w:szCs w:val="22"/>
+        </w:rPr>
+        <w:t>Monitoreo de *Index Bloat*:</w:t>
+      </w:r>
+      <w:r>
+        <w:rPr>
+          <w:rFonts w:ascii="Calibri" w:hAnsi="Calibri" w:cs="Calibri"/>
+          <w:sz w:val="22"/>
+          <w:szCs w:val="22"/>
+        </w:rPr>
+        <w:t xml:space="preserve"> Dado el gran volumen de </w:t>
+      </w:r>
+      <w:r>
+        <w:rPr>
+          <w:rStyle w:val="CdigoHTML"/>
+        </w:rPr>
+        <w:t>UPDATE</w:t>
+      </w:r>
+      <w:r>
+        <w:rPr>
+          <w:rFonts w:ascii="Calibri" w:hAnsi="Calibri" w:cs="Calibri"/>
+          <w:sz w:val="22"/>
+          <w:szCs w:val="22"/>
+        </w:rPr>
+        <w:t xml:space="preserve"> sobre la tabla </w:t>
+      </w:r>
+      <w:r>
+        <w:rPr>
+          <w:rStyle w:val="CdigoHTML"/>
+        </w:rPr>
+        <w:t>CurpProcesada</w:t>
+      </w:r>
+      <w:r>
+        <w:rPr>
+          <w:rFonts w:ascii="Calibri" w:hAnsi="Calibri" w:cs="Calibri"/>
+          <w:sz w:val="22"/>
+          <w:szCs w:val="22"/>
+        </w:rPr>
+        <w:t xml:space="preserve"> (actualizando estados y rutas de PDF), es altamente probable que PostgreSQL sufra de hinchamiento de índices. Se recomienda calendarizar mantenimientos con </w:t>
+      </w:r>
+      <w:r>
+        <w:rPr>
+          <w:rStyle w:val="CdigoHTML"/>
+        </w:rPr>
+        <w:t>VACUUM ANALYZE</w:t>
+      </w:r>
+      <w:r>
+        <w:rPr>
+          <w:rFonts w:ascii="Calibri" w:hAnsi="Calibri" w:cs="Calibri"/>
+          <w:sz w:val="22"/>
+          <w:szCs w:val="22"/>
+        </w:rPr>
+        <w:t>.</w:t>
+      </w:r>
+    </w:p>
+    <w:p>
+      <w:pPr>
+        <w:pStyle w:val="Ttulo2"/>
+        <w:rPr>
+          <w:rFonts w:ascii="Calibri" w:eastAsia="Times New Roman" w:hAnsi="Calibri" w:cs="Calibri"/>
+        </w:rPr>
+      </w:pPr>
+      <w:r>
+        <w:rPr>
+          <w:rFonts w:ascii="Calibri" w:eastAsia="Times New Roman" w:hAnsi="Calibri" w:cs="Calibri"/>
+        </w:rPr>
+        <w:t>8. Próximos Pasos (Junio 2026)</w:t>
+      </w:r>
+    </w:p>
+    <w:p>
+      <w:pPr>
+        <w:numPr>
+          <w:ilvl w:val="0"/>
+          <w:numId w:val="8"/>
+        </w:numPr>
+        <w:spacing w:before="100" w:beforeAutospacing="1" w:after="100" w:afterAutospacing="1"/>
+        <w:rPr>
+          <w:rFonts w:ascii="Calibri" w:eastAsia="Times New Roman" w:hAnsi="Calibri" w:cs="Calibri"/>
+          <w:sz w:val="22"/>
+          <w:szCs w:val="22"/>
+        </w:rPr>
+      </w:pPr>
+      <w:r>
+        <w:rPr>
+          <w:rFonts w:ascii="Calibri" w:eastAsia="Times New Roman" w:hAnsi="Calibri" w:cs="Calibri"/>
+          <w:sz w:val="22"/>
+          <w:szCs w:val="22"/>
+        </w:rPr>
+        <w:t xml:space="preserve">Aplicar los índices faltantes en la tabla </w:t>
+      </w:r>
+      <w:r>
+        <w:rPr>
+          <w:rStyle w:val="CdigoHTML"/>
+        </w:rPr>
+        <w:t>BitacoraEvento</w:t>
+      </w:r>
+      <w:r>
+        <w:rPr>
+          <w:rFonts w:ascii="Calibri" w:eastAsia="Times New Roman" w:hAnsi="Calibri" w:cs="Calibri"/>
+          <w:sz w:val="22"/>
+          <w:szCs w:val="22"/>
+        </w:rPr>
+        <w:t xml:space="preserve"> en todos los ambientes.</w:t>
+      </w:r>
+    </w:p>
+    <w:p>
+      <w:pPr>
+        <w:numPr>
+          <w:ilvl w:val="0"/>
+          <w:numId w:val="8"/>
+        </w:numPr>
+        <w:spacing w:before="100" w:beforeAutospacing="1" w:after="100" w:afterAutospacing="1"/>
+        <w:rPr>
+          <w:rFonts w:ascii="Calibri" w:eastAsia="Times New Roman" w:hAnsi="Calibri" w:cs="Calibri"/>
+          <w:sz w:val="22"/>
+          <w:szCs w:val="22"/>
+        </w:rPr>
+      </w:pPr>
+      <w:r>
+        <w:rPr>
+          <w:rFonts w:ascii="Calibri" w:eastAsia="Times New Roman" w:hAnsi="Calibri" w:cs="Calibri"/>
+          <w:sz w:val="22"/>
+          <w:szCs w:val="22"/>
+        </w:rPr>
+        <w:t>Validar y auditar la integridad del hash criptográfico (</w:t>
+      </w:r>
+      <w:r>
+        <w:rPr>
+          <w:rStyle w:val="CdigoHTML"/>
+        </w:rPr>
+        <w:t>STANDARD_HASH</w:t>
+      </w:r>
+      <w:r>
+        <w:rPr>
+          <w:rFonts w:ascii="Calibri" w:eastAsia="Times New Roman" w:hAnsi="Calibri" w:cs="Calibri"/>
+          <w:sz w:val="22"/>
+          <w:szCs w:val="22"/>
+        </w:rPr>
+        <w:t>) de las vistas de MUSEMS-PU frente a escenarios productivos con PII real.</w:t>
+      </w:r>
+    </w:p>
+    <w:p>
+      <w:pPr>
+        <w:numPr>
+          <w:ilvl w:val="0"/>
+          <w:numId w:val="8"/>
+        </w:numPr>
+        <w:spacing w:before="100" w:beforeAutospacing="1" w:after="100" w:afterAutospacing="1"/>
+        <w:rPr>
+          <w:rFonts w:ascii="Calibri" w:eastAsia="Times New Roman" w:hAnsi="Calibri" w:cs="Calibri"/>
+          <w:sz w:val="22"/>
+          <w:szCs w:val="22"/>
+        </w:rPr>
+      </w:pPr>
+      <w:r>
+        <w:rPr>
+          <w:rFonts w:ascii="Calibri" w:eastAsia="Times New Roman" w:hAnsi="Calibri" w:cs="Calibri"/>
+          <w:sz w:val="22"/>
+          <w:szCs w:val="22"/>
+        </w:rPr>
+        <w:t>Integrar reportes automatizados de planes de ejecución (</w:t>
+      </w:r>
+      <w:r>
+        <w:rPr>
+          <w:rStyle w:val="CdigoHTML"/>
+        </w:rPr>
+        <w:t>EXPLAIN</w:t>
+      </w:r>
+      <w:r>
+        <w:rPr>
+          <w:rFonts w:ascii="Calibri" w:eastAsia="Times New Roman" w:hAnsi="Calibri" w:cs="Calibri"/>
+          <w:sz w:val="22"/>
+          <w:szCs w:val="22"/>
+        </w:rPr>
+        <w:t>) en los pipelines de CI/CD para detectar degradación temprana.</w:t>
+      </w:r>
+    </w:p>
+    <w:p>
+      <w:pPr>
+        <w:numPr>
+          <w:ilvl w:val="0"/>
+          <w:numId w:val="8"/>
+        </w:numPr>
+        <w:spacing w:before="100" w:beforeAutospacing="1" w:after="100" w:afterAutospacing="1"/>
+        <w:rPr>
+          <w:rFonts w:ascii="Calibri" w:eastAsia="Times New Roman" w:hAnsi="Calibri" w:cs="Calibri"/>
+          <w:sz w:val="22"/>
+          <w:szCs w:val="22"/>
+        </w:rPr>
+      </w:pPr>
+      <w:r>
+        <w:rPr>
+          <w:rFonts w:ascii="Calibri" w:eastAsia="Times New Roman" w:hAnsi="Calibri" w:cs="Calibri"/>
+          <w:sz w:val="22"/>
+          <w:szCs w:val="22"/>
+        </w:rPr>
+        <w:t>Preparar el informe de cierre trimestral con el consolidado de rendimiento frente a la carga real de producción.</w:t>
+      </w:r>
+    </w:p>
+    <w:p>
+      <w:pPr>
+        <w:rPr>
+          <w:rFonts w:ascii="Calibri" w:eastAsia="Times New Roman" w:hAnsi="Calibri" w:cs="Calibri"/>
+          <w:sz w:val="22"/>
+          <w:szCs w:val="22"/>
+        </w:rPr>
+      </w:pPr>
+      <w:r>
+        <w:rPr>
+          <w:rFonts w:ascii="Calibri" w:eastAsia="Times New Roman" w:hAnsi="Calibri" w:cs="Calibri"/>
+          <w:sz w:val="22"/>
+          <w:szCs w:val="22"/>
+        </w:rPr>
+        <w:pict w14:anchorId="25380418">
+          <v:rect id="_x0000_i1026" style="width:0;height:1.5pt" o:hralign="center" o:hrstd="t" o:hr="t" fillcolor="#a0a0a0" stroked="f"/>
+        </w:pict>
+      </w:r>
+    </w:p>
+    <w:p>
+      <w:pPr>
+        <w:pStyle w:val="NormalWeb"/>
+        <w:rPr>
+          <w:rFonts w:ascii="Calibri" w:hAnsi="Calibri" w:cs="Calibri"/>
+          <w:sz w:val="22"/>
+          <w:szCs w:val="22"/>
+        </w:rPr>
+      </w:pPr>
+      <w:r>
+        <w:rPr>
+          <w:rStyle w:val="Fuerte"/>
+          <w:rFonts w:ascii="Calibri" w:hAnsi="Calibri" w:cs="Calibri"/>
+          <w:sz w:val="22"/>
+          <w:szCs w:val="22"/>
+        </w:rPr>
+        <w:t>Comentarios adicionales:</w:t>
+      </w:r>
+    </w:p>
+    <w:p>
+      <w:pPr>
+        <w:pStyle w:val="NormalWeb"/>
+        <w:rPr>
+          <w:rFonts w:ascii="Calibri" w:hAnsi="Calibri" w:cs="Calibri"/>
+          <w:sz w:val="22"/>
+          <w:szCs w:val="22"/>
+        </w:rPr>
+      </w:pPr>
+      <w:r>
+        <w:rPr>
+          <w:rFonts w:ascii="Calibri" w:hAnsi="Calibri" w:cs="Calibri"/>
+          <w:sz w:val="22"/>
+          <w:szCs w:val="22"/>
+        </w:rPr>
+        <w:t>Este entregable corresponde al avance de mayo de 2026 y demuestra el paso de una estrategia teórica (abril) a una resolución técnica proactiva (mayo). La estandarización de borrado y cifrado en Oracle, junto con la optimización dramática (94.3%) de tiempos de lectura en PostgreSQL mediante la corrección de consultas y agregación de índices clave, dotan al ecosistema SEP de un piso sólido y resiliente para el próximo ciclo.</w:t>
       </w:r>
     </w:p>
     <w:sectPr>
@@ -886,9 +3608,9 @@
 <file path=word/numbering.xml><?xml version="1.0" encoding="utf-8"?>
 <w:numbering xmlns:wpc="http://schemas.microsoft.com/office/word/2010/wordprocessingCanvas" xmlns:cx="http://schemas.microsoft.com/office/drawing/2014/chartex" xmlns:cx1="http://schemas.microsoft.com/office/drawing/2015/9/8/chartex" xmlns:cx2="http://schemas.microsoft.com/office/drawing/2015/10/21/chartex" xmlns:cx3="http://schemas.microsoft.com/office/drawing/2016/5/9/chartex" xmlns:cx4="http://schemas.microsoft.com/office/drawing/2016/5/10/chartex" xmlns:cx5="http://schemas.microsoft.com/office/drawing/2016/5/11/chartex" xmlns:cx6="http://schemas.microsoft.com/office/drawing/2016/5/12/chartex" xmlns:cx7="http://schemas.microsoft.com/office/drawing/2016/5/13/chartex" xmlns:cx8="http://schemas.microsoft.com/office/drawing/2016/5/14/chartex" xmlns:mc="http://schemas.openxmlformats.org/markup-compatibility/2006" xmlns:aink="http://schemas.microsoft.com/office/drawing/2016/ink" xmlns:am3d="http://schemas.microsoft.com/office/drawing/2017/model3d" xmlns:o="urn:schemas-microsoft-com:office:office" xmlns:oel="http://schemas.microsoft.com/office/2019/extlst" xmlns:r="http://schemas.openxmlformats.org/officeDocument/2006/relationships" xmlns:m="http://schemas.openxmlformats.org/officeDocument/2006/math" xmlns:v="urn:schemas-microsoft-com:vml" xmlns:wp14="http://schemas.microsoft.com/office/word/2010/wordprocessingDrawing" xmlns:wp="http://schemas.openxmlformats.org/drawingml/2006/wordprocessingDrawing" xmlns:w10="urn:schemas-microsoft-com:office:word" xmlns:w="http://schemas.openxmlformats.org/wordprocessingml/2006/main" xmlns:w14="http://schemas.microsoft.com/office/word/2010/wordml" xmlns:w15="http://schemas.microsoft.com/office/word/2012/wordml" xmlns:w16cex="http://schemas.microsoft.com/office/word/2018/wordml/cex" xmlns:w16cid="http://schemas.microsoft.com/office/word/2016/wordml/cid" xmlns:w16="http://schemas.microsoft.com/office/word/2018/wordml" xmlns:w16du="http://schemas.microsoft.com/office/word/2023/wordml/word16du" xmlns:w16sdtdh="http://schemas.microsoft.com/office/word/2020/wordml/sdtdatahash" xmlns:w16sdtfl="http://schemas.microsoft.com/office/word/2024/wordml/sdtformatlock" xmlns:w16se="http://schemas.microsoft.com/office/word/2015/wordml/symex" xmlns:wpg="http://schemas.microsoft.com/office/word/2010/wordprocessingGroup" xmlns:wpi="http://schemas.microsoft.com/office/word/2010/wordprocessingInk" xmlns:wne="http://schemas.microsoft.com/office/word/2006/wordml" xmlns:wps="http://schemas.microsoft.com/office/word/2010/wordprocessingShape" mc:Ignorable="w14 w15 w16se w16cid w16 w16cex w16sdtdh w16sdtfl w16du wp14">
   <w:abstractNum w:abstractNumId="0" w15:restartNumberingAfterBreak="0">
-    <w:nsid w:val="275477B5"/>
+    <w:nsid w:val="1C923BB3"/>
     <w:multiLevelType w:val="multilevel"/>
-    <w:tmpl w:val="46687B76"/>
+    <w:tmpl w:val="EA960160"/>
     <w:lvl w:ilvl="0">
       <w:start w:val="1"/>
       <w:numFmt w:val="bullet"/>
@@ -1035,9 +3757,9 @@
     </w:lvl>
   </w:abstractNum>
   <w:abstractNum w:abstractNumId="1" w15:restartNumberingAfterBreak="0">
-    <w:nsid w:val="36BD25A6"/>
+    <w:nsid w:val="2D7B1150"/>
     <w:multiLevelType w:val="multilevel"/>
-    <w:tmpl w:val="93661D2A"/>
+    <w:tmpl w:val="C868B2DA"/>
     <w:lvl w:ilvl="0">
       <w:start w:val="1"/>
       <w:numFmt w:val="bullet"/>
@@ -1184,9 +3906,9 @@
     </w:lvl>
   </w:abstractNum>
   <w:abstractNum w:abstractNumId="2" w15:restartNumberingAfterBreak="0">
-    <w:nsid w:val="7D6C6568"/>
+    <w:nsid w:val="2E790B0E"/>
     <w:multiLevelType w:val="multilevel"/>
-    <w:tmpl w:val="2F10DB24"/>
+    <w:tmpl w:val="9FFACCF0"/>
     <w:lvl w:ilvl="0">
       <w:start w:val="1"/>
       <w:numFmt w:val="bullet"/>
@@ -1332,14 +4054,774 @@
       </w:rPr>
     </w:lvl>
   </w:abstractNum>
-  <w:num w:numId="1" w16cid:durableId="164981233">
+  <w:abstractNum w:abstractNumId="3" w15:restartNumberingAfterBreak="0">
+    <w:nsid w:val="362D192F"/>
+    <w:multiLevelType w:val="multilevel"/>
+    <w:tmpl w:val="A16A1156"/>
+    <w:lvl w:ilvl="0">
+      <w:start w:val="1"/>
+      <w:numFmt w:val="bullet"/>
+      <w:lvlText w:val=""/>
+      <w:lvlJc w:val="left"/>
+      <w:pPr>
+        <w:tabs>
+          <w:tab w:val="num" w:pos="720"/>
+        </w:tabs>
+        <w:ind w:left="720" w:hanging="360"/>
+      </w:pPr>
+      <w:rPr>
+        <w:rFonts w:ascii="Symbol" w:hAnsi="Symbol" w:hint="default"/>
+        <w:sz w:val="20"/>
+      </w:rPr>
+    </w:lvl>
+    <w:lvl w:ilvl="1" w:tentative="1">
+      <w:start w:val="1"/>
+      <w:numFmt w:val="bullet"/>
+      <w:lvlText w:val="o"/>
+      <w:lvlJc w:val="left"/>
+      <w:pPr>
+        <w:tabs>
+          <w:tab w:val="num" w:pos="1440"/>
+        </w:tabs>
+        <w:ind w:left="1440" w:hanging="360"/>
+      </w:pPr>
+      <w:rPr>
+        <w:rFonts w:ascii="Courier New" w:hAnsi="Courier New" w:hint="default"/>
+        <w:sz w:val="20"/>
+      </w:rPr>
+    </w:lvl>
+    <w:lvl w:ilvl="2" w:tentative="1">
+      <w:start w:val="1"/>
+      <w:numFmt w:val="bullet"/>
+      <w:lvlText w:val=""/>
+      <w:lvlJc w:val="left"/>
+      <w:pPr>
+        <w:tabs>
+          <w:tab w:val="num" w:pos="2160"/>
+        </w:tabs>
+        <w:ind w:left="2160" w:hanging="360"/>
+      </w:pPr>
+      <w:rPr>
+        <w:rFonts w:ascii="Wingdings" w:hAnsi="Wingdings" w:hint="default"/>
+        <w:sz w:val="20"/>
+      </w:rPr>
+    </w:lvl>
+    <w:lvl w:ilvl="3" w:tentative="1">
+      <w:start w:val="1"/>
+      <w:numFmt w:val="bullet"/>
+      <w:lvlText w:val=""/>
+      <w:lvlJc w:val="left"/>
+      <w:pPr>
+        <w:tabs>
+          <w:tab w:val="num" w:pos="2880"/>
+        </w:tabs>
+        <w:ind w:left="2880" w:hanging="360"/>
+      </w:pPr>
+      <w:rPr>
+        <w:rFonts w:ascii="Wingdings" w:hAnsi="Wingdings" w:hint="default"/>
+        <w:sz w:val="20"/>
+      </w:rPr>
+    </w:lvl>
+    <w:lvl w:ilvl="4" w:tentative="1">
+      <w:start w:val="1"/>
+      <w:numFmt w:val="bullet"/>
+      <w:lvlText w:val=""/>
+      <w:lvlJc w:val="left"/>
+      <w:pPr>
+        <w:tabs>
+          <w:tab w:val="num" w:pos="3600"/>
+        </w:tabs>
+        <w:ind w:left="3600" w:hanging="360"/>
+      </w:pPr>
+      <w:rPr>
+        <w:rFonts w:ascii="Wingdings" w:hAnsi="Wingdings" w:hint="default"/>
+        <w:sz w:val="20"/>
+      </w:rPr>
+    </w:lvl>
+    <w:lvl w:ilvl="5" w:tentative="1">
+      <w:start w:val="1"/>
+      <w:numFmt w:val="bullet"/>
+      <w:lvlText w:val=""/>
+      <w:lvlJc w:val="left"/>
+      <w:pPr>
+        <w:tabs>
+          <w:tab w:val="num" w:pos="4320"/>
+        </w:tabs>
+        <w:ind w:left="4320" w:hanging="360"/>
+      </w:pPr>
+      <w:rPr>
+        <w:rFonts w:ascii="Wingdings" w:hAnsi="Wingdings" w:hint="default"/>
+        <w:sz w:val="20"/>
+      </w:rPr>
+    </w:lvl>
+    <w:lvl w:ilvl="6" w:tentative="1">
+      <w:start w:val="1"/>
+      <w:numFmt w:val="bullet"/>
+      <w:lvlText w:val=""/>
+      <w:lvlJc w:val="left"/>
+      <w:pPr>
+        <w:tabs>
+          <w:tab w:val="num" w:pos="5040"/>
+        </w:tabs>
+        <w:ind w:left="5040" w:hanging="360"/>
+      </w:pPr>
+      <w:rPr>
+        <w:rFonts w:ascii="Wingdings" w:hAnsi="Wingdings" w:hint="default"/>
+        <w:sz w:val="20"/>
+      </w:rPr>
+    </w:lvl>
+    <w:lvl w:ilvl="7" w:tentative="1">
+      <w:start w:val="1"/>
+      <w:numFmt w:val="bullet"/>
+      <w:lvlText w:val=""/>
+      <w:lvlJc w:val="left"/>
+      <w:pPr>
+        <w:tabs>
+          <w:tab w:val="num" w:pos="5760"/>
+        </w:tabs>
+        <w:ind w:left="5760" w:hanging="360"/>
+      </w:pPr>
+      <w:rPr>
+        <w:rFonts w:ascii="Wingdings" w:hAnsi="Wingdings" w:hint="default"/>
+        <w:sz w:val="20"/>
+      </w:rPr>
+    </w:lvl>
+    <w:lvl w:ilvl="8" w:tentative="1">
+      <w:start w:val="1"/>
+      <w:numFmt w:val="bullet"/>
+      <w:lvlText w:val=""/>
+      <w:lvlJc w:val="left"/>
+      <w:pPr>
+        <w:tabs>
+          <w:tab w:val="num" w:pos="6480"/>
+        </w:tabs>
+        <w:ind w:left="6480" w:hanging="360"/>
+      </w:pPr>
+      <w:rPr>
+        <w:rFonts w:ascii="Wingdings" w:hAnsi="Wingdings" w:hint="default"/>
+        <w:sz w:val="20"/>
+      </w:rPr>
+    </w:lvl>
+  </w:abstractNum>
+  <w:abstractNum w:abstractNumId="4" w15:restartNumberingAfterBreak="0">
+    <w:nsid w:val="3EEC1582"/>
+    <w:multiLevelType w:val="multilevel"/>
+    <w:tmpl w:val="AF40E048"/>
+    <w:lvl w:ilvl="0">
+      <w:start w:val="1"/>
+      <w:numFmt w:val="bullet"/>
+      <w:lvlText w:val=""/>
+      <w:lvlJc w:val="left"/>
+      <w:pPr>
+        <w:tabs>
+          <w:tab w:val="num" w:pos="720"/>
+        </w:tabs>
+        <w:ind w:left="720" w:hanging="360"/>
+      </w:pPr>
+      <w:rPr>
+        <w:rFonts w:ascii="Symbol" w:hAnsi="Symbol" w:hint="default"/>
+        <w:sz w:val="20"/>
+      </w:rPr>
+    </w:lvl>
+    <w:lvl w:ilvl="1" w:tentative="1">
+      <w:start w:val="1"/>
+      <w:numFmt w:val="bullet"/>
+      <w:lvlText w:val="o"/>
+      <w:lvlJc w:val="left"/>
+      <w:pPr>
+        <w:tabs>
+          <w:tab w:val="num" w:pos="1440"/>
+        </w:tabs>
+        <w:ind w:left="1440" w:hanging="360"/>
+      </w:pPr>
+      <w:rPr>
+        <w:rFonts w:ascii="Courier New" w:hAnsi="Courier New" w:hint="default"/>
+        <w:sz w:val="20"/>
+      </w:rPr>
+    </w:lvl>
+    <w:lvl w:ilvl="2" w:tentative="1">
+      <w:start w:val="1"/>
+      <w:numFmt w:val="bullet"/>
+      <w:lvlText w:val=""/>
+      <w:lvlJc w:val="left"/>
+      <w:pPr>
+        <w:tabs>
+          <w:tab w:val="num" w:pos="2160"/>
+        </w:tabs>
+        <w:ind w:left="2160" w:hanging="360"/>
+      </w:pPr>
+      <w:rPr>
+        <w:rFonts w:ascii="Wingdings" w:hAnsi="Wingdings" w:hint="default"/>
+        <w:sz w:val="20"/>
+      </w:rPr>
+    </w:lvl>
+    <w:lvl w:ilvl="3" w:tentative="1">
+      <w:start w:val="1"/>
+      <w:numFmt w:val="bullet"/>
+      <w:lvlText w:val=""/>
+      <w:lvlJc w:val="left"/>
+      <w:pPr>
+        <w:tabs>
+          <w:tab w:val="num" w:pos="2880"/>
+        </w:tabs>
+        <w:ind w:left="2880" w:hanging="360"/>
+      </w:pPr>
+      <w:rPr>
+        <w:rFonts w:ascii="Wingdings" w:hAnsi="Wingdings" w:hint="default"/>
+        <w:sz w:val="20"/>
+      </w:rPr>
+    </w:lvl>
+    <w:lvl w:ilvl="4" w:tentative="1">
+      <w:start w:val="1"/>
+      <w:numFmt w:val="bullet"/>
+      <w:lvlText w:val=""/>
+      <w:lvlJc w:val="left"/>
+      <w:pPr>
+        <w:tabs>
+          <w:tab w:val="num" w:pos="3600"/>
+        </w:tabs>
+        <w:ind w:left="3600" w:hanging="360"/>
+      </w:pPr>
+      <w:rPr>
+        <w:rFonts w:ascii="Wingdings" w:hAnsi="Wingdings" w:hint="default"/>
+        <w:sz w:val="20"/>
+      </w:rPr>
+    </w:lvl>
+    <w:lvl w:ilvl="5" w:tentative="1">
+      <w:start w:val="1"/>
+      <w:numFmt w:val="bullet"/>
+      <w:lvlText w:val=""/>
+      <w:lvlJc w:val="left"/>
+      <w:pPr>
+        <w:tabs>
+          <w:tab w:val="num" w:pos="4320"/>
+        </w:tabs>
+        <w:ind w:left="4320" w:hanging="360"/>
+      </w:pPr>
+      <w:rPr>
+        <w:rFonts w:ascii="Wingdings" w:hAnsi="Wingdings" w:hint="default"/>
+        <w:sz w:val="20"/>
+      </w:rPr>
+    </w:lvl>
+    <w:lvl w:ilvl="6" w:tentative="1">
+      <w:start w:val="1"/>
+      <w:numFmt w:val="bullet"/>
+      <w:lvlText w:val=""/>
+      <w:lvlJc w:val="left"/>
+      <w:pPr>
+        <w:tabs>
+          <w:tab w:val="num" w:pos="5040"/>
+        </w:tabs>
+        <w:ind w:left="5040" w:hanging="360"/>
+      </w:pPr>
+      <w:rPr>
+        <w:rFonts w:ascii="Wingdings" w:hAnsi="Wingdings" w:hint="default"/>
+        <w:sz w:val="20"/>
+      </w:rPr>
+    </w:lvl>
+    <w:lvl w:ilvl="7" w:tentative="1">
+      <w:start w:val="1"/>
+      <w:numFmt w:val="bullet"/>
+      <w:lvlText w:val=""/>
+      <w:lvlJc w:val="left"/>
+      <w:pPr>
+        <w:tabs>
+          <w:tab w:val="num" w:pos="5760"/>
+        </w:tabs>
+        <w:ind w:left="5760" w:hanging="360"/>
+      </w:pPr>
+      <w:rPr>
+        <w:rFonts w:ascii="Wingdings" w:hAnsi="Wingdings" w:hint="default"/>
+        <w:sz w:val="20"/>
+      </w:rPr>
+    </w:lvl>
+    <w:lvl w:ilvl="8" w:tentative="1">
+      <w:start w:val="1"/>
+      <w:numFmt w:val="bullet"/>
+      <w:lvlText w:val=""/>
+      <w:lvlJc w:val="left"/>
+      <w:pPr>
+        <w:tabs>
+          <w:tab w:val="num" w:pos="6480"/>
+        </w:tabs>
+        <w:ind w:left="6480" w:hanging="360"/>
+      </w:pPr>
+      <w:rPr>
+        <w:rFonts w:ascii="Wingdings" w:hAnsi="Wingdings" w:hint="default"/>
+        <w:sz w:val="20"/>
+      </w:rPr>
+    </w:lvl>
+  </w:abstractNum>
+  <w:abstractNum w:abstractNumId="5" w15:restartNumberingAfterBreak="0">
+    <w:nsid w:val="47490381"/>
+    <w:multiLevelType w:val="multilevel"/>
+    <w:tmpl w:val="1494E810"/>
+    <w:lvl w:ilvl="0">
+      <w:start w:val="1"/>
+      <w:numFmt w:val="bullet"/>
+      <w:lvlText w:val=""/>
+      <w:lvlJc w:val="left"/>
+      <w:pPr>
+        <w:tabs>
+          <w:tab w:val="num" w:pos="720"/>
+        </w:tabs>
+        <w:ind w:left="720" w:hanging="360"/>
+      </w:pPr>
+      <w:rPr>
+        <w:rFonts w:ascii="Symbol" w:hAnsi="Symbol" w:hint="default"/>
+        <w:sz w:val="20"/>
+      </w:rPr>
+    </w:lvl>
+    <w:lvl w:ilvl="1" w:tentative="1">
+      <w:start w:val="1"/>
+      <w:numFmt w:val="bullet"/>
+      <w:lvlText w:val="o"/>
+      <w:lvlJc w:val="left"/>
+      <w:pPr>
+        <w:tabs>
+          <w:tab w:val="num" w:pos="1440"/>
+        </w:tabs>
+        <w:ind w:left="1440" w:hanging="360"/>
+      </w:pPr>
+      <w:rPr>
+        <w:rFonts w:ascii="Courier New" w:hAnsi="Courier New" w:hint="default"/>
+        <w:sz w:val="20"/>
+      </w:rPr>
+    </w:lvl>
+    <w:lvl w:ilvl="2" w:tentative="1">
+      <w:start w:val="1"/>
+      <w:numFmt w:val="bullet"/>
+      <w:lvlText w:val=""/>
+      <w:lvlJc w:val="left"/>
+      <w:pPr>
+        <w:tabs>
+          <w:tab w:val="num" w:pos="2160"/>
+        </w:tabs>
+        <w:ind w:left="2160" w:hanging="360"/>
+      </w:pPr>
+      <w:rPr>
+        <w:rFonts w:ascii="Wingdings" w:hAnsi="Wingdings" w:hint="default"/>
+        <w:sz w:val="20"/>
+      </w:rPr>
+    </w:lvl>
+    <w:lvl w:ilvl="3" w:tentative="1">
+      <w:start w:val="1"/>
+      <w:numFmt w:val="bullet"/>
+      <w:lvlText w:val=""/>
+      <w:lvlJc w:val="left"/>
+      <w:pPr>
+        <w:tabs>
+          <w:tab w:val="num" w:pos="2880"/>
+        </w:tabs>
+        <w:ind w:left="2880" w:hanging="360"/>
+      </w:pPr>
+      <w:rPr>
+        <w:rFonts w:ascii="Wingdings" w:hAnsi="Wingdings" w:hint="default"/>
+        <w:sz w:val="20"/>
+      </w:rPr>
+    </w:lvl>
+    <w:lvl w:ilvl="4" w:tentative="1">
+      <w:start w:val="1"/>
+      <w:numFmt w:val="bullet"/>
+      <w:lvlText w:val=""/>
+      <w:lvlJc w:val="left"/>
+      <w:pPr>
+        <w:tabs>
+          <w:tab w:val="num" w:pos="3600"/>
+        </w:tabs>
+        <w:ind w:left="3600" w:hanging="360"/>
+      </w:pPr>
+      <w:rPr>
+        <w:rFonts w:ascii="Wingdings" w:hAnsi="Wingdings" w:hint="default"/>
+        <w:sz w:val="20"/>
+      </w:rPr>
+    </w:lvl>
+    <w:lvl w:ilvl="5" w:tentative="1">
+      <w:start w:val="1"/>
+      <w:numFmt w:val="bullet"/>
+      <w:lvlText w:val=""/>
+      <w:lvlJc w:val="left"/>
+      <w:pPr>
+        <w:tabs>
+          <w:tab w:val="num" w:pos="4320"/>
+        </w:tabs>
+        <w:ind w:left="4320" w:hanging="360"/>
+      </w:pPr>
+      <w:rPr>
+        <w:rFonts w:ascii="Wingdings" w:hAnsi="Wingdings" w:hint="default"/>
+        <w:sz w:val="20"/>
+      </w:rPr>
+    </w:lvl>
+    <w:lvl w:ilvl="6" w:tentative="1">
+      <w:start w:val="1"/>
+      <w:numFmt w:val="bullet"/>
+      <w:lvlText w:val=""/>
+      <w:lvlJc w:val="left"/>
+      <w:pPr>
+        <w:tabs>
+          <w:tab w:val="num" w:pos="5040"/>
+        </w:tabs>
+        <w:ind w:left="5040" w:hanging="360"/>
+      </w:pPr>
+      <w:rPr>
+        <w:rFonts w:ascii="Wingdings" w:hAnsi="Wingdings" w:hint="default"/>
+        <w:sz w:val="20"/>
+      </w:rPr>
+    </w:lvl>
+    <w:lvl w:ilvl="7" w:tentative="1">
+      <w:start w:val="1"/>
+      <w:numFmt w:val="bullet"/>
+      <w:lvlText w:val=""/>
+      <w:lvlJc w:val="left"/>
+      <w:pPr>
+        <w:tabs>
+          <w:tab w:val="num" w:pos="5760"/>
+        </w:tabs>
+        <w:ind w:left="5760" w:hanging="360"/>
+      </w:pPr>
+      <w:rPr>
+        <w:rFonts w:ascii="Wingdings" w:hAnsi="Wingdings" w:hint="default"/>
+        <w:sz w:val="20"/>
+      </w:rPr>
+    </w:lvl>
+    <w:lvl w:ilvl="8" w:tentative="1">
+      <w:start w:val="1"/>
+      <w:numFmt w:val="bullet"/>
+      <w:lvlText w:val=""/>
+      <w:lvlJc w:val="left"/>
+      <w:pPr>
+        <w:tabs>
+          <w:tab w:val="num" w:pos="6480"/>
+        </w:tabs>
+        <w:ind w:left="6480" w:hanging="360"/>
+      </w:pPr>
+      <w:rPr>
+        <w:rFonts w:ascii="Wingdings" w:hAnsi="Wingdings" w:hint="default"/>
+        <w:sz w:val="20"/>
+      </w:rPr>
+    </w:lvl>
+  </w:abstractNum>
+  <w:abstractNum w:abstractNumId="6" w15:restartNumberingAfterBreak="0">
+    <w:nsid w:val="6CDA2679"/>
+    <w:multiLevelType w:val="multilevel"/>
+    <w:tmpl w:val="581A4CC4"/>
+    <w:lvl w:ilvl="0">
+      <w:start w:val="1"/>
+      <w:numFmt w:val="bullet"/>
+      <w:lvlText w:val=""/>
+      <w:lvlJc w:val="left"/>
+      <w:pPr>
+        <w:tabs>
+          <w:tab w:val="num" w:pos="720"/>
+        </w:tabs>
+        <w:ind w:left="720" w:hanging="360"/>
+      </w:pPr>
+      <w:rPr>
+        <w:rFonts w:ascii="Symbol" w:hAnsi="Symbol" w:hint="default"/>
+        <w:sz w:val="20"/>
+      </w:rPr>
+    </w:lvl>
+    <w:lvl w:ilvl="1" w:tentative="1">
+      <w:start w:val="1"/>
+      <w:numFmt w:val="bullet"/>
+      <w:lvlText w:val="o"/>
+      <w:lvlJc w:val="left"/>
+      <w:pPr>
+        <w:tabs>
+          <w:tab w:val="num" w:pos="1440"/>
+        </w:tabs>
+        <w:ind w:left="1440" w:hanging="360"/>
+      </w:pPr>
+      <w:rPr>
+        <w:rFonts w:ascii="Courier New" w:hAnsi="Courier New" w:hint="default"/>
+        <w:sz w:val="20"/>
+      </w:rPr>
+    </w:lvl>
+    <w:lvl w:ilvl="2" w:tentative="1">
+      <w:start w:val="1"/>
+      <w:numFmt w:val="bullet"/>
+      <w:lvlText w:val=""/>
+      <w:lvlJc w:val="left"/>
+      <w:pPr>
+        <w:tabs>
+          <w:tab w:val="num" w:pos="2160"/>
+        </w:tabs>
+        <w:ind w:left="2160" w:hanging="360"/>
+      </w:pPr>
+      <w:rPr>
+        <w:rFonts w:ascii="Wingdings" w:hAnsi="Wingdings" w:hint="default"/>
+        <w:sz w:val="20"/>
+      </w:rPr>
+    </w:lvl>
+    <w:lvl w:ilvl="3" w:tentative="1">
+      <w:start w:val="1"/>
+      <w:numFmt w:val="bullet"/>
+      <w:lvlText w:val=""/>
+      <w:lvlJc w:val="left"/>
+      <w:pPr>
+        <w:tabs>
+          <w:tab w:val="num" w:pos="2880"/>
+        </w:tabs>
+        <w:ind w:left="2880" w:hanging="360"/>
+      </w:pPr>
+      <w:rPr>
+        <w:rFonts w:ascii="Wingdings" w:hAnsi="Wingdings" w:hint="default"/>
+        <w:sz w:val="20"/>
+      </w:rPr>
+    </w:lvl>
+    <w:lvl w:ilvl="4" w:tentative="1">
+      <w:start w:val="1"/>
+      <w:numFmt w:val="bullet"/>
+      <w:lvlText w:val=""/>
+      <w:lvlJc w:val="left"/>
+      <w:pPr>
+        <w:tabs>
+          <w:tab w:val="num" w:pos="3600"/>
+        </w:tabs>
+        <w:ind w:left="3600" w:hanging="360"/>
+      </w:pPr>
+      <w:rPr>
+        <w:rFonts w:ascii="Wingdings" w:hAnsi="Wingdings" w:hint="default"/>
+        <w:sz w:val="20"/>
+      </w:rPr>
+    </w:lvl>
+    <w:lvl w:ilvl="5" w:tentative="1">
+      <w:start w:val="1"/>
+      <w:numFmt w:val="bullet"/>
+      <w:lvlText w:val=""/>
+      <w:lvlJc w:val="left"/>
+      <w:pPr>
+        <w:tabs>
+          <w:tab w:val="num" w:pos="4320"/>
+        </w:tabs>
+        <w:ind w:left="4320" w:hanging="360"/>
+      </w:pPr>
+      <w:rPr>
+        <w:rFonts w:ascii="Wingdings" w:hAnsi="Wingdings" w:hint="default"/>
+        <w:sz w:val="20"/>
+      </w:rPr>
+    </w:lvl>
+    <w:lvl w:ilvl="6" w:tentative="1">
+      <w:start w:val="1"/>
+      <w:numFmt w:val="bullet"/>
+      <w:lvlText w:val=""/>
+      <w:lvlJc w:val="left"/>
+      <w:pPr>
+        <w:tabs>
+          <w:tab w:val="num" w:pos="5040"/>
+        </w:tabs>
+        <w:ind w:left="5040" w:hanging="360"/>
+      </w:pPr>
+      <w:rPr>
+        <w:rFonts w:ascii="Wingdings" w:hAnsi="Wingdings" w:hint="default"/>
+        <w:sz w:val="20"/>
+      </w:rPr>
+    </w:lvl>
+    <w:lvl w:ilvl="7" w:tentative="1">
+      <w:start w:val="1"/>
+      <w:numFmt w:val="bullet"/>
+      <w:lvlText w:val=""/>
+      <w:lvlJc w:val="left"/>
+      <w:pPr>
+        <w:tabs>
+          <w:tab w:val="num" w:pos="5760"/>
+        </w:tabs>
+        <w:ind w:left="5760" w:hanging="360"/>
+      </w:pPr>
+      <w:rPr>
+        <w:rFonts w:ascii="Wingdings" w:hAnsi="Wingdings" w:hint="default"/>
+        <w:sz w:val="20"/>
+      </w:rPr>
+    </w:lvl>
+    <w:lvl w:ilvl="8" w:tentative="1">
+      <w:start w:val="1"/>
+      <w:numFmt w:val="bullet"/>
+      <w:lvlText w:val=""/>
+      <w:lvlJc w:val="left"/>
+      <w:pPr>
+        <w:tabs>
+          <w:tab w:val="num" w:pos="6480"/>
+        </w:tabs>
+        <w:ind w:left="6480" w:hanging="360"/>
+      </w:pPr>
+      <w:rPr>
+        <w:rFonts w:ascii="Wingdings" w:hAnsi="Wingdings" w:hint="default"/>
+        <w:sz w:val="20"/>
+      </w:rPr>
+    </w:lvl>
+  </w:abstractNum>
+  <w:abstractNum w:abstractNumId="7" w15:restartNumberingAfterBreak="0">
+    <w:nsid w:val="6F28260C"/>
+    <w:multiLevelType w:val="multilevel"/>
+    <w:tmpl w:val="BA1077D2"/>
+    <w:lvl w:ilvl="0">
+      <w:start w:val="1"/>
+      <w:numFmt w:val="bullet"/>
+      <w:lvlText w:val=""/>
+      <w:lvlJc w:val="left"/>
+      <w:pPr>
+        <w:tabs>
+          <w:tab w:val="num" w:pos="720"/>
+        </w:tabs>
+        <w:ind w:left="720" w:hanging="360"/>
+      </w:pPr>
+      <w:rPr>
+        <w:rFonts w:ascii="Symbol" w:hAnsi="Symbol" w:hint="default"/>
+        <w:sz w:val="20"/>
+      </w:rPr>
+    </w:lvl>
+    <w:lvl w:ilvl="1" w:tentative="1">
+      <w:start w:val="1"/>
+      <w:numFmt w:val="bullet"/>
+      <w:lvlText w:val="o"/>
+      <w:lvlJc w:val="left"/>
+      <w:pPr>
+        <w:tabs>
+          <w:tab w:val="num" w:pos="1440"/>
+        </w:tabs>
+        <w:ind w:left="1440" w:hanging="360"/>
+      </w:pPr>
+      <w:rPr>
+        <w:rFonts w:ascii="Courier New" w:hAnsi="Courier New" w:hint="default"/>
+        <w:sz w:val="20"/>
+      </w:rPr>
+    </w:lvl>
+    <w:lvl w:ilvl="2" w:tentative="1">
+      <w:start w:val="1"/>
+      <w:numFmt w:val="bullet"/>
+      <w:lvlText w:val=""/>
+      <w:lvlJc w:val="left"/>
+      <w:pPr>
+        <w:tabs>
+          <w:tab w:val="num" w:pos="2160"/>
+        </w:tabs>
+        <w:ind w:left="2160" w:hanging="360"/>
+      </w:pPr>
+      <w:rPr>
+        <w:rFonts w:ascii="Wingdings" w:hAnsi="Wingdings" w:hint="default"/>
+        <w:sz w:val="20"/>
+      </w:rPr>
+    </w:lvl>
+    <w:lvl w:ilvl="3" w:tentative="1">
+      <w:start w:val="1"/>
+      <w:numFmt w:val="bullet"/>
+      <w:lvlText w:val=""/>
+      <w:lvlJc w:val="left"/>
+      <w:pPr>
+        <w:tabs>
+          <w:tab w:val="num" w:pos="2880"/>
+        </w:tabs>
+        <w:ind w:left="2880" w:hanging="360"/>
+      </w:pPr>
+      <w:rPr>
+        <w:rFonts w:ascii="Wingdings" w:hAnsi="Wingdings" w:hint="default"/>
+        <w:sz w:val="20"/>
+      </w:rPr>
+    </w:lvl>
+    <w:lvl w:ilvl="4" w:tentative="1">
+      <w:start w:val="1"/>
+      <w:numFmt w:val="bullet"/>
+      <w:lvlText w:val=""/>
+      <w:lvlJc w:val="left"/>
+      <w:pPr>
+        <w:tabs>
+          <w:tab w:val="num" w:pos="3600"/>
+        </w:tabs>
+        <w:ind w:left="3600" w:hanging="360"/>
+      </w:pPr>
+      <w:rPr>
+        <w:rFonts w:ascii="Wingdings" w:hAnsi="Wingdings" w:hint="default"/>
+        <w:sz w:val="20"/>
+      </w:rPr>
+    </w:lvl>
+    <w:lvl w:ilvl="5" w:tentative="1">
+      <w:start w:val="1"/>
+      <w:numFmt w:val="bullet"/>
+      <w:lvlText w:val=""/>
+      <w:lvlJc w:val="left"/>
+      <w:pPr>
+        <w:tabs>
+          <w:tab w:val="num" w:pos="4320"/>
+        </w:tabs>
+        <w:ind w:left="4320" w:hanging="360"/>
+      </w:pPr>
+      <w:rPr>
+        <w:rFonts w:ascii="Wingdings" w:hAnsi="Wingdings" w:hint="default"/>
+        <w:sz w:val="20"/>
+      </w:rPr>
+    </w:lvl>
+    <w:lvl w:ilvl="6" w:tentative="1">
+      <w:start w:val="1"/>
+      <w:numFmt w:val="bullet"/>
+      <w:lvlText w:val=""/>
+      <w:lvlJc w:val="left"/>
+      <w:pPr>
+        <w:tabs>
+          <w:tab w:val="num" w:pos="5040"/>
+        </w:tabs>
+        <w:ind w:left="5040" w:hanging="360"/>
+      </w:pPr>
+      <w:rPr>
+        <w:rFonts w:ascii="Wingdings" w:hAnsi="Wingdings" w:hint="default"/>
+        <w:sz w:val="20"/>
+      </w:rPr>
+    </w:lvl>
+    <w:lvl w:ilvl="7" w:tentative="1">
+      <w:start w:val="1"/>
+      <w:numFmt w:val="bullet"/>
+      <w:lvlText w:val=""/>
+      <w:lvlJc w:val="left"/>
+      <w:pPr>
+        <w:tabs>
+          <w:tab w:val="num" w:pos="5760"/>
+        </w:tabs>
+        <w:ind w:left="5760" w:hanging="360"/>
+      </w:pPr>
+      <w:rPr>
+        <w:rFonts w:ascii="Wingdings" w:hAnsi="Wingdings" w:hint="default"/>
+        <w:sz w:val="20"/>
+      </w:rPr>
+    </w:lvl>
+    <w:lvl w:ilvl="8" w:tentative="1">
+      <w:start w:val="1"/>
+      <w:numFmt w:val="bullet"/>
+      <w:lvlText w:val=""/>
+      <w:lvlJc w:val="left"/>
+      <w:pPr>
+        <w:tabs>
+          <w:tab w:val="num" w:pos="6480"/>
+        </w:tabs>
+        <w:ind w:left="6480" w:hanging="360"/>
+      </w:pPr>
+      <w:rPr>
+        <w:rFonts w:ascii="Wingdings" w:hAnsi="Wingdings" w:hint="default"/>
+        <w:sz w:val="20"/>
+      </w:rPr>
+    </w:lvl>
+  </w:abstractNum>
+  <w:num w:numId="1" w16cid:durableId="1009530046">
+    <w:abstractNumId w:val="3"/>
+  </w:num>
+  <w:num w:numId="2" w16cid:durableId="2076660145">
+    <w:abstractNumId w:val="0"/>
+  </w:num>
+  <w:num w:numId="3" w16cid:durableId="2133477311">
     <w:abstractNumId w:val="1"/>
   </w:num>
-  <w:num w:numId="2" w16cid:durableId="907426433">
+  <w:num w:numId="4" w16cid:durableId="1784183518">
+    <w:abstractNumId w:val="4"/>
+  </w:num>
+  <w:num w:numId="5" w16cid:durableId="1141579541">
+    <w:abstractNumId w:val="6"/>
+  </w:num>
+  <w:num w:numId="6" w16cid:durableId="1624458017">
     <w:abstractNumId w:val="2"/>
   </w:num>
-  <w:num w:numId="3" w16cid:durableId="1721053150">
-    <w:abstractNumId w:val="0"/>
+  <w:num w:numId="7" w16cid:durableId="429663946">
+    <w:abstractNumId w:val="5"/>
+  </w:num>
+  <w:num w:numId="8" w16cid:durableId="408694376">
+    <w:abstractNumId w:val="7"/>
   </w:num>
 </w:numbering>
 </file>

--- a/04-Abril-Mayo/Entregables/2026-05/02-Informe_Optimizacion_Rendimiento_BD_2026-05.docx
+++ b/04-Abril-Mayo/Entregables/2026-05/02-Informe_Optimizacion_Rendimiento_BD_2026-05.docx
@@ -111,7 +111,7 @@
           <w:sz w:val="22"/>
           <w:szCs w:val="22"/>
         </w:rPr>
-        <w:pict w14:anchorId="0673D827">
+        <w:pict>
           <v:rect id="_x0000_i1025" style="width:0;height:1.5pt" o:hralign="center" o:hrstd="t" o:hr="t" fillcolor="#a0a0a0" stroked="f"/>
         </w:pict>
       </w:r>
@@ -756,87 +756,68 @@
     </w:p>
     <w:p>
       <w:pPr>
-        <w:pStyle w:val="HTMLconformatoprevio"/>
-      </w:pPr>
-    </w:p>
-    <w:p>
-      <w:pPr>
-        <w:pStyle w:val="HTMLconformatoprevio"/>
-      </w:pPr>
-      <w:r>
-        <w:t>graph TD</w:t>
-      </w:r>
-    </w:p>
-    <w:p>
-      <w:pPr>
-        <w:pStyle w:val="HTMLconformatoprevio"/>
-      </w:pPr>
-      <w:r>
-        <w:t xml:space="preserve">    A[TBAE010_ERROR] --&gt;|Foreign Key| B[TBAE009_RESPUESTA]</w:t>
-      </w:r>
-    </w:p>
-    <w:p>
-      <w:pPr>
-        <w:pStyle w:val="HTMLconformatoprevio"/>
-      </w:pPr>
-      <w:r>
-        <w:t xml:space="preserve">    B --&gt;|Foreign Key| C[TBMU013_BAJAS]</w:t>
-      </w:r>
-    </w:p>
-    <w:p>
-      <w:pPr>
-        <w:pStyle w:val="HTMLconformatoprevio"/>
-      </w:pPr>
-      <w:r>
-        <w:t xml:space="preserve">    C --&gt;|Foreign Key| D[TBMU006_INSCRIPCION]</w:t>
-      </w:r>
-    </w:p>
-    <w:p>
-      <w:pPr>
-        <w:pStyle w:val="HTMLconformatoprevio"/>
-      </w:pPr>
-      <w:r>
-        <w:t xml:space="preserve">    D --&gt;|Foreign Key| E[TBAE001_INSCRIPCION]</w:t>
-      </w:r>
-    </w:p>
-    <w:p>
-      <w:pPr>
-        <w:pStyle w:val="HTMLconformatoprevio"/>
-      </w:pPr>
-      <w:r>
-        <w:t xml:space="preserve">    E --&gt;|Foreign Key| F[TBMU020_ALUMNO]</w:t>
-      </w:r>
-    </w:p>
-    <w:p>
-      <w:pPr>
-        <w:pStyle w:val="HTMLconformatoprevio"/>
-      </w:pPr>
-      <w:r>
-        <w:t xml:space="preserve">    F --&gt;|Foreign Key| G[TBMU002_PERSONA]</w:t>
-      </w:r>
-    </w:p>
-    <w:p>
-      <w:pPr>
-        <w:pStyle w:val="HTMLconformatoprevio"/>
-      </w:pPr>
-      <w:r>
-        <w:t xml:space="preserve">    </w:t>
-      </w:r>
-    </w:p>
-    <w:p>
-      <w:pPr>
-        <w:pStyle w:val="HTMLconformatoprevio"/>
-      </w:pPr>
-      <w:r>
-        <w:t xml:space="preserve">    classDef highlight fill:#f9f,stroke:#333,stroke-width:2px;</w:t>
-      </w:r>
-    </w:p>
-    <w:p>
-      <w:pPr>
-        <w:pStyle w:val="HTMLconformatoprevio"/>
-      </w:pPr>
-      <w:r>
-        <w:t xml:space="preserve">    class A highlight</w:t>
+        <w:rPr>
+          <w:rFonts w:ascii="Calibri" w:eastAsia="Times New Roman" w:hAnsi="Calibri" w:cs="Calibri"/>
+          <w:sz w:val="22"/>
+          <w:szCs w:val="22"/>
+        </w:rPr>
+      </w:pPr>
+      <w:r>
+        <w:rPr>
+          <w:rFonts w:ascii="Calibri" w:eastAsia="Times New Roman" w:hAnsi="Calibri" w:cs="Calibri"/>
+          <w:noProof/>
+          <w:sz w:val="22"/>
+          <w:szCs w:val="22"/>
+        </w:rPr>
+        <w:lastRenderedPageBreak/>
+        <w:drawing>
+          <wp:inline distT="0" distB="0" distL="0" distR="0">
+            <wp:extent cx="1859280" cy="6385560"/>
+            <wp:effectExtent l="0" t="0" r="7620" b="0"/>
+            <wp:docPr id="2" name="Imagen 2"/>
+            <wp:cNvGraphicFramePr>
+              <a:graphicFrameLocks xmlns:a="http://schemas.openxmlformats.org/drawingml/2006/main" noChangeAspect="1"/>
+            </wp:cNvGraphicFramePr>
+            <a:graphic xmlns:a="http://schemas.openxmlformats.org/drawingml/2006/main">
+              <a:graphicData uri="http://schemas.openxmlformats.org/drawingml/2006/picture">
+                <pic:pic xmlns:pic="http://schemas.openxmlformats.org/drawingml/2006/picture">
+                  <pic:nvPicPr>
+                    <pic:cNvPr id="0" name="Picture 2"/>
+                    <pic:cNvPicPr>
+                      <a:picLocks noChangeAspect="1" noChangeArrowheads="1"/>
+                    </pic:cNvPicPr>
+                  </pic:nvPicPr>
+                  <pic:blipFill>
+                    <a:blip r:embed="rId5">
+                      <a:extLst>
+                        <a:ext uri="{28A0092B-C50C-407E-A947-70E740481C1C}">
+                          <a14:useLocalDpi xmlns:a14="http://schemas.microsoft.com/office/drawing/2010/main" val="0"/>
+                        </a:ext>
+                      </a:extLst>
+                    </a:blip>
+                    <a:srcRect/>
+                    <a:stretch>
+                      <a:fillRect/>
+                    </a:stretch>
+                  </pic:blipFill>
+                  <pic:spPr bwMode="auto">
+                    <a:xfrm>
+                      <a:off x="0" y="0"/>
+                      <a:ext cx="1859280" cy="6385560"/>
+                    </a:xfrm>
+                    <a:prstGeom prst="rect">
+                      <a:avLst/>
+                    </a:prstGeom>
+                    <a:noFill/>
+                    <a:ln>
+                      <a:noFill/>
+                    </a:ln>
+                  </pic:spPr>
+                </pic:pic>
+              </a:graphicData>
+            </a:graphic>
+          </wp:inline>
+        </w:drawing>
       </w:r>
     </w:p>
     <w:p>
@@ -850,7 +831,6 @@
         <w:rPr>
           <w:rFonts w:ascii="Calibri" w:eastAsia="Times New Roman" w:hAnsi="Calibri" w:cs="Calibri"/>
         </w:rPr>
-        <w:lastRenderedPageBreak/>
         <w:t>4. Optimización Transaccional en PostgreSQL (Vida Saludable - Fase 2)</w:t>
       </w:r>
     </w:p>
@@ -915,7 +895,15 @@
           <w:sz w:val="22"/>
           <w:szCs w:val="22"/>
         </w:rPr>
-        <w:t>La auditoría concurrente reveló problemas críticos en la construcción de *queries* que afectaban tanto el rendimiento como la seguridad:</w:t>
+        <w:t>La auditoría concurrente reveló problemas críticos en la construcció</w:t>
+      </w:r>
+      <w:r>
+        <w:rPr>
+          <w:rFonts w:ascii="Calibri" w:hAnsi="Calibri" w:cs="Calibri"/>
+          <w:sz w:val="22"/>
+          <w:szCs w:val="22"/>
+        </w:rPr>
+        <w:t>n de *queries* que afectaban tanto el rendimiento como la seguridad:</w:t>
       </w:r>
     </w:p>
     <w:p>
@@ -3265,15 +3253,7 @@
           <w:sz w:val="22"/>
           <w:szCs w:val="22"/>
         </w:rPr>
-        <w:t xml:space="preserve"> El análisis demostró </w:t>
-      </w:r>
-      <w:r>
-        <w:rPr>
-          <w:rFonts w:ascii="Calibri" w:hAnsi="Calibri" w:cs="Calibri"/>
-          <w:sz w:val="22"/>
-          <w:szCs w:val="22"/>
-        </w:rPr>
-        <w:t>que las consultas a la base de datos sin límite de tasa (</w:t>
+        <w:t xml:space="preserve"> El análisis demostró que las consultas a la base de datos sin límite de tasa (</w:t>
       </w:r>
       <w:r>
         <w:rPr>
@@ -3287,7 +3267,15 @@
           <w:sz w:val="22"/>
           <w:szCs w:val="22"/>
         </w:rPr>
-        <w:t>) y límites muy altos (</w:t>
+        <w:t>) y lí</w:t>
+      </w:r>
+      <w:r>
+        <w:rPr>
+          <w:rFonts w:ascii="Calibri" w:hAnsi="Calibri" w:cs="Calibri"/>
+          <w:sz w:val="22"/>
+          <w:szCs w:val="22"/>
+        </w:rPr>
+        <w:t>mites muy altos (</w:t>
       </w:r>
       <w:r>
         <w:rPr>
@@ -3553,8 +3541,8 @@
           <w:sz w:val="22"/>
           <w:szCs w:val="22"/>
         </w:rPr>
-        <w:pict w14:anchorId="25380418">
-          <v:rect id="_x0000_i1026" style="width:0;height:1.5pt" o:hralign="center" o:hrstd="t" o:hr="t" fillcolor="#a0a0a0" stroked="f"/>
+        <w:pict>
+          <v:rect id="_x0000_i1027" style="width:0;height:1.5pt" o:hralign="center" o:hrstd="t" o:hr="t" fillcolor="#a0a0a0" stroked="f"/>
         </w:pict>
       </w:r>
     </w:p>
@@ -3608,9 +3596,9 @@
 <file path=word/numbering.xml><?xml version="1.0" encoding="utf-8"?>
 <w:numbering xmlns:wpc="http://schemas.microsoft.com/office/word/2010/wordprocessingCanvas" xmlns:cx="http://schemas.microsoft.com/office/drawing/2014/chartex" xmlns:cx1="http://schemas.microsoft.com/office/drawing/2015/9/8/chartex" xmlns:cx2="http://schemas.microsoft.com/office/drawing/2015/10/21/chartex" xmlns:cx3="http://schemas.microsoft.com/office/drawing/2016/5/9/chartex" xmlns:cx4="http://schemas.microsoft.com/office/drawing/2016/5/10/chartex" xmlns:cx5="http://schemas.microsoft.com/office/drawing/2016/5/11/chartex" xmlns:cx6="http://schemas.microsoft.com/office/drawing/2016/5/12/chartex" xmlns:cx7="http://schemas.microsoft.com/office/drawing/2016/5/13/chartex" xmlns:cx8="http://schemas.microsoft.com/office/drawing/2016/5/14/chartex" xmlns:mc="http://schemas.openxmlformats.org/markup-compatibility/2006" xmlns:aink="http://schemas.microsoft.com/office/drawing/2016/ink" xmlns:am3d="http://schemas.microsoft.com/office/drawing/2017/model3d" xmlns:o="urn:schemas-microsoft-com:office:office" xmlns:oel="http://schemas.microsoft.com/office/2019/extlst" xmlns:r="http://schemas.openxmlformats.org/officeDocument/2006/relationships" xmlns:m="http://schemas.openxmlformats.org/officeDocument/2006/math" xmlns:v="urn:schemas-microsoft-com:vml" xmlns:wp14="http://schemas.microsoft.com/office/word/2010/wordprocessingDrawing" xmlns:wp="http://schemas.openxmlformats.org/drawingml/2006/wordprocessingDrawing" xmlns:w10="urn:schemas-microsoft-com:office:word" xmlns:w="http://schemas.openxmlformats.org/wordprocessingml/2006/main" xmlns:w14="http://schemas.microsoft.com/office/word/2010/wordml" xmlns:w15="http://schemas.microsoft.com/office/word/2012/wordml" xmlns:w16cex="http://schemas.microsoft.com/office/word/2018/wordml/cex" xmlns:w16cid="http://schemas.microsoft.com/office/word/2016/wordml/cid" xmlns:w16="http://schemas.microsoft.com/office/word/2018/wordml" xmlns:w16du="http://schemas.microsoft.com/office/word/2023/wordml/word16du" xmlns:w16sdtdh="http://schemas.microsoft.com/office/word/2020/wordml/sdtdatahash" xmlns:w16sdtfl="http://schemas.microsoft.com/office/word/2024/wordml/sdtformatlock" xmlns:w16se="http://schemas.microsoft.com/office/word/2015/wordml/symex" xmlns:wpg="http://schemas.microsoft.com/office/word/2010/wordprocessingGroup" xmlns:wpi="http://schemas.microsoft.com/office/word/2010/wordprocessingInk" xmlns:wne="http://schemas.microsoft.com/office/word/2006/wordml" xmlns:wps="http://schemas.microsoft.com/office/word/2010/wordprocessingShape" mc:Ignorable="w14 w15 w16se w16cid w16 w16cex w16sdtdh w16sdtfl w16du wp14">
   <w:abstractNum w:abstractNumId="0" w15:restartNumberingAfterBreak="0">
-    <w:nsid w:val="1C923BB3"/>
+    <w:nsid w:val="16F84AA9"/>
     <w:multiLevelType w:val="multilevel"/>
-    <w:tmpl w:val="EA960160"/>
+    <w:tmpl w:val="EA487702"/>
     <w:lvl w:ilvl="0">
       <w:start w:val="1"/>
       <w:numFmt w:val="bullet"/>
@@ -3757,9 +3745,9 @@
     </w:lvl>
   </w:abstractNum>
   <w:abstractNum w:abstractNumId="1" w15:restartNumberingAfterBreak="0">
-    <w:nsid w:val="2D7B1150"/>
+    <w:nsid w:val="194226DA"/>
     <w:multiLevelType w:val="multilevel"/>
-    <w:tmpl w:val="C868B2DA"/>
+    <w:tmpl w:val="4EC42918"/>
     <w:lvl w:ilvl="0">
       <w:start w:val="1"/>
       <w:numFmt w:val="bullet"/>
@@ -3906,9 +3894,9 @@
     </w:lvl>
   </w:abstractNum>
   <w:abstractNum w:abstractNumId="2" w15:restartNumberingAfterBreak="0">
-    <w:nsid w:val="2E790B0E"/>
+    <w:nsid w:val="2305235E"/>
     <w:multiLevelType w:val="multilevel"/>
-    <w:tmpl w:val="9FFACCF0"/>
+    <w:tmpl w:val="1AF4707E"/>
     <w:lvl w:ilvl="0">
       <w:start w:val="1"/>
       <w:numFmt w:val="bullet"/>
@@ -4055,9 +4043,9 @@
     </w:lvl>
   </w:abstractNum>
   <w:abstractNum w:abstractNumId="3" w15:restartNumberingAfterBreak="0">
-    <w:nsid w:val="362D192F"/>
+    <w:nsid w:val="26BB0B9C"/>
     <w:multiLevelType w:val="multilevel"/>
-    <w:tmpl w:val="A16A1156"/>
+    <w:tmpl w:val="1E18ECCC"/>
     <w:lvl w:ilvl="0">
       <w:start w:val="1"/>
       <w:numFmt w:val="bullet"/>
@@ -4204,9 +4192,9 @@
     </w:lvl>
   </w:abstractNum>
   <w:abstractNum w:abstractNumId="4" w15:restartNumberingAfterBreak="0">
-    <w:nsid w:val="3EEC1582"/>
+    <w:nsid w:val="29817843"/>
     <w:multiLevelType w:val="multilevel"/>
-    <w:tmpl w:val="AF40E048"/>
+    <w:tmpl w:val="09B83398"/>
     <w:lvl w:ilvl="0">
       <w:start w:val="1"/>
       <w:numFmt w:val="bullet"/>
@@ -4353,9 +4341,9 @@
     </w:lvl>
   </w:abstractNum>
   <w:abstractNum w:abstractNumId="5" w15:restartNumberingAfterBreak="0">
-    <w:nsid w:val="47490381"/>
+    <w:nsid w:val="37F32200"/>
     <w:multiLevelType w:val="multilevel"/>
-    <w:tmpl w:val="1494E810"/>
+    <w:tmpl w:val="443AFB80"/>
     <w:lvl w:ilvl="0">
       <w:start w:val="1"/>
       <w:numFmt w:val="bullet"/>
@@ -4502,9 +4490,9 @@
     </w:lvl>
   </w:abstractNum>
   <w:abstractNum w:abstractNumId="6" w15:restartNumberingAfterBreak="0">
-    <w:nsid w:val="6CDA2679"/>
+    <w:nsid w:val="50BC7EF8"/>
     <w:multiLevelType w:val="multilevel"/>
-    <w:tmpl w:val="581A4CC4"/>
+    <w:tmpl w:val="A2D8DC4E"/>
     <w:lvl w:ilvl="0">
       <w:start w:val="1"/>
       <w:numFmt w:val="bullet"/>
@@ -4651,9 +4639,9 @@
     </w:lvl>
   </w:abstractNum>
   <w:abstractNum w:abstractNumId="7" w15:restartNumberingAfterBreak="0">
-    <w:nsid w:val="6F28260C"/>
+    <w:nsid w:val="77751B5D"/>
     <w:multiLevelType w:val="multilevel"/>
-    <w:tmpl w:val="BA1077D2"/>
+    <w:tmpl w:val="DC7E50A0"/>
     <w:lvl w:ilvl="0">
       <w:start w:val="1"/>
       <w:numFmt w:val="bullet"/>
@@ -4799,29 +4787,29 @@
       </w:rPr>
     </w:lvl>
   </w:abstractNum>
-  <w:num w:numId="1" w16cid:durableId="1009530046">
+  <w:num w:numId="1" w16cid:durableId="244924377">
+    <w:abstractNumId w:val="2"/>
+  </w:num>
+  <w:num w:numId="2" w16cid:durableId="1905411947">
+    <w:abstractNumId w:val="0"/>
+  </w:num>
+  <w:num w:numId="3" w16cid:durableId="1913392589">
     <w:abstractNumId w:val="3"/>
   </w:num>
-  <w:num w:numId="2" w16cid:durableId="2076660145">
-    <w:abstractNumId w:val="0"/>
-  </w:num>
-  <w:num w:numId="3" w16cid:durableId="2133477311">
-    <w:abstractNumId w:val="1"/>
-  </w:num>
-  <w:num w:numId="4" w16cid:durableId="1784183518">
+  <w:num w:numId="4" w16cid:durableId="1564216068">
     <w:abstractNumId w:val="4"/>
   </w:num>
-  <w:num w:numId="5" w16cid:durableId="1141579541">
+  <w:num w:numId="5" w16cid:durableId="349841838">
     <w:abstractNumId w:val="6"/>
   </w:num>
-  <w:num w:numId="6" w16cid:durableId="1624458017">
-    <w:abstractNumId w:val="2"/>
-  </w:num>
-  <w:num w:numId="7" w16cid:durableId="429663946">
+  <w:num w:numId="6" w16cid:durableId="209730603">
     <w:abstractNumId w:val="5"/>
   </w:num>
-  <w:num w:numId="8" w16cid:durableId="408694376">
+  <w:num w:numId="7" w16cid:durableId="899635642">
     <w:abstractNumId w:val="7"/>
+  </w:num>
+  <w:num w:numId="8" w16cid:durableId="1715501876">
+    <w:abstractNumId w:val="1"/>
   </w:num>
 </w:numbering>
 </file>
